--- a/FYP 1 Proposal.docx
+++ b/FYP 1 Proposal.docx
@@ -1,6 +1,7 @@
 
 <file path=word/document.xml><?xml version="1.0" encoding="utf-8"?>
 <w:document xmlns:wpc="http://schemas.microsoft.com/office/word/2010/wordprocessingCanvas" xmlns:mc="http://schemas.openxmlformats.org/markup-compatibility/2006" xmlns:o="urn:schemas-microsoft-com:office:office" xmlns:r="http://schemas.openxmlformats.org/officeDocument/2006/relationships" xmlns:m="http://schemas.openxmlformats.org/officeDocument/2006/math" xmlns:v="urn:schemas-microsoft-com:vml" xmlns:wp14="http://schemas.microsoft.com/office/word/2010/wordprocessingDrawing" xmlns:wp="http://schemas.openxmlformats.org/drawingml/2006/wordprocessingDrawing" xmlns:w10="urn:schemas-microsoft-com:office:word" xmlns:w="http://schemas.openxmlformats.org/wordprocessingml/2006/main" xmlns:w14="http://schemas.microsoft.com/office/word/2010/wordml" xmlns:w15="http://schemas.microsoft.com/office/word/2012/wordml" xmlns:wpg="http://schemas.microsoft.com/office/word/2010/wordprocessingGroup" xmlns:wpi="http://schemas.microsoft.com/office/word/2010/wordprocessingInk" xmlns:wne="http://schemas.microsoft.com/office/word/2006/wordml" xmlns:wps="http://schemas.microsoft.com/office/word/2010/wordprocessingShape" mc:Ignorable="w14 w15 wp14">
+  <w:background w:color="FFFFFF" w:themeColor="background1"/>
   <w:body>
     <w:p>
       <w:pPr>
@@ -15,11 +16,7 @@
           <w:szCs w:val="24"/>
         </w:rPr>
       </w:pPr>
-    </w:p>
-    <w:p>
-      <w:pPr>
-        <w:spacing w:before="100" w:beforeAutospacing="1" w:after="100" w:afterAutospacing="1" w:line="240" w:lineRule="auto"/>
-        <w:outlineLvl w:val="0"/>
+      <w:r>
         <w:rPr>
           <w:rFonts w:ascii="Times New Roman" w:eastAsia="Times New Roman" w:hAnsi="Times New Roman" w:cs="Times New Roman"/>
           <w:b/>
@@ -28,7 +25,8 @@
           <w:sz w:val="24"/>
           <w:szCs w:val="24"/>
         </w:rPr>
-      </w:pPr>
+        <w:t xml:space="preserve">   </w:t>
+      </w:r>
       <w:r>
         <w:rPr>
           <w:rFonts w:ascii="Times New Roman" w:eastAsia="Times New Roman" w:hAnsi="Times New Roman" w:cs="Times New Roman"/>
@@ -38,7 +36,7 @@
           <w:sz w:val="24"/>
           <w:szCs w:val="24"/>
         </w:rPr>
-        <w:t>Submitted By</w:t>
+        <w:t xml:space="preserve">                                                        </w:t>
       </w:r>
       <w:r>
         <w:rPr>
@@ -49,7 +47,7 @@
           <w:sz w:val="24"/>
           <w:szCs w:val="24"/>
         </w:rPr>
-        <w:t xml:space="preserve">                                 </w:t>
+        <w:t xml:space="preserve">           </w:t>
       </w:r>
       <w:r>
         <w:rPr>
@@ -60,7 +58,7 @@
           <w:sz w:val="24"/>
           <w:szCs w:val="24"/>
         </w:rPr>
-        <w:t xml:space="preserve">             Javeria</w:t>
+        <w:t xml:space="preserve">              </w:t>
       </w:r>
       <w:r>
         <w:rPr>
@@ -71,13 +69,9 @@
           <w:sz w:val="24"/>
           <w:szCs w:val="24"/>
         </w:rPr>
-        <w:t xml:space="preserve"> Hameed</w:t>
-      </w:r>
-    </w:p>
-    <w:p>
-      <w:pPr>
-        <w:spacing w:before="100" w:beforeAutospacing="1" w:after="100" w:afterAutospacing="1" w:line="240" w:lineRule="auto"/>
-        <w:outlineLvl w:val="0"/>
+        <w:t xml:space="preserve">                            </w:t>
+      </w:r>
+      <w:r>
         <w:rPr>
           <w:rFonts w:ascii="Times New Roman" w:eastAsia="Times New Roman" w:hAnsi="Times New Roman" w:cs="Times New Roman"/>
           <w:b/>
@@ -86,192 +80,7 @@
           <w:sz w:val="24"/>
           <w:szCs w:val="24"/>
         </w:rPr>
-      </w:pPr>
-    </w:p>
-    <w:p>
-      <w:pPr>
-        <w:spacing w:before="100" w:beforeAutospacing="1" w:after="100" w:afterAutospacing="1" w:line="240" w:lineRule="auto"/>
-        <w:outlineLvl w:val="0"/>
-        <w:rPr>
-          <w:rFonts w:ascii="Times New Roman" w:eastAsia="Times New Roman" w:hAnsi="Times New Roman" w:cs="Times New Roman"/>
-          <w:b/>
-          <w:bCs/>
-          <w:kern w:val="36"/>
-          <w:sz w:val="24"/>
-          <w:szCs w:val="24"/>
-        </w:rPr>
-      </w:pPr>
-      <w:r>
-        <w:rPr>
-          <w:rFonts w:ascii="Times New Roman" w:eastAsia="Times New Roman" w:hAnsi="Times New Roman" w:cs="Times New Roman"/>
-          <w:b/>
-          <w:bCs/>
-          <w:kern w:val="36"/>
-          <w:sz w:val="24"/>
-          <w:szCs w:val="24"/>
-        </w:rPr>
-        <w:t xml:space="preserve">Roll no                              </w:t>
-      </w:r>
-      <w:r>
-        <w:rPr>
-          <w:rFonts w:ascii="Times New Roman" w:eastAsia="Times New Roman" w:hAnsi="Times New Roman" w:cs="Times New Roman"/>
-          <w:b/>
-          <w:bCs/>
-          <w:kern w:val="36"/>
-          <w:sz w:val="24"/>
-          <w:szCs w:val="24"/>
-        </w:rPr>
-        <w:t xml:space="preserve">                           F23BinFT1E02068</w:t>
-      </w:r>
-      <w:r>
-        <w:rPr>
-          <w:rFonts w:ascii="Times New Roman" w:eastAsia="Times New Roman" w:hAnsi="Times New Roman" w:cs="Times New Roman"/>
-          <w:b/>
-          <w:bCs/>
-          <w:kern w:val="36"/>
-          <w:sz w:val="24"/>
-          <w:szCs w:val="24"/>
-        </w:rPr>
-        <w:t xml:space="preserve">                                                                                                                                        </w:t>
-      </w:r>
-    </w:p>
-    <w:p>
-      <w:pPr>
-        <w:spacing w:before="100" w:beforeAutospacing="1" w:after="100" w:afterAutospacing="1" w:line="240" w:lineRule="auto"/>
-        <w:outlineLvl w:val="0"/>
-        <w:rPr>
-          <w:rFonts w:ascii="Times New Roman" w:eastAsia="Times New Roman" w:hAnsi="Times New Roman" w:cs="Times New Roman"/>
-          <w:b/>
-          <w:bCs/>
-          <w:kern w:val="36"/>
-          <w:sz w:val="24"/>
-          <w:szCs w:val="24"/>
-        </w:rPr>
-      </w:pPr>
-    </w:p>
-    <w:p>
-      <w:pPr>
-        <w:spacing w:before="100" w:beforeAutospacing="1" w:after="100" w:afterAutospacing="1" w:line="240" w:lineRule="auto"/>
-        <w:outlineLvl w:val="0"/>
-        <w:rPr>
-          <w:rFonts w:ascii="Times New Roman" w:eastAsia="Times New Roman" w:hAnsi="Times New Roman" w:cs="Times New Roman"/>
-          <w:b/>
-          <w:bCs/>
-          <w:kern w:val="36"/>
-          <w:sz w:val="24"/>
-          <w:szCs w:val="24"/>
-        </w:rPr>
-      </w:pPr>
-      <w:r>
-        <w:rPr>
-          <w:rFonts w:ascii="Times New Roman" w:eastAsia="Times New Roman" w:hAnsi="Times New Roman" w:cs="Times New Roman"/>
-          <w:b/>
-          <w:bCs/>
-          <w:kern w:val="36"/>
-          <w:sz w:val="24"/>
-          <w:szCs w:val="24"/>
-        </w:rPr>
-        <w:t xml:space="preserve">Semester                     </w:t>
-      </w:r>
-      <w:r>
-        <w:rPr>
-          <w:rFonts w:ascii="Times New Roman" w:eastAsia="Times New Roman" w:hAnsi="Times New Roman" w:cs="Times New Roman"/>
-          <w:b/>
-          <w:bCs/>
-          <w:kern w:val="36"/>
-          <w:sz w:val="24"/>
-          <w:szCs w:val="24"/>
-        </w:rPr>
-        <w:t xml:space="preserve">                                 IT 7 semester</w:t>
-      </w:r>
-    </w:p>
-    <w:p>
-      <w:pPr>
-        <w:spacing w:before="100" w:beforeAutospacing="1" w:after="100" w:afterAutospacing="1" w:line="240" w:lineRule="auto"/>
-        <w:outlineLvl w:val="0"/>
-        <w:rPr>
-          <w:rFonts w:ascii="Times New Roman" w:eastAsia="Times New Roman" w:hAnsi="Times New Roman" w:cs="Times New Roman"/>
-          <w:b/>
-          <w:bCs/>
-          <w:kern w:val="36"/>
-          <w:sz w:val="24"/>
-          <w:szCs w:val="24"/>
-        </w:rPr>
-      </w:pPr>
-    </w:p>
-    <w:p>
-      <w:pPr>
-        <w:spacing w:before="100" w:beforeAutospacing="1" w:after="100" w:afterAutospacing="1" w:line="240" w:lineRule="auto"/>
-        <w:outlineLvl w:val="0"/>
-        <w:rPr>
-          <w:rFonts w:ascii="Times New Roman" w:eastAsia="Times New Roman" w:hAnsi="Times New Roman" w:cs="Times New Roman"/>
-          <w:b/>
-          <w:bCs/>
-          <w:kern w:val="36"/>
-          <w:sz w:val="24"/>
-          <w:szCs w:val="24"/>
-        </w:rPr>
-      </w:pPr>
-      <w:r>
-        <w:rPr>
-          <w:rFonts w:ascii="Times New Roman" w:eastAsia="Times New Roman" w:hAnsi="Times New Roman" w:cs="Times New Roman"/>
-          <w:b/>
-          <w:bCs/>
-          <w:kern w:val="36"/>
-          <w:sz w:val="24"/>
-          <w:szCs w:val="24"/>
-        </w:rPr>
-        <w:t xml:space="preserve">Submitted To                                              Sir Wahaj Ali </w:t>
-      </w:r>
-      <w:r>
-        <w:rPr>
-          <w:rFonts w:ascii="Times New Roman" w:eastAsia="Times New Roman" w:hAnsi="Times New Roman" w:cs="Times New Roman"/>
-          <w:b/>
-          <w:bCs/>
-          <w:kern w:val="36"/>
-          <w:sz w:val="24"/>
-          <w:szCs w:val="24"/>
-        </w:rPr>
-        <w:t xml:space="preserve">    </w:t>
-      </w:r>
-    </w:p>
-    <w:p>
-      <w:pPr>
-        <w:spacing w:before="100" w:beforeAutospacing="1" w:after="100" w:afterAutospacing="1" w:line="240" w:lineRule="auto"/>
-        <w:outlineLvl w:val="0"/>
-        <w:rPr>
-          <w:rFonts w:ascii="Times New Roman" w:eastAsia="Times New Roman" w:hAnsi="Times New Roman" w:cs="Times New Roman"/>
-          <w:b/>
-          <w:bCs/>
-          <w:kern w:val="36"/>
-          <w:sz w:val="24"/>
-          <w:szCs w:val="24"/>
-        </w:rPr>
-      </w:pPr>
-    </w:p>
-    <w:p>
-      <w:pPr>
-        <w:spacing w:before="100" w:beforeAutospacing="1" w:after="100" w:afterAutospacing="1" w:line="240" w:lineRule="auto"/>
-        <w:outlineLvl w:val="0"/>
-        <w:rPr>
-          <w:rFonts w:ascii="Times New Roman" w:eastAsia="Times New Roman" w:hAnsi="Times New Roman" w:cs="Times New Roman"/>
-          <w:b/>
-          <w:bCs/>
-          <w:kern w:val="36"/>
-          <w:sz w:val="24"/>
-          <w:szCs w:val="24"/>
-        </w:rPr>
-      </w:pPr>
-      <w:r>
-        <w:rPr>
-          <w:rFonts w:ascii="Times New Roman" w:eastAsia="Times New Roman" w:hAnsi="Times New Roman" w:cs="Times New Roman"/>
-          <w:b/>
-          <w:bCs/>
-          <w:kern w:val="36"/>
-          <w:sz w:val="24"/>
-          <w:szCs w:val="24"/>
-        </w:rPr>
-        <w:t xml:space="preserve">Institution                                                  The  </w:t>
+        <w:t xml:space="preserve">                          </w:t>
       </w:r>
       <w:bookmarkStart w:id="0" w:name="_GoBack"/>
       <w:bookmarkEnd w:id="0"/>
@@ -284,9 +93,13 @@
           <w:sz w:val="24"/>
           <w:szCs w:val="24"/>
         </w:rPr>
-        <w:t xml:space="preserve">Islamia University Of Bahawalpur </w:t>
-      </w:r>
-      <w:r>
+        <w:t xml:space="preserve">   </w:t>
+      </w:r>
+    </w:p>
+    <w:p>
+      <w:pPr>
+        <w:spacing w:before="100" w:beforeAutospacing="1" w:after="100" w:afterAutospacing="1" w:line="240" w:lineRule="auto"/>
+        <w:outlineLvl w:val="0"/>
         <w:rPr>
           <w:rFonts w:ascii="Times New Roman" w:eastAsia="Times New Roman" w:hAnsi="Times New Roman" w:cs="Times New Roman"/>
           <w:b/>
@@ -295,8 +108,7 @@
           <w:sz w:val="24"/>
           <w:szCs w:val="24"/>
         </w:rPr>
-        <w:t xml:space="preserve">                    </w:t>
-      </w:r>
+      </w:pPr>
       <w:r>
         <w:rPr>
           <w:rFonts w:ascii="Times New Roman" w:eastAsia="Times New Roman" w:hAnsi="Times New Roman" w:cs="Times New Roman"/>
@@ -306,9 +118,294 @@
           <w:sz w:val="24"/>
           <w:szCs w:val="24"/>
         </w:rPr>
-        <w:t xml:space="preserve">                            </w:t>
-      </w:r>
-      <w:r>
+        <w:t xml:space="preserve">  </w:t>
+      </w:r>
+    </w:p>
+    <w:p>
+      <w:pPr>
+        <w:spacing w:after="60"/>
+        <w:jc w:val="center"/>
+      </w:pPr>
+      <w:r>
+        <w:rPr>
+          <w:rFonts w:ascii="Arial" w:hAnsi="Arial"/>
+          <w:b/>
+          <w:color w:val="1C4182"/>
+          <w:sz w:val="34"/>
+        </w:rPr>
+        <w:t xml:space="preserve"> </w:t>
+      </w:r>
+      <w:r>
+        <w:rPr>
+          <w:rFonts w:ascii="Arial" w:hAnsi="Arial"/>
+          <w:b/>
+          <w:color w:val="1C4182"/>
+          <w:sz w:val="34"/>
+        </w:rPr>
+        <w:t>[</w:t>
+      </w:r>
+      <w:r>
+        <w:rPr>
+          <w:rFonts w:ascii="Arial" w:hAnsi="Arial"/>
+          <w:b/>
+          <w:color w:val="1C4182"/>
+          <w:sz w:val="34"/>
+        </w:rPr>
+        <w:t>THE ISLAMIA UNIVERSITY OF BAHAWALPUR</w:t>
+      </w:r>
+      <w:r>
+        <w:rPr>
+          <w:rFonts w:ascii="Arial" w:hAnsi="Arial"/>
+          <w:b/>
+          <w:color w:val="1C4182"/>
+          <w:sz w:val="34"/>
+        </w:rPr>
+        <w:t>]</w:t>
+      </w:r>
+    </w:p>
+    <w:p>
+      <w:pPr>
+        <w:spacing w:after="360"/>
+        <w:jc w:val="center"/>
+      </w:pPr>
+      <w:r>
+        <w:rPr>
+          <w:rFonts w:ascii="Arial" w:hAnsi="Arial"/>
+          <w:color w:val="555F6E"/>
+        </w:rPr>
+        <w:t>Department of [Computer Science / Software Engineering]</w:t>
+      </w:r>
+    </w:p>
+    <w:p>
+      <w:pPr>
+        <w:pBdr>
+          <w:bottom w:val="single" w:sz="18" w:space="1" w:color="2457A7"/>
+        </w:pBdr>
+        <w:spacing w:after="480"/>
+        <w:jc w:val="center"/>
+      </w:pPr>
+      <w:r>
+        <w:t xml:space="preserve"> </w:t>
+      </w:r>
+    </w:p>
+    <w:p>
+      <w:pPr>
+        <w:spacing w:after="320"/>
+        <w:jc w:val="center"/>
+      </w:pPr>
+      <w:r>
+        <w:rPr>
+          <w:rFonts w:ascii="Arial" w:hAnsi="Arial"/>
+          <w:b/>
+          <w:color w:val="5A697D"/>
+          <w:sz w:val="24"/>
+        </w:rPr>
+        <w:t>PROJECT PROPOSAL</w:t>
+      </w:r>
+    </w:p>
+    <w:p>
+      <w:pPr>
+        <w:spacing w:after="40"/>
+        <w:jc w:val="center"/>
+      </w:pPr>
+      <w:r>
+        <w:rPr>
+          <w:rFonts w:ascii="Arial" w:hAnsi="Arial"/>
+          <w:b/>
+          <w:color w:val="1C4182"/>
+          <w:sz w:val="46"/>
+        </w:rPr>
+        <w:t>AI-POWERED AUTOMATED</w:t>
+      </w:r>
+    </w:p>
+    <w:p>
+      <w:pPr>
+        <w:spacing w:after="280"/>
+        <w:jc w:val="center"/>
+      </w:pPr>
+      <w:r>
+        <w:rPr>
+          <w:rFonts w:ascii="Arial" w:hAnsi="Arial"/>
+          <w:b/>
+          <w:color w:val="1C4182"/>
+          <w:sz w:val="46"/>
+        </w:rPr>
+        <w:t>WEB TESTING ASSISTANT</w:t>
+      </w:r>
+    </w:p>
+    <w:p>
+      <w:pPr>
+        <w:spacing w:after="500"/>
+        <w:jc w:val="center"/>
+      </w:pPr>
+      <w:r>
+        <w:rPr>
+          <w:rFonts w:ascii="Arial" w:hAnsi="Arial"/>
+          <w:color w:val="555F6E"/>
+          <w:sz w:val="20"/>
+        </w:rPr>
+        <w:t>AI-based test generation • Browser automation • Test reporting</w:t>
+      </w:r>
+    </w:p>
+    <w:p>
+      <w:pPr>
+        <w:spacing w:after="100"/>
+        <w:jc w:val="center"/>
+      </w:pPr>
+      <w:r>
+        <w:rPr>
+          <w:rFonts w:ascii="Arial" w:hAnsi="Arial"/>
+          <w:b/>
+          <w:color w:val="1C4182"/>
+        </w:rPr>
+        <w:t>SUBMITTED BY</w:t>
+      </w:r>
+    </w:p>
+    <w:p>
+      <w:pPr>
+        <w:spacing w:after="40"/>
+        <w:jc w:val="center"/>
+      </w:pPr>
+      <w:r>
+        <w:rPr>
+          <w:rFonts w:ascii="Arial" w:hAnsi="Arial"/>
+          <w:b/>
+          <w:color w:val="232D3C"/>
+          <w:sz w:val="26"/>
+        </w:rPr>
+        <w:t>[JAVERIA HAMEED</w:t>
+      </w:r>
+      <w:r>
+        <w:rPr>
+          <w:rFonts w:ascii="Arial" w:hAnsi="Arial"/>
+          <w:b/>
+          <w:color w:val="232D3C"/>
+          <w:sz w:val="26"/>
+        </w:rPr>
+        <w:t>]</w:t>
+      </w:r>
+    </w:p>
+    <w:p>
+      <w:pPr>
+        <w:spacing w:after="360"/>
+        <w:jc w:val="center"/>
+      </w:pPr>
+      <w:r>
+        <w:rPr>
+          <w:rFonts w:ascii="Arial" w:hAnsi="Arial"/>
+          <w:color w:val="4B5564"/>
+        </w:rPr>
+        <w:t>[F23BINFT1E02068</w:t>
+      </w:r>
+      <w:r>
+        <w:rPr>
+          <w:rFonts w:ascii="Arial" w:hAnsi="Arial"/>
+          <w:color w:val="4B5564"/>
+        </w:rPr>
+        <w:t>]</w:t>
+      </w:r>
+    </w:p>
+    <w:p>
+      <w:pPr>
+        <w:spacing w:after="100"/>
+        <w:jc w:val="center"/>
+      </w:pPr>
+      <w:r>
+        <w:rPr>
+          <w:rFonts w:ascii="Arial" w:hAnsi="Arial"/>
+          <w:b/>
+          <w:color w:val="1C4182"/>
+        </w:rPr>
+        <w:t>SUBMITTED TO</w:t>
+      </w:r>
+    </w:p>
+    <w:p>
+      <w:pPr>
+        <w:spacing w:after="360"/>
+        <w:jc w:val="center"/>
+      </w:pPr>
+      <w:r>
+        <w:rPr>
+          <w:rFonts w:ascii="Arial" w:hAnsi="Arial"/>
+          <w:b/>
+          <w:color w:val="232D3C"/>
+          <w:sz w:val="26"/>
+        </w:rPr>
+        <w:t>[SIR WAHAJ ALI</w:t>
+      </w:r>
+      <w:r>
+        <w:rPr>
+          <w:rFonts w:ascii="Arial" w:hAnsi="Arial"/>
+          <w:b/>
+          <w:color w:val="232D3C"/>
+          <w:sz w:val="26"/>
+        </w:rPr>
+        <w:t>]</w:t>
+      </w:r>
+    </w:p>
+    <w:p>
+      <w:pPr>
+        <w:spacing w:after="60"/>
+        <w:jc w:val="center"/>
+      </w:pPr>
+      <w:r>
+        <w:rPr>
+          <w:rFonts w:ascii="Arial" w:hAnsi="Arial"/>
+          <w:b/>
+          <w:color w:val="1C4182"/>
+        </w:rPr>
+        <w:t>[DEPARTMENT OF INFORMATION TECHNOLOGY</w:t>
+      </w:r>
+      <w:r>
+        <w:rPr>
+          <w:rFonts w:ascii="Arial" w:hAnsi="Arial"/>
+          <w:b/>
+          <w:color w:val="1C4182"/>
+        </w:rPr>
+        <w:t>]</w:t>
+      </w:r>
+    </w:p>
+    <w:p>
+      <w:pPr>
+        <w:spacing w:after="60"/>
+        <w:jc w:val="center"/>
+      </w:pPr>
+      <w:r>
+        <w:rPr>
+          <w:rFonts w:ascii="Arial" w:hAnsi="Arial"/>
+          <w:b/>
+          <w:color w:val="232D3C"/>
+          <w:sz w:val="24"/>
+        </w:rPr>
+        <w:t>[THE ISLAMIA UNIVERSITY OF BAHAWALPUR</w:t>
+      </w:r>
+      <w:r>
+        <w:rPr>
+          <w:rFonts w:ascii="Arial" w:hAnsi="Arial"/>
+          <w:b/>
+          <w:color w:val="232D3C"/>
+          <w:sz w:val="24"/>
+        </w:rPr>
+        <w:t>]</w:t>
+      </w:r>
+    </w:p>
+    <w:p>
+      <w:pPr>
+        <w:spacing w:before="100" w:after="0"/>
+        <w:jc w:val="center"/>
+      </w:pPr>
+      <w:r>
+        <w:rPr>
+          <w:rFonts w:ascii="Arial" w:hAnsi="Arial"/>
+          <w:color w:val="555F6E"/>
+        </w:rPr>
+        <w:t>2026</w:t>
+      </w:r>
+    </w:p>
+    <w:p>
+      <w:pPr>
+        <w:spacing w:before="100" w:beforeAutospacing="1" w:after="100" w:afterAutospacing="1" w:line="240" w:lineRule="auto"/>
+        <w:outlineLvl w:val="0"/>
         <w:rPr>
           <w:rFonts w:ascii="Times New Roman" w:eastAsia="Times New Roman" w:hAnsi="Times New Roman" w:cs="Times New Roman"/>
           <w:b/>
@@ -317,8 +414,7 @@
           <w:sz w:val="24"/>
           <w:szCs w:val="24"/>
         </w:rPr>
-        <w:t xml:space="preserve">                             </w:t>
-      </w:r>
+      </w:pPr>
     </w:p>
     <w:p>
       <w:pPr>
@@ -333,7 +429,11 @@
           <w:szCs w:val="24"/>
         </w:rPr>
       </w:pPr>
-      <w:r>
+    </w:p>
+    <w:p>
+      <w:pPr>
+        <w:spacing w:before="100" w:beforeAutospacing="1" w:after="100" w:afterAutospacing="1" w:line="240" w:lineRule="auto"/>
+        <w:outlineLvl w:val="0"/>
         <w:rPr>
           <w:rFonts w:ascii="Times New Roman" w:eastAsia="Times New Roman" w:hAnsi="Times New Roman" w:cs="Times New Roman"/>
           <w:b/>
@@ -342,6 +442,44 @@
           <w:sz w:val="24"/>
           <w:szCs w:val="24"/>
         </w:rPr>
+      </w:pPr>
+    </w:p>
+    <w:p>
+      <w:pPr>
+        <w:spacing w:before="100" w:beforeAutospacing="1" w:after="100" w:afterAutospacing="1" w:line="240" w:lineRule="auto"/>
+        <w:outlineLvl w:val="0"/>
+        <w:rPr>
+          <w:rFonts w:ascii="Times New Roman" w:eastAsia="Times New Roman" w:hAnsi="Times New Roman" w:cs="Times New Roman"/>
+          <w:b/>
+          <w:bCs/>
+          <w:kern w:val="36"/>
+          <w:sz w:val="24"/>
+          <w:szCs w:val="24"/>
+        </w:rPr>
+      </w:pPr>
+    </w:p>
+    <w:p>
+      <w:pPr>
+        <w:spacing w:before="100" w:beforeAutospacing="1" w:after="100" w:afterAutospacing="1" w:line="240" w:lineRule="auto"/>
+        <w:outlineLvl w:val="0"/>
+        <w:rPr>
+          <w:rFonts w:ascii="Times New Roman" w:eastAsia="Times New Roman" w:hAnsi="Times New Roman" w:cs="Times New Roman"/>
+          <w:b/>
+          <w:bCs/>
+          <w:kern w:val="36"/>
+          <w:sz w:val="24"/>
+          <w:szCs w:val="24"/>
+        </w:rPr>
+      </w:pPr>
+      <w:r>
+        <w:rPr>
+          <w:rFonts w:ascii="Times New Roman" w:eastAsia="Times New Roman" w:hAnsi="Times New Roman" w:cs="Times New Roman"/>
+          <w:b/>
+          <w:bCs/>
+          <w:kern w:val="36"/>
+          <w:sz w:val="24"/>
+          <w:szCs w:val="24"/>
+        </w:rPr>
         <w:t xml:space="preserve">  </w:t>
       </w:r>
     </w:p>
@@ -372,207 +510,15 @@
           <w:szCs w:val="24"/>
         </w:rPr>
       </w:pPr>
-    </w:p>
-    <w:p>
-      <w:pPr>
-        <w:spacing w:before="100" w:beforeAutospacing="1" w:after="100" w:afterAutospacing="1" w:line="240" w:lineRule="auto"/>
-        <w:outlineLvl w:val="0"/>
-        <w:rPr>
-          <w:rFonts w:ascii="Times New Roman" w:eastAsia="Times New Roman" w:hAnsi="Times New Roman" w:cs="Times New Roman"/>
-          <w:b/>
-          <w:bCs/>
-          <w:kern w:val="36"/>
-          <w:sz w:val="24"/>
-          <w:szCs w:val="24"/>
-        </w:rPr>
-      </w:pPr>
-    </w:p>
-    <w:p>
-      <w:pPr>
-        <w:spacing w:before="100" w:beforeAutospacing="1" w:after="100" w:afterAutospacing="1" w:line="240" w:lineRule="auto"/>
-        <w:outlineLvl w:val="0"/>
-        <w:rPr>
-          <w:rFonts w:ascii="Times New Roman" w:eastAsia="Times New Roman" w:hAnsi="Times New Roman" w:cs="Times New Roman"/>
-          <w:b/>
-          <w:bCs/>
-          <w:kern w:val="36"/>
-          <w:sz w:val="24"/>
-          <w:szCs w:val="24"/>
-        </w:rPr>
-      </w:pPr>
-    </w:p>
-    <w:p>
-      <w:pPr>
-        <w:spacing w:before="100" w:beforeAutospacing="1" w:after="100" w:afterAutospacing="1" w:line="240" w:lineRule="auto"/>
-        <w:outlineLvl w:val="0"/>
-        <w:rPr>
-          <w:rFonts w:ascii="Times New Roman" w:eastAsia="Times New Roman" w:hAnsi="Times New Roman" w:cs="Times New Roman"/>
-          <w:b/>
-          <w:bCs/>
-          <w:kern w:val="36"/>
-          <w:sz w:val="24"/>
-          <w:szCs w:val="24"/>
-        </w:rPr>
-      </w:pPr>
-    </w:p>
-    <w:p>
-      <w:pPr>
-        <w:spacing w:before="100" w:beforeAutospacing="1" w:after="100" w:afterAutospacing="1" w:line="240" w:lineRule="auto"/>
-        <w:outlineLvl w:val="0"/>
-        <w:rPr>
-          <w:rFonts w:ascii="Times New Roman" w:eastAsia="Times New Roman" w:hAnsi="Times New Roman" w:cs="Times New Roman"/>
-          <w:b/>
-          <w:bCs/>
-          <w:kern w:val="36"/>
-          <w:sz w:val="24"/>
-          <w:szCs w:val="24"/>
-        </w:rPr>
-      </w:pPr>
-    </w:p>
-    <w:p>
-      <w:pPr>
-        <w:spacing w:before="100" w:beforeAutospacing="1" w:after="100" w:afterAutospacing="1" w:line="240" w:lineRule="auto"/>
-        <w:outlineLvl w:val="0"/>
-        <w:rPr>
-          <w:rFonts w:ascii="Times New Roman" w:eastAsia="Times New Roman" w:hAnsi="Times New Roman" w:cs="Times New Roman"/>
-          <w:b/>
-          <w:bCs/>
-          <w:kern w:val="36"/>
-          <w:sz w:val="24"/>
-          <w:szCs w:val="24"/>
-        </w:rPr>
-      </w:pPr>
-    </w:p>
-    <w:p>
-      <w:pPr>
-        <w:spacing w:before="100" w:beforeAutospacing="1" w:after="100" w:afterAutospacing="1" w:line="240" w:lineRule="auto"/>
-        <w:outlineLvl w:val="0"/>
-        <w:rPr>
-          <w:rFonts w:ascii="Times New Roman" w:eastAsia="Times New Roman" w:hAnsi="Times New Roman" w:cs="Times New Roman"/>
-          <w:b/>
-          <w:bCs/>
-          <w:kern w:val="36"/>
-          <w:sz w:val="24"/>
-          <w:szCs w:val="24"/>
-        </w:rPr>
-      </w:pPr>
-    </w:p>
-    <w:p>
-      <w:pPr>
-        <w:spacing w:before="100" w:beforeAutospacing="1" w:after="100" w:afterAutospacing="1" w:line="240" w:lineRule="auto"/>
-        <w:outlineLvl w:val="0"/>
-        <w:rPr>
-          <w:rFonts w:ascii="Times New Roman" w:eastAsia="Times New Roman" w:hAnsi="Times New Roman" w:cs="Times New Roman"/>
-          <w:b/>
-          <w:bCs/>
-          <w:kern w:val="36"/>
-          <w:sz w:val="24"/>
-          <w:szCs w:val="24"/>
-        </w:rPr>
-      </w:pPr>
-    </w:p>
-    <w:p>
-      <w:pPr>
-        <w:spacing w:before="100" w:beforeAutospacing="1" w:after="100" w:afterAutospacing="1" w:line="240" w:lineRule="auto"/>
-        <w:outlineLvl w:val="0"/>
-        <w:rPr>
-          <w:rFonts w:ascii="Times New Roman" w:eastAsia="Times New Roman" w:hAnsi="Times New Roman" w:cs="Times New Roman"/>
-          <w:b/>
-          <w:bCs/>
-          <w:kern w:val="36"/>
-          <w:sz w:val="24"/>
-          <w:szCs w:val="24"/>
-        </w:rPr>
-      </w:pPr>
-    </w:p>
-    <w:p>
-      <w:pPr>
-        <w:spacing w:before="100" w:beforeAutospacing="1" w:after="100" w:afterAutospacing="1" w:line="240" w:lineRule="auto"/>
-        <w:outlineLvl w:val="0"/>
-        <w:rPr>
-          <w:rFonts w:ascii="Times New Roman" w:eastAsia="Times New Roman" w:hAnsi="Times New Roman" w:cs="Times New Roman"/>
-          <w:b/>
-          <w:bCs/>
-          <w:kern w:val="36"/>
-          <w:sz w:val="24"/>
-          <w:szCs w:val="24"/>
-        </w:rPr>
-      </w:pPr>
-    </w:p>
-    <w:p>
-      <w:pPr>
-        <w:spacing w:before="100" w:beforeAutospacing="1" w:after="100" w:afterAutospacing="1" w:line="240" w:lineRule="auto"/>
-        <w:outlineLvl w:val="0"/>
-        <w:rPr>
-          <w:rFonts w:ascii="Times New Roman" w:eastAsia="Times New Roman" w:hAnsi="Times New Roman" w:cs="Times New Roman"/>
-          <w:b/>
-          <w:bCs/>
-          <w:kern w:val="36"/>
-          <w:sz w:val="24"/>
-          <w:szCs w:val="24"/>
-        </w:rPr>
-      </w:pPr>
-    </w:p>
-    <w:p>
-      <w:pPr>
-        <w:spacing w:before="100" w:beforeAutospacing="1" w:after="100" w:afterAutospacing="1" w:line="240" w:lineRule="auto"/>
-        <w:outlineLvl w:val="0"/>
-        <w:rPr>
-          <w:rFonts w:ascii="Times New Roman" w:eastAsia="Times New Roman" w:hAnsi="Times New Roman" w:cs="Times New Roman"/>
-          <w:b/>
-          <w:bCs/>
-          <w:kern w:val="36"/>
-          <w:sz w:val="24"/>
-          <w:szCs w:val="24"/>
-        </w:rPr>
-      </w:pPr>
-      <w:r>
-        <w:rPr>
-          <w:rFonts w:ascii="Times New Roman" w:eastAsia="Times New Roman" w:hAnsi="Times New Roman" w:cs="Times New Roman"/>
-          <w:b/>
-          <w:bCs/>
-          <w:kern w:val="36"/>
+      <w:r>
+        <w:rPr>
+          <w:rFonts w:ascii="Times New Roman" w:eastAsia="Times New Roman" w:hAnsi="Times New Roman" w:cs="Times New Roman"/>
+          <w:b/>
+          <w:bCs/>
           <w:sz w:val="24"/>
           <w:szCs w:val="24"/>
         </w:rPr>
         <w:lastRenderedPageBreak/>
-        <w:t xml:space="preserve"> </w:t>
-      </w:r>
-    </w:p>
-    <w:p>
-      <w:pPr>
-        <w:spacing w:before="100" w:beforeAutospacing="1" w:after="100" w:afterAutospacing="1" w:line="240" w:lineRule="auto"/>
-        <w:outlineLvl w:val="0"/>
-        <w:rPr>
-          <w:rFonts w:ascii="Times New Roman" w:eastAsia="Times New Roman" w:hAnsi="Times New Roman" w:cs="Times New Roman"/>
-          <w:b/>
-          <w:bCs/>
-          <w:kern w:val="36"/>
-          <w:sz w:val="24"/>
-          <w:szCs w:val="24"/>
-        </w:rPr>
-      </w:pPr>
-    </w:p>
-    <w:p>
-      <w:pPr>
-        <w:spacing w:before="100" w:beforeAutospacing="1" w:after="100" w:afterAutospacing="1" w:line="240" w:lineRule="auto"/>
-        <w:outlineLvl w:val="1"/>
-        <w:rPr>
-          <w:rFonts w:ascii="Times New Roman" w:eastAsia="Times New Roman" w:hAnsi="Times New Roman" w:cs="Times New Roman"/>
-          <w:b/>
-          <w:bCs/>
-          <w:sz w:val="24"/>
-          <w:szCs w:val="24"/>
-        </w:rPr>
-      </w:pPr>
-      <w:r>
-        <w:rPr>
-          <w:rFonts w:ascii="Times New Roman" w:eastAsia="Times New Roman" w:hAnsi="Times New Roman" w:cs="Times New Roman"/>
-          <w:b/>
-          <w:bCs/>
-          <w:sz w:val="24"/>
-          <w:szCs w:val="24"/>
-        </w:rPr>
         <w:t>AI-Powered Automated Web Testing Assistant</w:t>
       </w:r>
     </w:p>
@@ -614,61 +560,43 @@
           <w:sz w:val="24"/>
           <w:szCs w:val="24"/>
         </w:rPr>
-        <w:t>Website testing is an important part of software development because it helps ensure that websites work as expected. However, testing a website manually can take a lot of time, especially when it contains several pages, forms, buttons, and interactive features. Developers also need to repeat tests whenever changes are made to a website.</w:t>
-      </w:r>
-    </w:p>
-    <w:p>
-      <w:pPr>
-        <w:spacing w:before="100" w:beforeAutospacing="1" w:after="100" w:afterAutospacing="1" w:line="240" w:lineRule="auto"/>
-        <w:rPr>
-          <w:rFonts w:ascii="Times New Roman" w:eastAsia="Times New Roman" w:hAnsi="Times New Roman" w:cs="Times New Roman"/>
-          <w:sz w:val="24"/>
-          <w:szCs w:val="24"/>
-        </w:rPr>
-      </w:pPr>
-      <w:r>
-        <w:rPr>
-          <w:rFonts w:ascii="Times New Roman" w:eastAsia="Times New Roman" w:hAnsi="Times New Roman" w:cs="Times New Roman"/>
-          <w:sz w:val="24"/>
-          <w:szCs w:val="24"/>
-        </w:rPr>
-        <w:t>The AI-Powered Automated Web Testing Assistant aims to make this process easier by combining Artificial Intelligence (AI) with browser automation. Users will be able to enter a website URL and describe what they want to test. The system will use AI to generate suitable test cases based on the available website information and user instructions. After reviewing the generated tests, users can approve them for automatic execution.</w:t>
-      </w:r>
-    </w:p>
-    <w:p>
-      <w:pPr>
-        <w:spacing w:before="100" w:beforeAutospacing="1" w:after="100" w:afterAutospacing="1" w:line="240" w:lineRule="auto"/>
-        <w:rPr>
-          <w:rFonts w:ascii="Times New Roman" w:eastAsia="Times New Roman" w:hAnsi="Times New Roman" w:cs="Times New Roman"/>
-          <w:sz w:val="24"/>
-          <w:szCs w:val="24"/>
-        </w:rPr>
-      </w:pPr>
-      <w:r>
-        <w:rPr>
-          <w:rFonts w:ascii="Times New Roman" w:eastAsia="Times New Roman" w:hAnsi="Times New Roman" w:cs="Times New Roman"/>
-          <w:sz w:val="24"/>
-          <w:szCs w:val="24"/>
-        </w:rPr>
-        <w:t>The system will use Playwright to interact with the website, check expected results, and record test outcomes. It will also capture screenshots, save error logs, and provide AI-assisted explanations of test failures. A report will summarize the results so users can understand which tests passed, failed, or could not be completed.</w:t>
-      </w:r>
-    </w:p>
-    <w:p>
-      <w:pPr>
-        <w:spacing w:before="100" w:beforeAutospacing="1" w:after="100" w:afterAutospacing="1" w:line="240" w:lineRule="auto"/>
-        <w:rPr>
-          <w:rFonts w:ascii="Times New Roman" w:eastAsia="Times New Roman" w:hAnsi="Times New Roman" w:cs="Times New Roman"/>
-          <w:sz w:val="24"/>
-          <w:szCs w:val="24"/>
-        </w:rPr>
-      </w:pPr>
-      <w:r>
-        <w:rPr>
-          <w:rFonts w:ascii="Times New Roman" w:eastAsia="Times New Roman" w:hAnsi="Times New Roman" w:cs="Times New Roman"/>
-          <w:sz w:val="24"/>
-          <w:szCs w:val="24"/>
-        </w:rPr>
-        <w:t>The main goal of this project is to reduce repetitive manual testing and make basic automated testing easier for developers and students. The final application will have a simple web interface and a Python-based backend.</w:t>
+        <w:t>Website testing is an important element of software development because it ensures that websites function as planned. However, manually testing a website can be difficult, especially if it has multiple pages, forms, buttons, and interactive elements. Every time a website is changed, developers must repeat the tests.</w:t>
+      </w:r>
+    </w:p>
+    <w:p>
+      <w:pPr>
+        <w:spacing w:before="100" w:beforeAutospacing="1" w:after="100" w:afterAutospacing="1" w:line="240" w:lineRule="auto"/>
+        <w:rPr>
+          <w:rFonts w:ascii="Times New Roman" w:eastAsia="Times New Roman" w:hAnsi="Times New Roman" w:cs="Times New Roman"/>
+          <w:sz w:val="24"/>
+          <w:szCs w:val="24"/>
+        </w:rPr>
+      </w:pPr>
+      <w:r>
+        <w:rPr>
+          <w:rFonts w:ascii="Times New Roman" w:eastAsia="Times New Roman" w:hAnsi="Times New Roman" w:cs="Times New Roman"/>
+          <w:sz w:val="24"/>
+          <w:szCs w:val="24"/>
+        </w:rPr>
+        <w:t>The AI-Powered Automated Web Testing Assistant seeks to simplify the process through the use of artificial intelligence (AI) and browser automation. Users will be able to enter a website URL and define what they wish to test. The system will implement artificial intelligence to produce appropriate test cases based on accessible website information and user instructions. After assessing the created tests, users can approve them for automated execution.</w:t>
+      </w:r>
+    </w:p>
+    <w:p>
+      <w:pPr>
+        <w:spacing w:before="100" w:beforeAutospacing="1" w:after="100" w:afterAutospacing="1" w:line="240" w:lineRule="auto"/>
+        <w:rPr>
+          <w:rFonts w:ascii="Times New Roman" w:eastAsia="Times New Roman" w:hAnsi="Times New Roman" w:cs="Times New Roman"/>
+          <w:sz w:val="24"/>
+          <w:szCs w:val="24"/>
+        </w:rPr>
+      </w:pPr>
+      <w:r>
+        <w:rPr>
+          <w:rFonts w:ascii="Times New Roman" w:eastAsia="Times New Roman" w:hAnsi="Times New Roman" w:cs="Times New Roman"/>
+          <w:sz w:val="24"/>
+          <w:szCs w:val="24"/>
+        </w:rPr>
+        <w:t>Playwright will be used by the system to engage with the website, verify anticipated outcomes, and document test findings. Additionally, it will record error logs, take images, and offer AI-assisted explanations for test failures. To help users understand which tests passed, failed, or could not be finished, a report describing the results will be provided.</w:t>
       </w:r>
     </w:p>
     <w:p>
@@ -677,6 +605,25 @@
         <w:outlineLvl w:val="2"/>
         <w:rPr>
           <w:rFonts w:ascii="Times New Roman" w:eastAsia="Times New Roman" w:hAnsi="Times New Roman" w:cs="Times New Roman"/>
+          <w:sz w:val="24"/>
+          <w:szCs w:val="24"/>
+        </w:rPr>
+      </w:pPr>
+      <w:r>
+        <w:rPr>
+          <w:rFonts w:ascii="Times New Roman" w:eastAsia="Times New Roman" w:hAnsi="Times New Roman" w:cs="Times New Roman"/>
+          <w:sz w:val="24"/>
+          <w:szCs w:val="24"/>
+        </w:rPr>
+        <w:t>The main goal of this project is to decrease tiresome manual testing and promote simple automated testing for students and developers. The finished product will feature a backend built on Python and a clear web interface.</w:t>
+      </w:r>
+    </w:p>
+    <w:p>
+      <w:pPr>
+        <w:spacing w:before="100" w:beforeAutospacing="1" w:after="100" w:afterAutospacing="1" w:line="240" w:lineRule="auto"/>
+        <w:outlineLvl w:val="2"/>
+        <w:rPr>
+          <w:rFonts w:ascii="Times New Roman" w:eastAsia="Times New Roman" w:hAnsi="Times New Roman" w:cs="Times New Roman"/>
           <w:b/>
           <w:bCs/>
           <w:sz w:val="24"/>
@@ -709,54 +656,98 @@
           <w:sz w:val="24"/>
           <w:szCs w:val="24"/>
         </w:rPr>
-        <w:t>Websites are used in almost every field, including education, business, shopping, banking, and communication. A website needs to work correctly to provide a good experience for its users. For example, login forms should accept valid credentials, buttons should perform their intended actions, links should open the correct pages, and forms should display appropriate validation messages.</w:t>
-      </w:r>
-    </w:p>
-    <w:p>
-      <w:pPr>
-        <w:spacing w:before="100" w:beforeAutospacing="1" w:after="100" w:afterAutospacing="1" w:line="240" w:lineRule="auto"/>
-        <w:rPr>
-          <w:rFonts w:ascii="Times New Roman" w:eastAsia="Times New Roman" w:hAnsi="Times New Roman" w:cs="Times New Roman"/>
-          <w:sz w:val="24"/>
-          <w:szCs w:val="24"/>
-        </w:rPr>
-      </w:pPr>
-      <w:r>
-        <w:rPr>
-          <w:rFonts w:ascii="Times New Roman" w:eastAsia="Times New Roman" w:hAnsi="Times New Roman" w:cs="Times New Roman"/>
-          <w:sz w:val="24"/>
-          <w:szCs w:val="24"/>
-        </w:rPr>
-        <w:t>Testing these features manually requires someone to open the website, perform different actions, check the results, and record any problems. This approach works for small websites, but it becomes more difficult when a website has many features or needs to be tested repeatedly.</w:t>
-      </w:r>
-    </w:p>
-    <w:p>
-      <w:pPr>
-        <w:spacing w:before="100" w:beforeAutospacing="1" w:after="100" w:afterAutospacing="1" w:line="240" w:lineRule="auto"/>
-        <w:rPr>
-          <w:rFonts w:ascii="Times New Roman" w:eastAsia="Times New Roman" w:hAnsi="Times New Roman" w:cs="Times New Roman"/>
-          <w:sz w:val="24"/>
-          <w:szCs w:val="24"/>
-        </w:rPr>
-      </w:pPr>
-      <w:r>
-        <w:rPr>
-          <w:rFonts w:ascii="Times New Roman" w:eastAsia="Times New Roman" w:hAnsi="Times New Roman" w:cs="Times New Roman"/>
-          <w:sz w:val="24"/>
-          <w:szCs w:val="24"/>
-        </w:rPr>
-        <w:t>Automated testing can reduce this effort by allowing software tools to perform predefined actions in a browser. Playwright is one such tool that can open websites, click buttons, fill out forms, and check whether expected conditions are met. However, creating test scripts still requires time and some programming knowledge.</w:t>
-      </w:r>
-    </w:p>
-    <w:p>
-      <w:pPr>
-        <w:spacing w:before="100" w:beforeAutospacing="1" w:after="100" w:afterAutospacing="1" w:line="240" w:lineRule="auto"/>
-        <w:rPr>
-          <w:rFonts w:ascii="Times New Roman" w:eastAsia="Times New Roman" w:hAnsi="Times New Roman" w:cs="Times New Roman"/>
-          <w:sz w:val="24"/>
-          <w:szCs w:val="24"/>
-        </w:rPr>
-      </w:pPr>
+        <w:t>Nearly every industry uses websites, including business, education, finance, retail, and communication. For a website to offer its users a good time, it must function properly. For example, forms should display the proper validation signals, buttons should function as intended, links should open the relevant sites, and login forms should accept valid credentials.</w:t>
+      </w:r>
+    </w:p>
+    <w:p>
+      <w:pPr>
+        <w:spacing w:before="100" w:beforeAutospacing="1" w:after="100" w:afterAutospacing="1" w:line="240" w:lineRule="auto"/>
+        <w:rPr>
+          <w:rFonts w:ascii="Times New Roman" w:eastAsia="Times New Roman" w:hAnsi="Times New Roman" w:cs="Times New Roman"/>
+          <w:sz w:val="24"/>
+          <w:szCs w:val="24"/>
+        </w:rPr>
+      </w:pPr>
+      <w:r>
+        <w:rPr>
+          <w:rFonts w:ascii="Times New Roman" w:eastAsia="Times New Roman" w:hAnsi="Times New Roman" w:cs="Times New Roman"/>
+          <w:sz w:val="24"/>
+          <w:szCs w:val="24"/>
+        </w:rPr>
+        <w:t>Someone must launch the website, carry out multiple tasks, review the outcomes, and note any issues in order to manually test these functionalities. This method works well for tiny websites, but it gets more challenging when a website needs to be tested freq</w:t>
+      </w:r>
+      <w:r>
+        <w:rPr>
+          <w:rFonts w:ascii="Times New Roman" w:eastAsia="Times New Roman" w:hAnsi="Times New Roman" w:cs="Times New Roman"/>
+          <w:sz w:val="24"/>
+          <w:szCs w:val="24"/>
+        </w:rPr>
+        <w:t>uently or has a lot of features</w:t>
+      </w:r>
+      <w:r>
+        <w:rPr>
+          <w:rFonts w:ascii="Times New Roman" w:eastAsia="Times New Roman" w:hAnsi="Times New Roman" w:cs="Times New Roman"/>
+          <w:sz w:val="24"/>
+          <w:szCs w:val="24"/>
+        </w:rPr>
+        <w:t>.</w:t>
+      </w:r>
+    </w:p>
+    <w:p>
+      <w:pPr>
+        <w:spacing w:before="100" w:beforeAutospacing="1" w:after="100" w:afterAutospacing="1" w:line="240" w:lineRule="auto"/>
+        <w:rPr>
+          <w:rFonts w:ascii="Times New Roman" w:eastAsia="Times New Roman" w:hAnsi="Times New Roman" w:cs="Times New Roman"/>
+          <w:sz w:val="24"/>
+          <w:szCs w:val="24"/>
+        </w:rPr>
+      </w:pPr>
+      <w:r>
+        <w:rPr>
+          <w:rFonts w:ascii="Times New Roman" w:eastAsia="Times New Roman" w:hAnsi="Times New Roman" w:cs="Times New Roman"/>
+          <w:sz w:val="24"/>
+          <w:szCs w:val="24"/>
+        </w:rPr>
+        <w:t>By providing software tools to carry out predetermined operations in a browser, automated testing might lessen this work. One such tool is Playwright, which can access webpages, click buttons, complete forms, and verify that requirements are fulfilled. Test script creation still takes time and some programming expertise, though.</w:t>
+      </w:r>
+    </w:p>
+    <w:p>
+      <w:pPr>
+        <w:spacing w:before="100" w:beforeAutospacing="1" w:after="100" w:afterAutospacing="1" w:line="240" w:lineRule="auto"/>
+        <w:outlineLvl w:val="2"/>
+        <w:rPr>
+          <w:rFonts w:ascii="Times New Roman" w:eastAsia="Times New Roman" w:hAnsi="Times New Roman" w:cs="Times New Roman"/>
+          <w:sz w:val="24"/>
+          <w:szCs w:val="24"/>
+        </w:rPr>
+      </w:pPr>
+      <w:r>
+        <w:rPr>
+          <w:rFonts w:ascii="Times New Roman" w:eastAsia="Times New Roman" w:hAnsi="Times New Roman" w:cs="Times New Roman"/>
+          <w:sz w:val="24"/>
+          <w:szCs w:val="24"/>
+        </w:rPr>
+        <w:t>The process of creating test cases can be improved by artificial intelligence. An AI model may use website data and testing instructions to recommend important test scenarios rather than forcing users to compose each test by hand.</w:t>
+      </w:r>
+    </w:p>
+    <w:p>
+      <w:pPr>
+        <w:spacing w:before="100" w:beforeAutospacing="1" w:after="100" w:afterAutospacing="1" w:line="240" w:lineRule="auto"/>
+        <w:outlineLvl w:val="2"/>
+        <w:rPr>
+          <w:rFonts w:ascii="Times New Roman" w:eastAsia="Times New Roman" w:hAnsi="Times New Roman" w:cs="Times New Roman"/>
+          <w:sz w:val="24"/>
+          <w:szCs w:val="24"/>
+        </w:rPr>
+      </w:pPr>
+      <w:r>
+        <w:rPr>
+          <w:rFonts w:ascii="Times New Roman" w:eastAsia="Times New Roman" w:hAnsi="Times New Roman" w:cs="Times New Roman"/>
+          <w:sz w:val="24"/>
+          <w:szCs w:val="24"/>
+        </w:rPr>
+        <w:t xml:space="preserve">This project will create a single online application that combines Playwright browser automation with AI-based test creation. Through a dashboard, users will be able to create test cases, review </w:t>
+      </w:r>
       <w:r>
         <w:rPr>
           <w:rFonts w:ascii="Times New Roman" w:eastAsia="Times New Roman" w:hAnsi="Times New Roman" w:cs="Times New Roman"/>
@@ -764,25 +755,7 @@
           <w:szCs w:val="24"/>
         </w:rPr>
         <w:lastRenderedPageBreak/>
-        <w:t>Artificial Intelligence can help with the process of preparing test cases. Instead of requiring users to write every test manually, an AI model can use website information and testing instructions to suggest relevant test scenarios.</w:t>
-      </w:r>
-    </w:p>
-    <w:p>
-      <w:pPr>
-        <w:spacing w:before="100" w:beforeAutospacing="1" w:after="100" w:afterAutospacing="1" w:line="240" w:lineRule="auto"/>
-        <w:rPr>
-          <w:rFonts w:ascii="Times New Roman" w:eastAsia="Times New Roman" w:hAnsi="Times New Roman" w:cs="Times New Roman"/>
-          <w:sz w:val="24"/>
-          <w:szCs w:val="24"/>
-        </w:rPr>
-      </w:pPr>
-      <w:r>
-        <w:rPr>
-          <w:rFonts w:ascii="Times New Roman" w:eastAsia="Times New Roman" w:hAnsi="Times New Roman" w:cs="Times New Roman"/>
-          <w:sz w:val="24"/>
-          <w:szCs w:val="24"/>
-        </w:rPr>
-        <w:t>This project will combine AI-based test generation with Playwright browser automation in a single web application. Users will be able to generate test cases, review them, execute them, and view the results through a dashboard. The system will also help users understand failures by providing explanations based on recorded errors and other available evidence.</w:t>
+        <w:t>them, run them, and see the results. By offering explanations based on documented mistakes and other relevant data, the system will also assist users in identifying failures.</w:t>
       </w:r>
     </w:p>
     <w:p>
@@ -823,79 +796,43 @@
           <w:sz w:val="24"/>
           <w:szCs w:val="24"/>
         </w:rPr>
-        <w:t>Manual website testing is often repetitive and time-consuming. Testers must identify possible scenarios, perform actions on the website, check the results, and document any errors. When the website changes, many of these tests may need to be repeated.</w:t>
-      </w:r>
-    </w:p>
-    <w:p>
-      <w:pPr>
-        <w:spacing w:before="100" w:beforeAutospacing="1" w:after="100" w:afterAutospacing="1" w:line="240" w:lineRule="auto"/>
-        <w:rPr>
-          <w:rFonts w:ascii="Times New Roman" w:eastAsia="Times New Roman" w:hAnsi="Times New Roman" w:cs="Times New Roman"/>
-          <w:sz w:val="24"/>
-          <w:szCs w:val="24"/>
-        </w:rPr>
-      </w:pPr>
-      <w:r>
-        <w:rPr>
-          <w:rFonts w:ascii="Times New Roman" w:eastAsia="Times New Roman" w:hAnsi="Times New Roman" w:cs="Times New Roman"/>
-          <w:sz w:val="24"/>
-          <w:szCs w:val="24"/>
-        </w:rPr>
-        <w:t>Although browser automation tools can perform these actions automatically, users usually need to create and maintain test scripts themselves. This can be challenging for beginners and can increase the time required to prepare tests for different websites.</w:t>
-      </w:r>
-    </w:p>
-    <w:p>
-      <w:pPr>
-        <w:spacing w:before="100" w:beforeAutospacing="1" w:after="100" w:afterAutospacing="1" w:line="240" w:lineRule="auto"/>
-        <w:rPr>
-          <w:rFonts w:ascii="Times New Roman" w:eastAsia="Times New Roman" w:hAnsi="Times New Roman" w:cs="Times New Roman"/>
-          <w:sz w:val="24"/>
-          <w:szCs w:val="24"/>
-        </w:rPr>
-      </w:pPr>
-      <w:r>
-        <w:rPr>
-          <w:rFonts w:ascii="Times New Roman" w:eastAsia="Times New Roman" w:hAnsi="Times New Roman" w:cs="Times New Roman"/>
-          <w:sz w:val="24"/>
-          <w:szCs w:val="24"/>
-        </w:rPr>
-        <w:t>Another difficulty is understanding test failures. Technical error messages may not clearly explain what happened or why a test did not pass.</w:t>
-      </w:r>
-    </w:p>
-    <w:p>
-      <w:pPr>
-        <w:spacing w:before="100" w:beforeAutospacing="1" w:after="100" w:afterAutospacing="1" w:line="240" w:lineRule="auto"/>
-        <w:rPr>
-          <w:rFonts w:ascii="Times New Roman" w:eastAsia="Times New Roman" w:hAnsi="Times New Roman" w:cs="Times New Roman"/>
-          <w:sz w:val="24"/>
-          <w:szCs w:val="24"/>
-        </w:rPr>
-      </w:pPr>
-      <w:r>
-        <w:rPr>
-          <w:rFonts w:ascii="Times New Roman" w:eastAsia="Times New Roman" w:hAnsi="Times New Roman" w:cs="Times New Roman"/>
-          <w:sz w:val="24"/>
-          <w:szCs w:val="24"/>
-        </w:rPr>
-        <w:t>The problem addressed by this project is the need for a system that can help users prepare test cases, execute them automatically, and understand the results without requiring them to write every test script manually.</w:t>
-      </w:r>
-    </w:p>
-    <w:p>
-      <w:pPr>
-        <w:spacing w:before="100" w:beforeAutospacing="1" w:after="100" w:afterAutospacing="1" w:line="240" w:lineRule="auto"/>
-        <w:rPr>
-          <w:rFonts w:ascii="Times New Roman" w:eastAsia="Times New Roman" w:hAnsi="Times New Roman" w:cs="Times New Roman"/>
-          <w:sz w:val="24"/>
-          <w:szCs w:val="24"/>
-        </w:rPr>
-      </w:pPr>
-      <w:r>
-        <w:rPr>
-          <w:rFonts w:ascii="Times New Roman" w:eastAsia="Times New Roman" w:hAnsi="Times New Roman" w:cs="Times New Roman"/>
-          <w:sz w:val="24"/>
-          <w:szCs w:val="24"/>
-        </w:rPr>
-        <w:t>The proposed solution is an AI-powered web testing assistant that generates test cases from website information and user instructions, executes approved tests through browser automation, and presents the results in an understandable format.</w:t>
+        <w:t>Testing websites by hand is frequently difficult and time-consuming. Testers are required to recognize potential scenarios, carry out online actions, verify the results, and record any mistakes. Many of these tests may require to be performed when the website changes.</w:t>
+      </w:r>
+    </w:p>
+    <w:p>
+      <w:pPr>
+        <w:spacing w:before="100" w:beforeAutospacing="1" w:after="100" w:afterAutospacing="1" w:line="240" w:lineRule="auto"/>
+        <w:rPr>
+          <w:rFonts w:ascii="Times New Roman" w:eastAsia="Times New Roman" w:hAnsi="Times New Roman" w:cs="Times New Roman"/>
+          <w:sz w:val="24"/>
+          <w:szCs w:val="24"/>
+        </w:rPr>
+      </w:pPr>
+      <w:r>
+        <w:rPr>
+          <w:rFonts w:ascii="Times New Roman" w:eastAsia="Times New Roman" w:hAnsi="Times New Roman" w:cs="Times New Roman"/>
+          <w:sz w:val="24"/>
+          <w:szCs w:val="24"/>
+        </w:rPr>
+        <w:t>Users typically have to write and manage test scripts themselves, even though browser automation tools can do these tasks automatically. Beginners may find this difficult, and it may take longer to prepare tests for several websites.</w:t>
+      </w:r>
+    </w:p>
+    <w:p>
+      <w:pPr>
+        <w:spacing w:before="100" w:beforeAutospacing="1" w:after="100" w:afterAutospacing="1" w:line="240" w:lineRule="auto"/>
+        <w:rPr>
+          <w:rFonts w:ascii="Times New Roman" w:eastAsia="Times New Roman" w:hAnsi="Times New Roman" w:cs="Times New Roman"/>
+          <w:sz w:val="24"/>
+          <w:szCs w:val="24"/>
+        </w:rPr>
+      </w:pPr>
+      <w:r>
+        <w:rPr>
+          <w:rFonts w:ascii="Times New Roman" w:eastAsia="Times New Roman" w:hAnsi="Times New Roman" w:cs="Times New Roman"/>
+          <w:sz w:val="24"/>
+          <w:szCs w:val="24"/>
+        </w:rPr>
+        <w:t>Comprehending test failures is another challenge. Technical error messages could not provide a clear explanation of what went wrong or why a test failed.</w:t>
       </w:r>
     </w:p>
     <w:p>
@@ -904,6 +841,44 @@
         <w:outlineLvl w:val="2"/>
         <w:rPr>
           <w:rFonts w:ascii="Times New Roman" w:eastAsia="Times New Roman" w:hAnsi="Times New Roman" w:cs="Times New Roman"/>
+          <w:sz w:val="24"/>
+          <w:szCs w:val="24"/>
+        </w:rPr>
+      </w:pPr>
+      <w:r>
+        <w:rPr>
+          <w:rFonts w:ascii="Times New Roman" w:eastAsia="Times New Roman" w:hAnsi="Times New Roman" w:cs="Times New Roman"/>
+          <w:sz w:val="24"/>
+          <w:szCs w:val="24"/>
+        </w:rPr>
+        <w:t>The need for a system that can assist users in creating test cases, running them automatically, and understanding the outcomes without forcing them to create each test script by hand is the issue this project attempts to solve.</w:t>
+      </w:r>
+    </w:p>
+    <w:p>
+      <w:pPr>
+        <w:spacing w:before="100" w:beforeAutospacing="1" w:after="100" w:afterAutospacing="1" w:line="240" w:lineRule="auto"/>
+        <w:outlineLvl w:val="2"/>
+        <w:rPr>
+          <w:rFonts w:ascii="Times New Roman" w:eastAsia="Times New Roman" w:hAnsi="Times New Roman" w:cs="Times New Roman"/>
+          <w:sz w:val="24"/>
+          <w:szCs w:val="24"/>
+        </w:rPr>
+      </w:pPr>
+      <w:r>
+        <w:rPr>
+          <w:rFonts w:ascii="Times New Roman" w:eastAsia="Times New Roman" w:hAnsi="Times New Roman" w:cs="Times New Roman"/>
+          <w:sz w:val="24"/>
+          <w:szCs w:val="24"/>
+        </w:rPr>
+        <w:t>The suggested solution is an AI-driven online testing assistant that creates test cases from user instructions and website data, runs authorized tests via browser automation, and displays the outcomes in an intelligible manner.</w:t>
+      </w:r>
+    </w:p>
+    <w:p>
+      <w:pPr>
+        <w:spacing w:before="100" w:beforeAutospacing="1" w:after="100" w:afterAutospacing="1" w:line="240" w:lineRule="auto"/>
+        <w:outlineLvl w:val="2"/>
+        <w:rPr>
+          <w:rFonts w:ascii="Times New Roman" w:eastAsia="Times New Roman" w:hAnsi="Times New Roman" w:cs="Times New Roman"/>
           <w:b/>
           <w:bCs/>
           <w:sz w:val="24"/>
@@ -959,48 +934,46 @@
           <w:sz w:val="24"/>
           <w:szCs w:val="24"/>
         </w:rPr>
-        <w:t>The aim of this project is to develop a web-based application that uses AI and browser automation to help users test websites, reduce manual effort, and understand test results more easily.</w:t>
-      </w:r>
-    </w:p>
-    <w:p>
-      <w:pPr>
-        <w:spacing w:before="100" w:beforeAutospacing="1" w:after="100" w:afterAutospacing="1" w:line="240" w:lineRule="auto"/>
-        <w:outlineLvl w:val="3"/>
-        <w:rPr>
-          <w:rFonts w:ascii="Times New Roman" w:eastAsia="Times New Roman" w:hAnsi="Times New Roman" w:cs="Times New Roman"/>
-          <w:b/>
-          <w:bCs/>
-          <w:sz w:val="24"/>
-          <w:szCs w:val="24"/>
-        </w:rPr>
-      </w:pPr>
-      <w:r>
-        <w:rPr>
-          <w:rFonts w:ascii="Times New Roman" w:eastAsia="Times New Roman" w:hAnsi="Times New Roman" w:cs="Times New Roman"/>
-          <w:b/>
-          <w:bCs/>
-          <w:sz w:val="24"/>
-          <w:szCs w:val="24"/>
-        </w:rPr>
-        <w:t>4.2 Objectives</w:t>
-      </w:r>
-    </w:p>
-    <w:p>
-      <w:pPr>
-        <w:spacing w:before="100" w:beforeAutospacing="1" w:after="100" w:afterAutospacing="1" w:line="240" w:lineRule="auto"/>
-        <w:rPr>
-          <w:rFonts w:ascii="Times New Roman" w:eastAsia="Times New Roman" w:hAnsi="Times New Roman" w:cs="Times New Roman"/>
-          <w:sz w:val="24"/>
-          <w:szCs w:val="24"/>
-        </w:rPr>
-      </w:pPr>
-      <w:r>
-        <w:rPr>
-          <w:rFonts w:ascii="Times New Roman" w:eastAsia="Times New Roman" w:hAnsi="Times New Roman" w:cs="Times New Roman"/>
-          <w:sz w:val="24"/>
-          <w:szCs w:val="24"/>
-        </w:rPr>
-        <w:t>The main objectives are:</w:t>
+        <w:t>The goal of this project is to create a web-based tool that employs browser automation and artificial intelligence to assist users in testing websites, decrease manual labor, and comprehend test findings more readily.</w:t>
+      </w:r>
+    </w:p>
+    <w:p>
+      <w:pPr>
+        <w:spacing w:before="100" w:beforeAutospacing="1" w:after="100" w:afterAutospacing="1" w:line="240" w:lineRule="auto"/>
+        <w:rPr>
+          <w:rFonts w:ascii="Times New Roman" w:eastAsia="Times New Roman" w:hAnsi="Times New Roman" w:cs="Times New Roman"/>
+          <w:b/>
+          <w:sz w:val="24"/>
+          <w:szCs w:val="24"/>
+        </w:rPr>
+      </w:pPr>
+      <w:r>
+        <w:rPr>
+          <w:rFonts w:ascii="Times New Roman" w:eastAsia="Times New Roman" w:hAnsi="Times New Roman" w:cs="Times New Roman"/>
+          <w:b/>
+          <w:sz w:val="24"/>
+          <w:szCs w:val="24"/>
+        </w:rPr>
+        <w:t>4.2 Goals</w:t>
+      </w:r>
+    </w:p>
+    <w:p>
+      <w:pPr>
+        <w:spacing w:before="100" w:beforeAutospacing="1" w:after="100" w:afterAutospacing="1" w:line="240" w:lineRule="auto"/>
+        <w:ind w:left="720"/>
+        <w:rPr>
+          <w:rFonts w:ascii="Times New Roman" w:eastAsia="Times New Roman" w:hAnsi="Times New Roman" w:cs="Times New Roman"/>
+          <w:sz w:val="24"/>
+          <w:szCs w:val="24"/>
+        </w:rPr>
+      </w:pPr>
+      <w:r>
+        <w:rPr>
+          <w:rFonts w:ascii="Times New Roman" w:eastAsia="Times New Roman" w:hAnsi="Times New Roman" w:cs="Times New Roman"/>
+          <w:sz w:val="24"/>
+          <w:szCs w:val="24"/>
+        </w:rPr>
+        <w:t>The primary goals are:</w:t>
       </w:r>
     </w:p>
     <w:p>
@@ -1022,7 +995,7 @@
           <w:sz w:val="24"/>
           <w:szCs w:val="24"/>
         </w:rPr>
-        <w:t>To develop a simple interface where users can enter a website URL and testing instructions.</w:t>
+        <w:t xml:space="preserve"> To create a user-friendly interface that allows users to input the URL of a website and test instructions.</w:t>
       </w:r>
     </w:p>
     <w:p>
@@ -1044,11 +1017,12 @@
           <w:sz w:val="24"/>
           <w:szCs w:val="24"/>
         </w:rPr>
-        <w:t>To analyze accessible website information and identify elements that may need testing.</w:t>
-      </w:r>
-    </w:p>
-    <w:p>
-      <w:pPr>
+        <w:t>To examine accessible website content and identify components that could require testing.</w:t>
+      </w:r>
+    </w:p>
+    <w:p>
+      <w:pPr>
+        <w:pStyle w:val="ListParagraph"/>
         <w:numPr>
           <w:ilvl w:val="0"/>
           <w:numId w:val="2"/>
@@ -1066,11 +1040,12 @@
           <w:sz w:val="24"/>
           <w:szCs w:val="24"/>
         </w:rPr>
-        <w:t>To use AI to generate relevant test cases based on the website and user requirements.</w:t>
-      </w:r>
-    </w:p>
-    <w:p>
-      <w:pPr>
+        <w:t>To create relevant test cases using AI in accordance with user and website requirements.</w:t>
+      </w:r>
+    </w:p>
+    <w:p>
+      <w:pPr>
+        <w:pStyle w:val="ListParagraph"/>
         <w:numPr>
           <w:ilvl w:val="0"/>
           <w:numId w:val="2"/>
@@ -1088,8 +1063,15 @@
           <w:sz w:val="24"/>
           <w:szCs w:val="24"/>
         </w:rPr>
-        <w:lastRenderedPageBreak/>
-        <w:t>To allow users to review and approve test cases before running them.</w:t>
+        <w:t>T</w:t>
+      </w:r>
+      <w:r>
+        <w:rPr>
+          <w:rFonts w:ascii="Times New Roman" w:eastAsia="Times New Roman" w:hAnsi="Times New Roman" w:cs="Times New Roman"/>
+          <w:sz w:val="24"/>
+          <w:szCs w:val="24"/>
+        </w:rPr>
+        <w:t>o enable users to examine and authorize test cases before to their implementation.</w:t>
       </w:r>
     </w:p>
     <w:p>
@@ -1111,7 +1093,7 @@
           <w:sz w:val="24"/>
           <w:szCs w:val="24"/>
         </w:rPr>
-        <w:t>To automate supported website interactions using Playwright.</w:t>
+        <w:t>To use Playwright to automate supported website interactions.</w:t>
       </w:r>
     </w:p>
     <w:p>
@@ -1133,7 +1115,7 @@
           <w:sz w:val="24"/>
           <w:szCs w:val="24"/>
         </w:rPr>
-        <w:t>To verify actual results against expected outcomes and record test status.</w:t>
+        <w:t>To record test status and compare actual results with expected outcomes.</w:t>
       </w:r>
     </w:p>
     <w:p>
@@ -1155,7 +1137,7 @@
           <w:sz w:val="24"/>
           <w:szCs w:val="24"/>
         </w:rPr>
-        <w:t>To capture screenshots and error logs for failed or incomplete tests.</w:t>
+        <w:t>To record error logs and screenshots of incomplete or failed testing.</w:t>
       </w:r>
     </w:p>
     <w:p>
@@ -1177,7 +1159,7 @@
           <w:sz w:val="24"/>
           <w:szCs w:val="24"/>
         </w:rPr>
-        <w:t>To provide AI-assisted explanations of potential test failures.</w:t>
+        <w:t>To offer AI-assisted explanations for possible test failures.</w:t>
       </w:r>
     </w:p>
     <w:p>
@@ -1199,7 +1181,48 @@
           <w:sz w:val="24"/>
           <w:szCs w:val="24"/>
         </w:rPr>
-        <w:t>To generate reports that summarize test results and help users identify problems.</w:t>
+        <w:lastRenderedPageBreak/>
+        <w:t xml:space="preserve">To produce reports that assist users to detect issues by </w:t>
+      </w:r>
+      <w:proofErr w:type="spellStart"/>
+      <w:r>
+        <w:rPr>
+          <w:rFonts w:ascii="Times New Roman" w:eastAsia="Times New Roman" w:hAnsi="Times New Roman" w:cs="Times New Roman"/>
+          <w:sz w:val="24"/>
+          <w:szCs w:val="24"/>
+        </w:rPr>
+        <w:t>summarising</w:t>
+      </w:r>
+      <w:proofErr w:type="spellEnd"/>
+      <w:r>
+        <w:rPr>
+          <w:rFonts w:ascii="Times New Roman" w:eastAsia="Times New Roman" w:hAnsi="Times New Roman" w:cs="Times New Roman"/>
+          <w:sz w:val="24"/>
+          <w:szCs w:val="24"/>
+        </w:rPr>
+        <w:t xml:space="preserve"> test results.</w:t>
+      </w:r>
+    </w:p>
+    <w:p>
+      <w:pPr>
+        <w:spacing w:before="100" w:beforeAutospacing="1" w:after="100" w:afterAutospacing="1" w:line="240" w:lineRule="auto"/>
+        <w:rPr>
+          <w:rFonts w:ascii="Times New Roman" w:eastAsia="Times New Roman" w:hAnsi="Times New Roman" w:cs="Times New Roman"/>
+          <w:b/>
+          <w:bCs/>
+          <w:sz w:val="24"/>
+          <w:szCs w:val="24"/>
+        </w:rPr>
+      </w:pPr>
+      <w:r>
+        <w:rPr>
+          <w:rFonts w:ascii="Times New Roman" w:eastAsia="Times New Roman" w:hAnsi="Times New Roman" w:cs="Times New Roman"/>
+          <w:b/>
+          <w:bCs/>
+          <w:sz w:val="24"/>
+          <w:szCs w:val="24"/>
+        </w:rPr>
+        <w:t>5. Project Scope</w:t>
       </w:r>
     </w:p>
     <w:p>
@@ -1208,111 +1231,17 @@
         <w:outlineLvl w:val="2"/>
         <w:rPr>
           <w:rFonts w:ascii="Times New Roman" w:eastAsia="Times New Roman" w:hAnsi="Times New Roman" w:cs="Times New Roman"/>
-          <w:b/>
-          <w:bCs/>
-          <w:sz w:val="24"/>
-          <w:szCs w:val="24"/>
-        </w:rPr>
-      </w:pPr>
-      <w:r>
-        <w:rPr>
-          <w:rFonts w:ascii="Times New Roman" w:eastAsia="Times New Roman" w:hAnsi="Times New Roman" w:cs="Times New Roman"/>
-          <w:b/>
-          <w:bCs/>
-          <w:sz w:val="24"/>
-          <w:szCs w:val="24"/>
-        </w:rPr>
-        <w:t>5. Project Scope</w:t>
-      </w:r>
-    </w:p>
-    <w:p>
-      <w:pPr>
-        <w:spacing w:before="100" w:beforeAutospacing="1" w:after="100" w:afterAutospacing="1" w:line="240" w:lineRule="auto"/>
-        <w:rPr>
-          <w:rFonts w:ascii="Times New Roman" w:eastAsia="Times New Roman" w:hAnsi="Times New Roman" w:cs="Times New Roman"/>
-          <w:sz w:val="24"/>
-          <w:szCs w:val="24"/>
-        </w:rPr>
-      </w:pPr>
-      <w:r>
-        <w:rPr>
-          <w:rFonts w:ascii="Times New Roman" w:eastAsia="Times New Roman" w:hAnsi="Times New Roman" w:cs="Times New Roman"/>
-          <w:sz w:val="24"/>
-          <w:szCs w:val="24"/>
-        </w:rPr>
-        <w:t>The project will focus on building a working prototype for testing common website features. Users will be able to submit a website URL, provide optional testing instructions, generate test cases, and execute approved tests.</w:t>
-      </w:r>
-    </w:p>
-    <w:p>
-      <w:pPr>
-        <w:spacing w:before="100" w:beforeAutospacing="1" w:after="100" w:afterAutospacing="1" w:line="240" w:lineRule="auto"/>
-        <w:rPr>
-          <w:rFonts w:ascii="Times New Roman" w:eastAsia="Times New Roman" w:hAnsi="Times New Roman" w:cs="Times New Roman"/>
-          <w:sz w:val="24"/>
-          <w:szCs w:val="24"/>
-        </w:rPr>
-      </w:pPr>
-      <w:r>
-        <w:rPr>
-          <w:rFonts w:ascii="Times New Roman" w:eastAsia="Times New Roman" w:hAnsi="Times New Roman" w:cs="Times New Roman"/>
-          <w:sz w:val="24"/>
-          <w:szCs w:val="24"/>
-        </w:rPr>
-        <w:t>The initial version will support testing tasks such as checking whether a page loads, verifying the presence of important elements, testing links and buttons, checking form validation, and confirming that selected actions produce the expected results.</w:t>
-      </w:r>
-    </w:p>
-    <w:p>
-      <w:pPr>
-        <w:spacing w:before="100" w:beforeAutospacing="1" w:after="100" w:afterAutospacing="1" w:line="240" w:lineRule="auto"/>
-        <w:rPr>
-          <w:rFonts w:ascii="Times New Roman" w:eastAsia="Times New Roman" w:hAnsi="Times New Roman" w:cs="Times New Roman"/>
-          <w:sz w:val="24"/>
-          <w:szCs w:val="24"/>
-        </w:rPr>
-      </w:pPr>
-      <w:r>
-        <w:rPr>
-          <w:rFonts w:ascii="Times New Roman" w:eastAsia="Times New Roman" w:hAnsi="Times New Roman" w:cs="Times New Roman"/>
-          <w:sz w:val="24"/>
-          <w:szCs w:val="24"/>
-        </w:rPr>
-        <w:t>The application will also store test results, capture screenshots, record error messages, and generate reports. AI-assisted failure explanations will help users understand possible reasons for unsuccessful tests.</w:t>
-      </w:r>
-    </w:p>
-    <w:p>
-      <w:pPr>
-        <w:spacing w:before="100" w:beforeAutospacing="1" w:after="100" w:afterAutospacing="1" w:line="240" w:lineRule="auto"/>
-        <w:rPr>
-          <w:rFonts w:ascii="Times New Roman" w:eastAsia="Times New Roman" w:hAnsi="Times New Roman" w:cs="Times New Roman"/>
-          <w:sz w:val="24"/>
-          <w:szCs w:val="24"/>
-        </w:rPr>
-      </w:pPr>
-      <w:r>
-        <w:rPr>
-          <w:rFonts w:ascii="Times New Roman" w:eastAsia="Times New Roman" w:hAnsi="Times New Roman" w:cs="Times New Roman"/>
-          <w:sz w:val="24"/>
-          <w:szCs w:val="24"/>
-        </w:rPr>
-        <w:t>The project will focus on websites that can be accessed and tested safely. Some features may require a test account or permission from the website owner. The system will not initially support every type of website or every possible testing scenario.</w:t>
-      </w:r>
-    </w:p>
-    <w:p>
-      <w:pPr>
-        <w:spacing w:before="100" w:beforeAutospacing="1" w:after="100" w:afterAutospacing="1" w:line="240" w:lineRule="auto"/>
-        <w:rPr>
-          <w:rFonts w:ascii="Times New Roman" w:eastAsia="Times New Roman" w:hAnsi="Times New Roman" w:cs="Times New Roman"/>
-          <w:sz w:val="24"/>
-          <w:szCs w:val="24"/>
-        </w:rPr>
-      </w:pPr>
-      <w:r>
-        <w:rPr>
-          <w:rFonts w:ascii="Times New Roman" w:eastAsia="Times New Roman" w:hAnsi="Times New Roman" w:cs="Times New Roman"/>
-          <w:sz w:val="24"/>
-          <w:szCs w:val="24"/>
-        </w:rPr>
-        <w:t>Advanced features such as self-healing selectors, visual comparison of screenshots, accessibility testing, and scheduled testing may be considered if time allows. The main priority will be to develop a reliable system for test generation, execution, and reporting.</w:t>
+          <w:sz w:val="24"/>
+          <w:szCs w:val="24"/>
+        </w:rPr>
+      </w:pPr>
+      <w:r>
+        <w:rPr>
+          <w:rFonts w:ascii="Times New Roman" w:eastAsia="Times New Roman" w:hAnsi="Times New Roman" w:cs="Times New Roman"/>
+          <w:sz w:val="24"/>
+          <w:szCs w:val="24"/>
+        </w:rPr>
+        <w:t>The project's goal is to create a working model for testing websites using AI. Users will be able to create test cases, run authorized tests, input a website URL, and offer optional testing instructions. Common website functions including page loading, key elements, buttons, links, and form validation will all be tested by the system. Additionally, it will record error messages, take screenshots, store test results, and provide reports. AI will assist users in understanding test failures and possible explanations for them. While sophisticated capabilities may be added if time permits, the primary focus will be on creating a dependable system for test generation, execution, and reporting.</w:t>
       </w:r>
     </w:p>
     <w:p>
@@ -1353,7 +1282,7 @@
           <w:sz w:val="24"/>
           <w:szCs w:val="24"/>
         </w:rPr>
-        <w:t>The project will be developed in stages so that each part can be implemented and tested before moving to the next.</w:t>
+        <w:t>To allow for testing and execution of every element before going on to the next, the project will be developed in steps.</w:t>
       </w:r>
     </w:p>
     <w:p>
@@ -1391,7 +1320,7 @@
           <w:sz w:val="24"/>
           <w:szCs w:val="24"/>
         </w:rPr>
-        <w:t>The first phase will identify the main problems, expected features, and requirements of the application. Common website testing scenarios will be selected to define the initial scope.</w:t>
+        <w:t>Identify the application's main problems, required features, and common website testing situations.</w:t>
       </w:r>
     </w:p>
     <w:p>
@@ -1429,7 +1358,15 @@
           <w:sz w:val="24"/>
           <w:szCs w:val="24"/>
         </w:rPr>
-        <w:t>The application structure, database, user interface, and communication between components will be planned. The system will separate frontend development, backend processing, AI integration, and browser automation.</w:t>
+        <w:t>Plan the database, user interface, application architecture, and front-end, back-end, AI, and b</w:t>
+      </w:r>
+      <w:r>
+        <w:rPr>
+          <w:rFonts w:ascii="Times New Roman" w:eastAsia="Times New Roman" w:hAnsi="Times New Roman" w:cs="Times New Roman"/>
+          <w:sz w:val="24"/>
+          <w:szCs w:val="24"/>
+        </w:rPr>
+        <w:t>rowser automation connectivity.</w:t>
       </w:r>
     </w:p>
     <w:p>
@@ -1467,198 +1404,258 @@
           <w:sz w:val="24"/>
           <w:szCs w:val="24"/>
         </w:rPr>
+        <w:t xml:space="preserve">In this stage, </w:t>
+      </w:r>
+      <w:proofErr w:type="gramStart"/>
+      <w:r>
+        <w:rPr>
+          <w:rFonts w:ascii="Times New Roman" w:eastAsia="Times New Roman" w:hAnsi="Times New Roman" w:cs="Times New Roman"/>
+          <w:sz w:val="24"/>
+          <w:szCs w:val="24"/>
+        </w:rPr>
+        <w:t>Build</w:t>
+      </w:r>
+      <w:proofErr w:type="gramEnd"/>
+      <w:r>
+        <w:rPr>
+          <w:rFonts w:ascii="Times New Roman" w:eastAsia="Times New Roman" w:hAnsi="Times New Roman" w:cs="Times New Roman"/>
+          <w:sz w:val="24"/>
+          <w:szCs w:val="24"/>
+        </w:rPr>
+        <w:t xml:space="preserve"> the dashboard, URL input, test cases, execution status, and results page using HTML, CSS, and JavaScript.</w:t>
+      </w:r>
+    </w:p>
+    <w:p>
+      <w:pPr>
+        <w:spacing w:before="100" w:beforeAutospacing="1" w:after="100" w:afterAutospacing="1" w:line="240" w:lineRule="auto"/>
+        <w:rPr>
+          <w:rFonts w:ascii="Times New Roman" w:eastAsia="Times New Roman" w:hAnsi="Times New Roman" w:cs="Times New Roman"/>
+          <w:sz w:val="24"/>
+          <w:szCs w:val="24"/>
+        </w:rPr>
+      </w:pPr>
+      <w:r>
+        <w:rPr>
+          <w:rFonts w:ascii="Times New Roman" w:eastAsia="Times New Roman" w:hAnsi="Times New Roman" w:cs="Times New Roman"/>
+          <w:b/>
+          <w:bCs/>
+          <w:sz w:val="24"/>
+          <w:szCs w:val="24"/>
+        </w:rPr>
+        <w:t>Phase 4: Backend Development</w:t>
+      </w:r>
+    </w:p>
+    <w:p>
+      <w:pPr>
+        <w:spacing w:before="100" w:beforeAutospacing="1" w:after="100" w:afterAutospacing="1" w:line="240" w:lineRule="auto"/>
+        <w:rPr>
+          <w:rFonts w:ascii="Times New Roman" w:eastAsia="Times New Roman" w:hAnsi="Times New Roman" w:cs="Times New Roman"/>
+          <w:sz w:val="24"/>
+          <w:szCs w:val="24"/>
+        </w:rPr>
+      </w:pPr>
+      <w:r>
+        <w:rPr>
+          <w:rFonts w:ascii="Times New Roman" w:eastAsia="Times New Roman" w:hAnsi="Times New Roman" w:cs="Times New Roman"/>
+          <w:sz w:val="24"/>
+          <w:szCs w:val="24"/>
+        </w:rPr>
+        <w:t xml:space="preserve">Handle user requests, manage test cases, integrate AI, and plan test execution with Python and </w:t>
+      </w:r>
+      <w:proofErr w:type="spellStart"/>
+      <w:r>
+        <w:rPr>
+          <w:rFonts w:ascii="Times New Roman" w:eastAsia="Times New Roman" w:hAnsi="Times New Roman" w:cs="Times New Roman"/>
+          <w:sz w:val="24"/>
+          <w:szCs w:val="24"/>
+        </w:rPr>
+        <w:t>FastAPI</w:t>
+      </w:r>
+      <w:proofErr w:type="spellEnd"/>
+      <w:r>
+        <w:rPr>
+          <w:rFonts w:ascii="Times New Roman" w:eastAsia="Times New Roman" w:hAnsi="Times New Roman" w:cs="Times New Roman"/>
+          <w:sz w:val="24"/>
+          <w:szCs w:val="24"/>
+        </w:rPr>
+        <w:t>.</w:t>
+      </w:r>
+    </w:p>
+    <w:p>
+      <w:pPr>
+        <w:spacing w:before="100" w:beforeAutospacing="1" w:after="100" w:afterAutospacing="1" w:line="240" w:lineRule="auto"/>
+        <w:rPr>
+          <w:rFonts w:ascii="Times New Roman" w:eastAsia="Times New Roman" w:hAnsi="Times New Roman" w:cs="Times New Roman"/>
+          <w:sz w:val="24"/>
+          <w:szCs w:val="24"/>
+        </w:rPr>
+      </w:pPr>
+      <w:r>
+        <w:rPr>
+          <w:rFonts w:ascii="Times New Roman" w:eastAsia="Times New Roman" w:hAnsi="Times New Roman" w:cs="Times New Roman"/>
+          <w:b/>
+          <w:bCs/>
+          <w:sz w:val="24"/>
+          <w:szCs w:val="24"/>
+        </w:rPr>
+        <w:t>Phase 5: AI Integration</w:t>
+      </w:r>
+    </w:p>
+    <w:p>
+      <w:pPr>
+        <w:spacing w:before="100" w:beforeAutospacing="1" w:after="100" w:afterAutospacing="1" w:line="240" w:lineRule="auto"/>
+        <w:rPr>
+          <w:rFonts w:ascii="Times New Roman" w:eastAsia="Times New Roman" w:hAnsi="Times New Roman" w:cs="Times New Roman"/>
+          <w:sz w:val="24"/>
+          <w:szCs w:val="24"/>
+        </w:rPr>
+      </w:pPr>
+      <w:r>
+        <w:rPr>
+          <w:rFonts w:ascii="Times New Roman" w:eastAsia="Times New Roman" w:hAnsi="Times New Roman" w:cs="Times New Roman"/>
+          <w:sz w:val="24"/>
+          <w:szCs w:val="24"/>
+        </w:rPr>
+        <w:t>Generate structured test cases using an AI model based on user instructions and website data, then confirm the results.</w:t>
+      </w:r>
+    </w:p>
+    <w:p>
+      <w:pPr>
+        <w:spacing w:before="100" w:beforeAutospacing="1" w:after="100" w:afterAutospacing="1" w:line="240" w:lineRule="auto"/>
+        <w:rPr>
+          <w:rFonts w:ascii="Times New Roman" w:eastAsia="Times New Roman" w:hAnsi="Times New Roman" w:cs="Times New Roman"/>
+          <w:sz w:val="24"/>
+          <w:szCs w:val="24"/>
+        </w:rPr>
+      </w:pPr>
+      <w:r>
+        <w:rPr>
+          <w:rFonts w:ascii="Times New Roman" w:eastAsia="Times New Roman" w:hAnsi="Times New Roman" w:cs="Times New Roman"/>
+          <w:b/>
+          <w:bCs/>
+          <w:sz w:val="24"/>
+          <w:szCs w:val="24"/>
+        </w:rPr>
+        <w:t>Phase 6</w:t>
+      </w:r>
+      <w:r>
+        <w:rPr>
+          <w:rFonts w:ascii="Times New Roman" w:eastAsia="Times New Roman" w:hAnsi="Times New Roman" w:cs="Times New Roman"/>
+          <w:b/>
+          <w:bCs/>
+          <w:sz w:val="24"/>
+          <w:szCs w:val="24"/>
+        </w:rPr>
+        <w:t xml:space="preserve"> Test Automation</w:t>
+      </w:r>
+    </w:p>
+    <w:p>
+      <w:pPr>
+        <w:spacing w:before="100" w:beforeAutospacing="1" w:after="100" w:afterAutospacing="1" w:line="240" w:lineRule="auto"/>
+        <w:rPr>
+          <w:rFonts w:ascii="Times New Roman" w:eastAsia="Times New Roman" w:hAnsi="Times New Roman" w:cs="Times New Roman"/>
+          <w:sz w:val="24"/>
+          <w:szCs w:val="24"/>
+        </w:rPr>
+      </w:pPr>
+      <w:r>
+        <w:rPr>
+          <w:rFonts w:ascii="Times New Roman" w:eastAsia="Times New Roman" w:hAnsi="Times New Roman" w:cs="Times New Roman"/>
+          <w:sz w:val="24"/>
+          <w:szCs w:val="24"/>
+        </w:rPr>
         <w:lastRenderedPageBreak/>
-        <w:t>HTML, CSS, and JavaScript will be used to create the user interface. This will include the dashboard, website URL input, generated test cases, execution status, and results page.</w:t>
-      </w:r>
-    </w:p>
-    <w:p>
-      <w:pPr>
-        <w:spacing w:before="100" w:beforeAutospacing="1" w:after="100" w:afterAutospacing="1" w:line="240" w:lineRule="auto"/>
-        <w:rPr>
-          <w:rFonts w:ascii="Times New Roman" w:eastAsia="Times New Roman" w:hAnsi="Times New Roman" w:cs="Times New Roman"/>
-          <w:sz w:val="24"/>
-          <w:szCs w:val="24"/>
-        </w:rPr>
-      </w:pPr>
-      <w:r>
-        <w:rPr>
-          <w:rFonts w:ascii="Times New Roman" w:eastAsia="Times New Roman" w:hAnsi="Times New Roman" w:cs="Times New Roman"/>
-          <w:b/>
-          <w:bCs/>
-          <w:sz w:val="24"/>
-          <w:szCs w:val="24"/>
-        </w:rPr>
-        <w:t>Phase 4: Backend Development</w:t>
-      </w:r>
-    </w:p>
-    <w:p>
-      <w:pPr>
-        <w:spacing w:before="100" w:beforeAutospacing="1" w:after="100" w:afterAutospacing="1" w:line="240" w:lineRule="auto"/>
-        <w:rPr>
-          <w:rFonts w:ascii="Times New Roman" w:eastAsia="Times New Roman" w:hAnsi="Times New Roman" w:cs="Times New Roman"/>
-          <w:sz w:val="24"/>
-          <w:szCs w:val="24"/>
-        </w:rPr>
-      </w:pPr>
-      <w:r>
-        <w:rPr>
-          <w:rFonts w:ascii="Times New Roman" w:eastAsia="Times New Roman" w:hAnsi="Times New Roman" w:cs="Times New Roman"/>
-          <w:sz w:val="24"/>
-          <w:szCs w:val="24"/>
-        </w:rPr>
-        <w:t>Python and FastAPI will be used to build the backend. It will receive requests from the frontend, validate user input, manage test cases, communicate with the AI service, and coordinate test execution.</w:t>
-      </w:r>
-    </w:p>
-    <w:p>
-      <w:pPr>
-        <w:spacing w:before="100" w:beforeAutospacing="1" w:after="100" w:afterAutospacing="1" w:line="240" w:lineRule="auto"/>
-        <w:rPr>
-          <w:rFonts w:ascii="Times New Roman" w:eastAsia="Times New Roman" w:hAnsi="Times New Roman" w:cs="Times New Roman"/>
-          <w:sz w:val="24"/>
-          <w:szCs w:val="24"/>
-        </w:rPr>
-      </w:pPr>
-      <w:r>
-        <w:rPr>
-          <w:rFonts w:ascii="Times New Roman" w:eastAsia="Times New Roman" w:hAnsi="Times New Roman" w:cs="Times New Roman"/>
-          <w:b/>
-          <w:bCs/>
-          <w:sz w:val="24"/>
-          <w:szCs w:val="24"/>
-        </w:rPr>
-        <w:t>Phase 5: AI Integration</w:t>
-      </w:r>
-    </w:p>
-    <w:p>
-      <w:pPr>
-        <w:spacing w:before="100" w:beforeAutospacing="1" w:after="100" w:afterAutospacing="1" w:line="240" w:lineRule="auto"/>
-        <w:rPr>
-          <w:rFonts w:ascii="Times New Roman" w:eastAsia="Times New Roman" w:hAnsi="Times New Roman" w:cs="Times New Roman"/>
-          <w:sz w:val="24"/>
-          <w:szCs w:val="24"/>
-        </w:rPr>
-      </w:pPr>
-      <w:r>
-        <w:rPr>
-          <w:rFonts w:ascii="Times New Roman" w:eastAsia="Times New Roman" w:hAnsi="Times New Roman" w:cs="Times New Roman"/>
-          <w:sz w:val="24"/>
-          <w:szCs w:val="24"/>
-        </w:rPr>
-        <w:t>An AI model will receive relevant website information and user instructions. It will generate structured test cases containing the test objective, actions, and expected results. The generated output will be checked before it is used.</w:t>
-      </w:r>
-    </w:p>
-    <w:p>
-      <w:pPr>
-        <w:spacing w:before="100" w:beforeAutospacing="1" w:after="100" w:afterAutospacing="1" w:line="240" w:lineRule="auto"/>
-        <w:rPr>
-          <w:rFonts w:ascii="Times New Roman" w:eastAsia="Times New Roman" w:hAnsi="Times New Roman" w:cs="Times New Roman"/>
-          <w:sz w:val="24"/>
-          <w:szCs w:val="24"/>
-        </w:rPr>
-      </w:pPr>
-      <w:r>
-        <w:rPr>
-          <w:rFonts w:ascii="Times New Roman" w:eastAsia="Times New Roman" w:hAnsi="Times New Roman" w:cs="Times New Roman"/>
-          <w:b/>
-          <w:bCs/>
-          <w:sz w:val="24"/>
-          <w:szCs w:val="24"/>
-        </w:rPr>
-        <w:t>Phase 6: Automated Test Execution</w:t>
-      </w:r>
-    </w:p>
-    <w:p>
-      <w:pPr>
-        <w:spacing w:before="100" w:beforeAutospacing="1" w:after="100" w:afterAutospacing="1" w:line="240" w:lineRule="auto"/>
-        <w:rPr>
-          <w:rFonts w:ascii="Times New Roman" w:eastAsia="Times New Roman" w:hAnsi="Times New Roman" w:cs="Times New Roman"/>
-          <w:sz w:val="24"/>
-          <w:szCs w:val="24"/>
-        </w:rPr>
-      </w:pPr>
-      <w:r>
-        <w:rPr>
-          <w:rFonts w:ascii="Times New Roman" w:eastAsia="Times New Roman" w:hAnsi="Times New Roman" w:cs="Times New Roman"/>
-          <w:sz w:val="24"/>
-          <w:szCs w:val="24"/>
-        </w:rPr>
-        <w:t>Playwright will open the target website and perform approved actions. The system will check the actual results against the expected outcomes and save relevant screenshots and logs.</w:t>
-      </w:r>
-    </w:p>
-    <w:p>
-      <w:pPr>
-        <w:spacing w:before="100" w:beforeAutospacing="1" w:after="100" w:afterAutospacing="1" w:line="240" w:lineRule="auto"/>
-        <w:rPr>
-          <w:rFonts w:ascii="Times New Roman" w:eastAsia="Times New Roman" w:hAnsi="Times New Roman" w:cs="Times New Roman"/>
-          <w:sz w:val="24"/>
-          <w:szCs w:val="24"/>
-        </w:rPr>
-      </w:pPr>
-      <w:r>
-        <w:rPr>
-          <w:rFonts w:ascii="Times New Roman" w:eastAsia="Times New Roman" w:hAnsi="Times New Roman" w:cs="Times New Roman"/>
-          <w:b/>
-          <w:bCs/>
-          <w:sz w:val="24"/>
-          <w:szCs w:val="24"/>
-        </w:rPr>
-        <w:t>Phase 7: Result Analysis and Reporting</w:t>
-      </w:r>
-    </w:p>
-    <w:p>
-      <w:pPr>
-        <w:spacing w:before="100" w:beforeAutospacing="1" w:after="100" w:afterAutospacing="1" w:line="240" w:lineRule="auto"/>
-        <w:rPr>
-          <w:rFonts w:ascii="Times New Roman" w:eastAsia="Times New Roman" w:hAnsi="Times New Roman" w:cs="Times New Roman"/>
-          <w:sz w:val="24"/>
-          <w:szCs w:val="24"/>
-        </w:rPr>
-      </w:pPr>
-      <w:r>
-        <w:rPr>
-          <w:rFonts w:ascii="Times New Roman" w:eastAsia="Times New Roman" w:hAnsi="Times New Roman" w:cs="Times New Roman"/>
-          <w:sz w:val="24"/>
-          <w:szCs w:val="24"/>
-        </w:rPr>
-        <w:t>The system will display passed, failed, and incomplete tests. AI will help explain failures using the available evidence, and a report will summarize the testing session.</w:t>
-      </w:r>
-    </w:p>
-    <w:p>
-      <w:pPr>
-        <w:spacing w:before="100" w:beforeAutospacing="1" w:after="100" w:afterAutospacing="1" w:line="240" w:lineRule="auto"/>
-        <w:rPr>
-          <w:rFonts w:ascii="Times New Roman" w:eastAsia="Times New Roman" w:hAnsi="Times New Roman" w:cs="Times New Roman"/>
-          <w:sz w:val="24"/>
-          <w:szCs w:val="24"/>
-        </w:rPr>
-      </w:pPr>
-      <w:r>
-        <w:rPr>
-          <w:rFonts w:ascii="Times New Roman" w:eastAsia="Times New Roman" w:hAnsi="Times New Roman" w:cs="Times New Roman"/>
-          <w:b/>
-          <w:bCs/>
-          <w:sz w:val="24"/>
-          <w:szCs w:val="24"/>
-        </w:rPr>
-        <w:t>Phase 8: Testing and Deployment</w:t>
-      </w:r>
-    </w:p>
-    <w:p>
-      <w:pPr>
-        <w:spacing w:before="100" w:beforeAutospacing="1" w:after="100" w:afterAutospacing="1" w:line="240" w:lineRule="auto"/>
-        <w:rPr>
-          <w:rFonts w:ascii="Times New Roman" w:eastAsia="Times New Roman" w:hAnsi="Times New Roman" w:cs="Times New Roman"/>
-          <w:sz w:val="24"/>
-          <w:szCs w:val="24"/>
-        </w:rPr>
-      </w:pPr>
-      <w:r>
-        <w:rPr>
-          <w:rFonts w:ascii="Times New Roman" w:eastAsia="Times New Roman" w:hAnsi="Times New Roman" w:cs="Times New Roman"/>
-          <w:sz w:val="24"/>
-          <w:szCs w:val="24"/>
-        </w:rPr>
-        <w:t>The completed application will be tested to identify functional problems and integration errors. After the main features work correctly, the application will be prepared for cloud deployment.</w:t>
+        <w:t>To run approved tests, verify expected results, and capture screenshots and error logs, use Playwright.</w:t>
+      </w:r>
+    </w:p>
+    <w:p>
+      <w:pPr>
+        <w:spacing w:before="100" w:beforeAutospacing="1" w:after="100" w:afterAutospacing="1" w:line="240" w:lineRule="auto"/>
+        <w:rPr>
+          <w:rFonts w:ascii="Times New Roman" w:eastAsia="Times New Roman" w:hAnsi="Times New Roman" w:cs="Times New Roman"/>
+          <w:sz w:val="24"/>
+          <w:szCs w:val="24"/>
+        </w:rPr>
+      </w:pPr>
+      <w:r>
+        <w:rPr>
+          <w:rFonts w:ascii="Times New Roman" w:eastAsia="Times New Roman" w:hAnsi="Times New Roman" w:cs="Times New Roman"/>
+          <w:b/>
+          <w:bCs/>
+          <w:sz w:val="24"/>
+          <w:szCs w:val="24"/>
+        </w:rPr>
+        <w:t>Phase 7: Reporting and Analysis of Data</w:t>
+      </w:r>
+    </w:p>
+    <w:p>
+      <w:pPr>
+        <w:spacing w:before="100" w:beforeAutospacing="1" w:after="100" w:afterAutospacing="1" w:line="240" w:lineRule="auto"/>
+        <w:rPr>
+          <w:rFonts w:ascii="Times New Roman" w:eastAsia="Times New Roman" w:hAnsi="Times New Roman" w:cs="Times New Roman"/>
+          <w:bCs/>
+          <w:sz w:val="24"/>
+          <w:szCs w:val="24"/>
+        </w:rPr>
+      </w:pPr>
+      <w:r>
+        <w:rPr>
+          <w:rFonts w:ascii="Times New Roman" w:eastAsia="Times New Roman" w:hAnsi="Times New Roman" w:cs="Times New Roman"/>
+          <w:bCs/>
+          <w:sz w:val="24"/>
+          <w:szCs w:val="24"/>
+        </w:rPr>
+        <w:t>Create testing reports, use AI to explain issues, and show test results as succeeded, failed, or incomplete.</w:t>
+      </w:r>
+    </w:p>
+    <w:p>
+      <w:pPr>
+        <w:spacing w:before="100" w:beforeAutospacing="1" w:after="100" w:afterAutospacing="1" w:line="240" w:lineRule="auto"/>
+        <w:rPr>
+          <w:rFonts w:ascii="Times New Roman" w:eastAsia="Times New Roman" w:hAnsi="Times New Roman" w:cs="Times New Roman"/>
+          <w:b/>
+          <w:bCs/>
+          <w:sz w:val="24"/>
+          <w:szCs w:val="24"/>
+        </w:rPr>
+      </w:pPr>
+      <w:r>
+        <w:rPr>
+          <w:rFonts w:ascii="Times New Roman" w:eastAsia="Times New Roman" w:hAnsi="Times New Roman" w:cs="Times New Roman"/>
+          <w:b/>
+          <w:bCs/>
+          <w:sz w:val="24"/>
+          <w:szCs w:val="24"/>
+        </w:rPr>
+        <w:t xml:space="preserve">Phase 8: </w:t>
+      </w:r>
+      <w:r>
+        <w:rPr>
+          <w:rFonts w:ascii="Times New Roman" w:eastAsia="Times New Roman" w:hAnsi="Times New Roman" w:cs="Times New Roman"/>
+          <w:b/>
+          <w:bCs/>
+          <w:sz w:val="24"/>
+          <w:szCs w:val="24"/>
+        </w:rPr>
+        <w:t>Deployment and Testing</w:t>
+      </w:r>
+    </w:p>
+    <w:p>
+      <w:pPr>
+        <w:spacing w:before="100" w:beforeAutospacing="1" w:after="100" w:afterAutospacing="1" w:line="240" w:lineRule="auto"/>
+        <w:rPr>
+          <w:rFonts w:ascii="Times New Roman" w:eastAsia="Times New Roman" w:hAnsi="Times New Roman" w:cs="Times New Roman"/>
+          <w:sz w:val="24"/>
+          <w:szCs w:val="24"/>
+        </w:rPr>
+      </w:pPr>
+      <w:r>
+        <w:rPr>
+          <w:rFonts w:ascii="Times New Roman" w:eastAsia="Times New Roman" w:hAnsi="Times New Roman" w:cs="Times New Roman"/>
+          <w:sz w:val="24"/>
+          <w:szCs w:val="24"/>
+        </w:rPr>
+        <w:t>After the program has been tested for integration and functional errors, get it ready for cloud deployment.</w:t>
       </w:r>
     </w:p>
     <w:p>
@@ -1699,35 +1696,74 @@
           <w:sz w:val="24"/>
           <w:szCs w:val="24"/>
         </w:rPr>
-        <w:t>The system will use a client-server architecture with separate components for the user interface, backend, AI processing, browser automation, and data storage.</w:t>
-      </w:r>
-    </w:p>
-    <w:p>
-      <w:pPr>
-        <w:spacing w:before="100" w:beforeAutospacing="1" w:after="100" w:afterAutospacing="1" w:line="240" w:lineRule="auto"/>
-        <w:rPr>
-          <w:rFonts w:ascii="Times New Roman" w:eastAsia="Times New Roman" w:hAnsi="Times New Roman" w:cs="Times New Roman"/>
-          <w:sz w:val="24"/>
-          <w:szCs w:val="24"/>
-        </w:rPr>
-      </w:pPr>
-      <w:r>
-        <w:rPr>
-          <w:rFonts w:ascii="Times New Roman" w:eastAsia="Times New Roman" w:hAnsi="Times New Roman" w:cs="Times New Roman"/>
-          <w:b/>
-          <w:bCs/>
-          <w:sz w:val="24"/>
-          <w:szCs w:val="24"/>
-        </w:rPr>
-        <w:t>Frontend:</w:t>
-      </w:r>
-      <w:r>
-        <w:rPr>
-          <w:rFonts w:ascii="Times New Roman" w:eastAsia="Times New Roman" w:hAnsi="Times New Roman" w:cs="Times New Roman"/>
-          <w:sz w:val="24"/>
-          <w:szCs w:val="24"/>
-        </w:rPr>
-        <w:t xml:space="preserve"> The frontend will be developed using HTML, CSS, and JavaScript. It will allow users to submit website details, review generated test cases, start test runs, and view results.</w:t>
+        <w:t>The user interface, backend, AI processing, browser automation, and data storage are going to be different components of the client-server arc</w:t>
+      </w:r>
+      <w:r>
+        <w:rPr>
+          <w:rFonts w:ascii="Times New Roman" w:eastAsia="Times New Roman" w:hAnsi="Times New Roman" w:cs="Times New Roman"/>
+          <w:sz w:val="24"/>
+          <w:szCs w:val="24"/>
+        </w:rPr>
+        <w:t>hitecture used in the system</w:t>
+      </w:r>
+      <w:r>
+        <w:rPr>
+          <w:rFonts w:ascii="Times New Roman" w:eastAsia="Times New Roman" w:hAnsi="Times New Roman" w:cs="Times New Roman"/>
+          <w:sz w:val="24"/>
+          <w:szCs w:val="24"/>
+        </w:rPr>
+        <w:t>.</w:t>
+      </w:r>
+    </w:p>
+    <w:p>
+      <w:pPr>
+        <w:spacing w:before="100" w:beforeAutospacing="1" w:after="100" w:afterAutospacing="1" w:line="240" w:lineRule="auto"/>
+        <w:rPr>
+          <w:rFonts w:ascii="Times New Roman" w:eastAsia="Times New Roman" w:hAnsi="Times New Roman" w:cs="Times New Roman"/>
+          <w:b/>
+          <w:bCs/>
+          <w:sz w:val="24"/>
+          <w:szCs w:val="24"/>
+        </w:rPr>
+      </w:pPr>
+      <w:r>
+        <w:rPr>
+          <w:rFonts w:ascii="Times New Roman" w:eastAsia="Times New Roman" w:hAnsi="Times New Roman" w:cs="Times New Roman"/>
+          <w:b/>
+          <w:bCs/>
+          <w:sz w:val="24"/>
+          <w:szCs w:val="24"/>
+        </w:rPr>
+        <w:t>Frontend</w:t>
+      </w:r>
+      <w:r>
+        <w:rPr>
+          <w:rFonts w:ascii="Times New Roman" w:eastAsia="Times New Roman" w:hAnsi="Times New Roman" w:cs="Times New Roman"/>
+          <w:b/>
+          <w:bCs/>
+          <w:sz w:val="24"/>
+          <w:szCs w:val="24"/>
+        </w:rPr>
+        <w:t xml:space="preserve">: </w:t>
+      </w:r>
+      <w:r>
+        <w:rPr>
+          <w:rFonts w:ascii="Times New Roman" w:eastAsia="Times New Roman" w:hAnsi="Times New Roman" w:cs="Times New Roman"/>
+          <w:bCs/>
+          <w:sz w:val="24"/>
+          <w:szCs w:val="24"/>
+        </w:rPr>
+        <w:t>Created with HTML, CSS, and JavaScript to enable users to run tests, evaluate test cases, submit website URLs, and see the results</w:t>
+      </w:r>
+      <w:r>
+        <w:rPr>
+          <w:rFonts w:ascii="Times New Roman" w:eastAsia="Times New Roman" w:hAnsi="Times New Roman" w:cs="Times New Roman"/>
+          <w:b/>
+          <w:bCs/>
+          <w:sz w:val="24"/>
+          <w:szCs w:val="24"/>
+        </w:rPr>
+        <w:t>.</w:t>
       </w:r>
     </w:p>
     <w:p>
@@ -1755,7 +1791,31 @@
           <w:sz w:val="24"/>
           <w:szCs w:val="24"/>
         </w:rPr>
-        <w:t xml:space="preserve"> Python and FastAPI will handle requests from the frontend. The backend will validate inputs, manage test cases, communicate with the AI service, and coordinate browser execution.</w:t>
+        <w:t xml:space="preserve"> </w:t>
+      </w:r>
+      <w:r>
+        <w:rPr>
+          <w:rFonts w:ascii="Times New Roman" w:eastAsia="Times New Roman" w:hAnsi="Times New Roman" w:cs="Times New Roman"/>
+          <w:sz w:val="24"/>
+          <w:szCs w:val="24"/>
+        </w:rPr>
+        <w:t xml:space="preserve">Controls test execution, manages test cases, connects AI, and verifies </w:t>
+      </w:r>
+      <w:r>
+        <w:rPr>
+          <w:rFonts w:ascii="Times New Roman" w:eastAsia="Times New Roman" w:hAnsi="Times New Roman" w:cs="Times New Roman"/>
+          <w:sz w:val="24"/>
+          <w:szCs w:val="24"/>
+        </w:rPr>
+        <w:t>inputs using Python and Fast API</w:t>
+      </w:r>
+      <w:r>
+        <w:rPr>
+          <w:rFonts w:ascii="Times New Roman" w:eastAsia="Times New Roman" w:hAnsi="Times New Roman" w:cs="Times New Roman"/>
+          <w:sz w:val="24"/>
+          <w:szCs w:val="24"/>
+        </w:rPr>
+        <w:t>.</w:t>
       </w:r>
     </w:p>
     <w:p>
@@ -1783,7 +1843,31 @@
           <w:sz w:val="24"/>
           <w:szCs w:val="24"/>
         </w:rPr>
-        <w:t xml:space="preserve"> The AI model will use website information and user instructions to generate test cases. It will also assist in explaining failures based on recorded execution evidence.</w:t>
+        <w:t xml:space="preserve"> </w:t>
+      </w:r>
+      <w:r>
+        <w:rPr>
+          <w:rFonts w:ascii="Times New Roman" w:eastAsia="Times New Roman" w:hAnsi="Times New Roman" w:cs="Times New Roman"/>
+          <w:sz w:val="24"/>
+          <w:szCs w:val="24"/>
+        </w:rPr>
+        <w:t>Generate test cases using user instructions and website data, and uses recorded ev</w:t>
+      </w:r>
+      <w:r>
+        <w:rPr>
+          <w:rFonts w:ascii="Times New Roman" w:eastAsia="Times New Roman" w:hAnsi="Times New Roman" w:cs="Times New Roman"/>
+          <w:sz w:val="24"/>
+          <w:szCs w:val="24"/>
+        </w:rPr>
+        <w:t>idence to explain test failures</w:t>
+      </w:r>
+      <w:r>
+        <w:rPr>
+          <w:rFonts w:ascii="Times New Roman" w:eastAsia="Times New Roman" w:hAnsi="Times New Roman" w:cs="Times New Roman"/>
+          <w:sz w:val="24"/>
+          <w:szCs w:val="24"/>
+        </w:rPr>
+        <w:t>.</w:t>
       </w:r>
     </w:p>
     <w:p>
@@ -1811,27 +1895,34 @@
           <w:sz w:val="24"/>
           <w:szCs w:val="24"/>
         </w:rPr>
-        <w:t xml:space="preserve"> Playwright will interact with the target website, perform test actions, verify expected outcomes, and capture screenshots.</w:t>
-      </w:r>
-    </w:p>
-    <w:p>
-      <w:pPr>
-        <w:spacing w:before="100" w:beforeAutospacing="1" w:after="100" w:afterAutospacing="1" w:line="240" w:lineRule="auto"/>
-        <w:rPr>
-          <w:rFonts w:ascii="Times New Roman" w:eastAsia="Times New Roman" w:hAnsi="Times New Roman" w:cs="Times New Roman"/>
-          <w:sz w:val="24"/>
-          <w:szCs w:val="24"/>
-        </w:rPr>
-      </w:pPr>
-      <w:r>
-        <w:rPr>
-          <w:rFonts w:ascii="Times New Roman" w:eastAsia="Times New Roman" w:hAnsi="Times New Roman" w:cs="Times New Roman"/>
-          <w:b/>
-          <w:bCs/>
-          <w:sz w:val="24"/>
-          <w:szCs w:val="24"/>
-        </w:rPr>
-        <w:lastRenderedPageBreak/>
+        <w:t xml:space="preserve"> </w:t>
+      </w:r>
+      <w:r>
+        <w:rPr>
+          <w:rFonts w:ascii="Times New Roman" w:eastAsia="Times New Roman" w:hAnsi="Times New Roman" w:cs="Times New Roman"/>
+          <w:sz w:val="24"/>
+          <w:szCs w:val="24"/>
+        </w:rPr>
+        <w:t>Uses Playwright to interact with websites, run authorized tests, confirm results, and take screenshots.</w:t>
+      </w:r>
+    </w:p>
+    <w:p>
+      <w:pPr>
+        <w:spacing w:before="100" w:beforeAutospacing="1" w:after="100" w:afterAutospacing="1" w:line="240" w:lineRule="auto"/>
+        <w:rPr>
+          <w:rFonts w:ascii="Times New Roman" w:eastAsia="Times New Roman" w:hAnsi="Times New Roman" w:cs="Times New Roman"/>
+          <w:sz w:val="24"/>
+          <w:szCs w:val="24"/>
+        </w:rPr>
+      </w:pPr>
+      <w:r>
+        <w:rPr>
+          <w:rFonts w:ascii="Times New Roman" w:eastAsia="Times New Roman" w:hAnsi="Times New Roman" w:cs="Times New Roman"/>
+          <w:b/>
+          <w:bCs/>
+          <w:sz w:val="24"/>
+          <w:szCs w:val="24"/>
+        </w:rPr>
         <w:t>Database:</w:t>
       </w:r>
       <w:r>
@@ -1840,7 +1931,15 @@
           <w:sz w:val="24"/>
           <w:szCs w:val="24"/>
         </w:rPr>
-        <w:t xml:space="preserve"> SQLite will store project information, test cases, test-run history, and result details.</w:t>
+        <w:t xml:space="preserve"> </w:t>
+      </w:r>
+      <w:r>
+        <w:rPr>
+          <w:rFonts w:ascii="Times New Roman" w:eastAsia="Times New Roman" w:hAnsi="Times New Roman" w:cs="Times New Roman"/>
+          <w:sz w:val="24"/>
+          <w:szCs w:val="24"/>
+        </w:rPr>
+        <w:t>Records project information, test cases, execution history, and test outcomes using SQLite.</w:t>
       </w:r>
     </w:p>
     <w:p>
@@ -1868,25 +1967,84 @@
           <w:sz w:val="24"/>
           <w:szCs w:val="24"/>
         </w:rPr>
-        <w:t xml:space="preserve"> This component will organize test outcomes, screenshots, and error information into reports that users can view or download.</w:t>
-      </w:r>
-    </w:p>
-    <w:p>
-      <w:pPr>
-        <w:spacing w:before="100" w:beforeAutospacing="1" w:after="100" w:afterAutospacing="1" w:line="240" w:lineRule="auto"/>
-        <w:rPr>
-          <w:rFonts w:ascii="Times New Roman" w:eastAsia="Times New Roman" w:hAnsi="Times New Roman" w:cs="Times New Roman"/>
-          <w:sz w:val="24"/>
-          <w:szCs w:val="24"/>
-        </w:rPr>
-      </w:pPr>
-      <w:r>
-        <w:rPr>
-          <w:rFonts w:ascii="Times New Roman" w:eastAsia="Times New Roman" w:hAnsi="Times New Roman" w:cs="Times New Roman"/>
-          <w:sz w:val="24"/>
-          <w:szCs w:val="24"/>
-        </w:rPr>
-        <w:t>The process will begin when a user submits a website URL. The backend will validate the URL and collect relevant page information. The AI service will generate test cases, which the user can review before execution. Playwright will then execute the approved tests, and the results will be stored and displayed through the frontend.</w:t>
+        <w:t xml:space="preserve"> </w:t>
+      </w:r>
+      <w:r>
+        <w:rPr>
+          <w:rFonts w:ascii="Times New Roman" w:eastAsia="Times New Roman" w:hAnsi="Times New Roman" w:cs="Times New Roman"/>
+          <w:sz w:val="24"/>
+          <w:szCs w:val="24"/>
+        </w:rPr>
+        <w:t>Test results, images, and error messages are arranged into reports that users can read or download</w:t>
+      </w:r>
+      <w:r>
+        <w:rPr>
+          <w:rFonts w:ascii="Times New Roman" w:eastAsia="Times New Roman" w:hAnsi="Times New Roman" w:cs="Times New Roman"/>
+          <w:sz w:val="24"/>
+          <w:szCs w:val="24"/>
+        </w:rPr>
+        <w:t>.</w:t>
+      </w:r>
+    </w:p>
+    <w:p>
+      <w:pPr>
+        <w:spacing w:before="100" w:beforeAutospacing="1" w:after="100" w:afterAutospacing="1" w:line="240" w:lineRule="auto"/>
+        <w:rPr>
+          <w:rFonts w:ascii="Times New Roman" w:eastAsia="Times New Roman" w:hAnsi="Times New Roman" w:cs="Times New Roman"/>
+          <w:sz w:val="24"/>
+          <w:szCs w:val="24"/>
+        </w:rPr>
+      </w:pPr>
+      <w:r>
+        <w:rPr>
+          <w:rFonts w:ascii="Times New Roman" w:eastAsia="Times New Roman" w:hAnsi="Times New Roman" w:cs="Times New Roman"/>
+          <w:b/>
+          <w:sz w:val="24"/>
+          <w:szCs w:val="24"/>
+        </w:rPr>
+        <w:t>System Workflow:</w:t>
+      </w:r>
+      <w:r>
+        <w:rPr>
+          <w:rFonts w:ascii="Times New Roman" w:eastAsia="Times New Roman" w:hAnsi="Times New Roman" w:cs="Times New Roman"/>
+          <w:sz w:val="24"/>
+          <w:szCs w:val="24"/>
+        </w:rPr>
+        <w:t xml:space="preserve"> When the user provides a URL, AI creates test cases, the user approves them, </w:t>
+      </w:r>
+      <w:proofErr w:type="gramStart"/>
+      <w:r>
+        <w:rPr>
+          <w:rFonts w:ascii="Times New Roman" w:eastAsia="Times New Roman" w:hAnsi="Times New Roman" w:cs="Times New Roman"/>
+          <w:sz w:val="24"/>
+          <w:szCs w:val="24"/>
+        </w:rPr>
+        <w:t>Playwright</w:t>
+      </w:r>
+      <w:proofErr w:type="gramEnd"/>
+      <w:r>
+        <w:rPr>
+          <w:rFonts w:ascii="Times New Roman" w:eastAsia="Times New Roman" w:hAnsi="Times New Roman" w:cs="Times New Roman"/>
+          <w:sz w:val="24"/>
+          <w:szCs w:val="24"/>
+        </w:rPr>
+        <w:t xml:space="preserve"> runs them, and the system r</w:t>
+      </w:r>
+      <w:r>
+        <w:rPr>
+          <w:rFonts w:ascii="Times New Roman" w:eastAsia="Times New Roman" w:hAnsi="Times New Roman" w:cs="Times New Roman"/>
+          <w:sz w:val="24"/>
+          <w:szCs w:val="24"/>
+        </w:rPr>
+        <w:t>ecords and displays the results</w:t>
+      </w:r>
+      <w:r>
+        <w:rPr>
+          <w:rFonts w:ascii="Times New Roman" w:eastAsia="Times New Roman" w:hAnsi="Times New Roman" w:cs="Times New Roman"/>
+          <w:sz w:val="24"/>
+          <w:szCs w:val="24"/>
+        </w:rPr>
+        <w:t>.</w:t>
       </w:r>
     </w:p>
     <w:p>
@@ -2047,6 +2205,7 @@
           <w:sz w:val="24"/>
           <w:szCs w:val="24"/>
         </w:rPr>
+        <w:lastRenderedPageBreak/>
         <w:t>Python:</w:t>
       </w:r>
       <w:r>
@@ -2071,15 +2230,27 @@
           <w:szCs w:val="24"/>
         </w:rPr>
       </w:pPr>
-      <w:r>
-        <w:rPr>
-          <w:rFonts w:ascii="Times New Roman" w:eastAsia="Times New Roman" w:hAnsi="Times New Roman" w:cs="Times New Roman"/>
-          <w:b/>
-          <w:bCs/>
-          <w:sz w:val="24"/>
-          <w:szCs w:val="24"/>
-        </w:rPr>
-        <w:t>FastAPI:</w:t>
+      <w:proofErr w:type="spellStart"/>
+      <w:r>
+        <w:rPr>
+          <w:rFonts w:ascii="Times New Roman" w:eastAsia="Times New Roman" w:hAnsi="Times New Roman" w:cs="Times New Roman"/>
+          <w:b/>
+          <w:bCs/>
+          <w:sz w:val="24"/>
+          <w:szCs w:val="24"/>
+        </w:rPr>
+        <w:t>FastAPI</w:t>
+      </w:r>
+      <w:proofErr w:type="spellEnd"/>
+      <w:r>
+        <w:rPr>
+          <w:rFonts w:ascii="Times New Roman" w:eastAsia="Times New Roman" w:hAnsi="Times New Roman" w:cs="Times New Roman"/>
+          <w:b/>
+          <w:bCs/>
+          <w:sz w:val="24"/>
+          <w:szCs w:val="24"/>
+        </w:rPr>
+        <w:t>:</w:t>
       </w:r>
       <w:r>
         <w:rPr>
@@ -2199,15 +2370,27 @@
           <w:szCs w:val="24"/>
         </w:rPr>
       </w:pPr>
-      <w:r>
-        <w:rPr>
-          <w:rFonts w:ascii="Times New Roman" w:eastAsia="Times New Roman" w:hAnsi="Times New Roman" w:cs="Times New Roman"/>
-          <w:b/>
-          <w:bCs/>
-          <w:sz w:val="24"/>
-          <w:szCs w:val="24"/>
-        </w:rPr>
-        <w:t>Pytest:</w:t>
+      <w:proofErr w:type="spellStart"/>
+      <w:r>
+        <w:rPr>
+          <w:rFonts w:ascii="Times New Roman" w:eastAsia="Times New Roman" w:hAnsi="Times New Roman" w:cs="Times New Roman"/>
+          <w:b/>
+          <w:bCs/>
+          <w:sz w:val="24"/>
+          <w:szCs w:val="24"/>
+        </w:rPr>
+        <w:t>Pytest</w:t>
+      </w:r>
+      <w:proofErr w:type="spellEnd"/>
+      <w:r>
+        <w:rPr>
+          <w:rFonts w:ascii="Times New Roman" w:eastAsia="Times New Roman" w:hAnsi="Times New Roman" w:cs="Times New Roman"/>
+          <w:b/>
+          <w:bCs/>
+          <w:sz w:val="24"/>
+          <w:szCs w:val="24"/>
+        </w:rPr>
+        <w:t>:</w:t>
       </w:r>
       <w:r>
         <w:rPr>
@@ -2231,15 +2414,49 @@
           <w:szCs w:val="24"/>
         </w:rPr>
       </w:pPr>
-      <w:r>
-        <w:rPr>
-          <w:rFonts w:ascii="Times New Roman" w:eastAsia="Times New Roman" w:hAnsi="Times New Roman" w:cs="Times New Roman"/>
-          <w:b/>
-          <w:bCs/>
-          <w:sz w:val="24"/>
-          <w:szCs w:val="24"/>
-        </w:rPr>
-        <w:t>Git and GitHub:</w:t>
+      <w:proofErr w:type="spellStart"/>
+      <w:r>
+        <w:rPr>
+          <w:rFonts w:ascii="Times New Roman" w:eastAsia="Times New Roman" w:hAnsi="Times New Roman" w:cs="Times New Roman"/>
+          <w:b/>
+          <w:bCs/>
+          <w:sz w:val="24"/>
+          <w:szCs w:val="24"/>
+        </w:rPr>
+        <w:t>Git</w:t>
+      </w:r>
+      <w:proofErr w:type="spellEnd"/>
+      <w:r>
+        <w:rPr>
+          <w:rFonts w:ascii="Times New Roman" w:eastAsia="Times New Roman" w:hAnsi="Times New Roman" w:cs="Times New Roman"/>
+          <w:b/>
+          <w:bCs/>
+          <w:sz w:val="24"/>
+          <w:szCs w:val="24"/>
+        </w:rPr>
+        <w:t xml:space="preserve"> and </w:t>
+      </w:r>
+      <w:proofErr w:type="spellStart"/>
+      <w:r>
+        <w:rPr>
+          <w:rFonts w:ascii="Times New Roman" w:eastAsia="Times New Roman" w:hAnsi="Times New Roman" w:cs="Times New Roman"/>
+          <w:b/>
+          <w:bCs/>
+          <w:sz w:val="24"/>
+          <w:szCs w:val="24"/>
+        </w:rPr>
+        <w:t>GitHub</w:t>
+      </w:r>
+      <w:proofErr w:type="spellEnd"/>
+      <w:r>
+        <w:rPr>
+          <w:rFonts w:ascii="Times New Roman" w:eastAsia="Times New Roman" w:hAnsi="Times New Roman" w:cs="Times New Roman"/>
+          <w:b/>
+          <w:bCs/>
+          <w:sz w:val="24"/>
+          <w:szCs w:val="24"/>
+        </w:rPr>
+        <w:t>:</w:t>
       </w:r>
       <w:r>
         <w:rPr>
@@ -2681,7 +2898,6 @@
           <w:sz w:val="24"/>
           <w:szCs w:val="24"/>
         </w:rPr>
-        <w:lastRenderedPageBreak/>
         <w:t>Functional requirements describe what the system must be able to do.</w:t>
       </w:r>
     </w:p>
@@ -2694,27 +2910,29 @@
         <w:spacing w:before="100" w:beforeAutospacing="1" w:after="100" w:afterAutospacing="1" w:line="240" w:lineRule="auto"/>
         <w:rPr>
           <w:rFonts w:ascii="Times New Roman" w:eastAsia="Times New Roman" w:hAnsi="Times New Roman" w:cs="Times New Roman"/>
-          <w:sz w:val="24"/>
-          <w:szCs w:val="24"/>
-        </w:rPr>
-      </w:pPr>
-      <w:r>
-        <w:rPr>
-          <w:rFonts w:ascii="Times New Roman" w:eastAsia="Times New Roman" w:hAnsi="Times New Roman" w:cs="Times New Roman"/>
-          <w:b/>
-          <w:bCs/>
-          <w:sz w:val="24"/>
-          <w:szCs w:val="24"/>
-        </w:rPr>
-        <w:t>FR1:</w:t>
-      </w:r>
-      <w:r>
-        <w:rPr>
-          <w:rFonts w:ascii="Times New Roman" w:eastAsia="Times New Roman" w:hAnsi="Times New Roman" w:cs="Times New Roman"/>
-          <w:sz w:val="24"/>
-          <w:szCs w:val="24"/>
-        </w:rPr>
-        <w:t xml:space="preserve"> The system shall allow users to enter a website URL and testing instructions.</w:t>
+          <w:bCs/>
+          <w:sz w:val="24"/>
+          <w:szCs w:val="24"/>
+        </w:rPr>
+      </w:pPr>
+      <w:r>
+        <w:rPr>
+          <w:rFonts w:ascii="Times New Roman" w:eastAsia="Times New Roman" w:hAnsi="Times New Roman" w:cs="Times New Roman"/>
+          <w:b/>
+          <w:bCs/>
+          <w:sz w:val="24"/>
+          <w:szCs w:val="24"/>
+        </w:rPr>
+        <w:t xml:space="preserve">FR1: </w:t>
+      </w:r>
+      <w:r>
+        <w:rPr>
+          <w:rFonts w:ascii="Times New Roman" w:eastAsia="Times New Roman" w:hAnsi="Times New Roman" w:cs="Times New Roman"/>
+          <w:bCs/>
+          <w:sz w:val="24"/>
+          <w:szCs w:val="24"/>
+        </w:rPr>
+        <w:t>Allow users to enter testing instructions and the URL of a website.</w:t>
       </w:r>
     </w:p>
     <w:p>
@@ -2726,27 +2944,30 @@
         <w:spacing w:before="100" w:beforeAutospacing="1" w:after="100" w:afterAutospacing="1" w:line="240" w:lineRule="auto"/>
         <w:rPr>
           <w:rFonts w:ascii="Times New Roman" w:eastAsia="Times New Roman" w:hAnsi="Times New Roman" w:cs="Times New Roman"/>
-          <w:sz w:val="24"/>
-          <w:szCs w:val="24"/>
-        </w:rPr>
-      </w:pPr>
-      <w:r>
-        <w:rPr>
-          <w:rFonts w:ascii="Times New Roman" w:eastAsia="Times New Roman" w:hAnsi="Times New Roman" w:cs="Times New Roman"/>
-          <w:b/>
-          <w:bCs/>
-          <w:sz w:val="24"/>
-          <w:szCs w:val="24"/>
-        </w:rPr>
-        <w:t>FR2:</w:t>
-      </w:r>
-      <w:r>
-        <w:rPr>
-          <w:rFonts w:ascii="Times New Roman" w:eastAsia="Times New Roman" w:hAnsi="Times New Roman" w:cs="Times New Roman"/>
-          <w:sz w:val="24"/>
-          <w:szCs w:val="24"/>
-        </w:rPr>
-        <w:t xml:space="preserve"> The system shall validate URLs before accessing websites.</w:t>
+          <w:b/>
+          <w:bCs/>
+          <w:sz w:val="24"/>
+          <w:szCs w:val="24"/>
+        </w:rPr>
+      </w:pPr>
+      <w:r>
+        <w:rPr>
+          <w:rFonts w:ascii="Times New Roman" w:eastAsia="Times New Roman" w:hAnsi="Times New Roman" w:cs="Times New Roman"/>
+          <w:b/>
+          <w:bCs/>
+          <w:sz w:val="24"/>
+          <w:szCs w:val="24"/>
+        </w:rPr>
+        <w:t xml:space="preserve">FR2: </w:t>
+      </w:r>
+      <w:r>
+        <w:rPr>
+          <w:rFonts w:ascii="Times New Roman" w:eastAsia="Times New Roman" w:hAnsi="Times New Roman" w:cs="Times New Roman"/>
+          <w:bCs/>
+          <w:sz w:val="24"/>
+          <w:szCs w:val="24"/>
+        </w:rPr>
+        <w:t>Check the URLs of websites before accessing them.</w:t>
       </w:r>
     </w:p>
     <w:p>
@@ -2758,27 +2979,30 @@
         <w:spacing w:before="100" w:beforeAutospacing="1" w:after="100" w:afterAutospacing="1" w:line="240" w:lineRule="auto"/>
         <w:rPr>
           <w:rFonts w:ascii="Times New Roman" w:eastAsia="Times New Roman" w:hAnsi="Times New Roman" w:cs="Times New Roman"/>
-          <w:sz w:val="24"/>
-          <w:szCs w:val="24"/>
-        </w:rPr>
-      </w:pPr>
-      <w:r>
-        <w:rPr>
-          <w:rFonts w:ascii="Times New Roman" w:eastAsia="Times New Roman" w:hAnsi="Times New Roman" w:cs="Times New Roman"/>
-          <w:b/>
-          <w:bCs/>
-          <w:sz w:val="24"/>
-          <w:szCs w:val="24"/>
-        </w:rPr>
-        <w:t>FR3:</w:t>
-      </w:r>
-      <w:r>
-        <w:rPr>
-          <w:rFonts w:ascii="Times New Roman" w:eastAsia="Times New Roman" w:hAnsi="Times New Roman" w:cs="Times New Roman"/>
-          <w:sz w:val="24"/>
-          <w:szCs w:val="24"/>
-        </w:rPr>
-        <w:t xml:space="preserve"> The system shall collect relevant information from accessible web pages.</w:t>
+          <w:b/>
+          <w:bCs/>
+          <w:sz w:val="24"/>
+          <w:szCs w:val="24"/>
+        </w:rPr>
+      </w:pPr>
+      <w:r>
+        <w:rPr>
+          <w:rFonts w:ascii="Times New Roman" w:eastAsia="Times New Roman" w:hAnsi="Times New Roman" w:cs="Times New Roman"/>
+          <w:b/>
+          <w:bCs/>
+          <w:sz w:val="24"/>
+          <w:szCs w:val="24"/>
+        </w:rPr>
+        <w:t xml:space="preserve">FR3: </w:t>
+      </w:r>
+      <w:r>
+        <w:rPr>
+          <w:rFonts w:ascii="Times New Roman" w:eastAsia="Times New Roman" w:hAnsi="Times New Roman" w:cs="Times New Roman"/>
+          <w:bCs/>
+          <w:sz w:val="24"/>
+          <w:szCs w:val="24"/>
+        </w:rPr>
+        <w:t>Collect relevant information from websites that are available.</w:t>
       </w:r>
     </w:p>
     <w:p>
@@ -2790,27 +3014,30 @@
         <w:spacing w:before="100" w:beforeAutospacing="1" w:after="100" w:afterAutospacing="1" w:line="240" w:lineRule="auto"/>
         <w:rPr>
           <w:rFonts w:ascii="Times New Roman" w:eastAsia="Times New Roman" w:hAnsi="Times New Roman" w:cs="Times New Roman"/>
-          <w:sz w:val="24"/>
-          <w:szCs w:val="24"/>
-        </w:rPr>
-      </w:pPr>
-      <w:r>
-        <w:rPr>
-          <w:rFonts w:ascii="Times New Roman" w:eastAsia="Times New Roman" w:hAnsi="Times New Roman" w:cs="Times New Roman"/>
-          <w:b/>
-          <w:bCs/>
-          <w:sz w:val="24"/>
-          <w:szCs w:val="24"/>
-        </w:rPr>
-        <w:t>FR4:</w:t>
-      </w:r>
-      <w:r>
-        <w:rPr>
-          <w:rFonts w:ascii="Times New Roman" w:eastAsia="Times New Roman" w:hAnsi="Times New Roman" w:cs="Times New Roman"/>
-          <w:sz w:val="24"/>
-          <w:szCs w:val="24"/>
-        </w:rPr>
-        <w:t xml:space="preserve"> The system shall generate structured test cases using an AI service.</w:t>
+          <w:b/>
+          <w:bCs/>
+          <w:sz w:val="24"/>
+          <w:szCs w:val="24"/>
+        </w:rPr>
+      </w:pPr>
+      <w:r>
+        <w:rPr>
+          <w:rFonts w:ascii="Times New Roman" w:eastAsia="Times New Roman" w:hAnsi="Times New Roman" w:cs="Times New Roman"/>
+          <w:b/>
+          <w:bCs/>
+          <w:sz w:val="24"/>
+          <w:szCs w:val="24"/>
+        </w:rPr>
+        <w:t xml:space="preserve">FR4: </w:t>
+      </w:r>
+      <w:r>
+        <w:rPr>
+          <w:rFonts w:ascii="Times New Roman" w:eastAsia="Times New Roman" w:hAnsi="Times New Roman" w:cs="Times New Roman"/>
+          <w:bCs/>
+          <w:sz w:val="24"/>
+          <w:szCs w:val="24"/>
+        </w:rPr>
+        <w:t>Use AI to generate test cases.</w:t>
       </w:r>
     </w:p>
     <w:p>
@@ -2822,6 +3049,8 @@
         <w:spacing w:before="100" w:beforeAutospacing="1" w:after="100" w:afterAutospacing="1" w:line="240" w:lineRule="auto"/>
         <w:rPr>
           <w:rFonts w:ascii="Times New Roman" w:eastAsia="Times New Roman" w:hAnsi="Times New Roman" w:cs="Times New Roman"/>
+          <w:b/>
+          <w:bCs/>
           <w:sz w:val="24"/>
           <w:szCs w:val="24"/>
         </w:rPr>
@@ -2839,10 +3068,11 @@
       <w:r>
         <w:rPr>
           <w:rFonts w:ascii="Times New Roman" w:eastAsia="Times New Roman" w:hAnsi="Times New Roman" w:cs="Times New Roman"/>
-          <w:sz w:val="24"/>
-          <w:szCs w:val="24"/>
-        </w:rPr>
-        <w:t xml:space="preserve"> The system shall allow users to review and approve test cases.</w:t>
+          <w:bCs/>
+          <w:sz w:val="24"/>
+          <w:szCs w:val="24"/>
+        </w:rPr>
+        <w:t xml:space="preserve"> Permit users to examine and accept test cases.</w:t>
       </w:r>
     </w:p>
     <w:p>
@@ -2854,27 +3084,29 @@
         <w:spacing w:before="100" w:beforeAutospacing="1" w:after="100" w:afterAutospacing="1" w:line="240" w:lineRule="auto"/>
         <w:rPr>
           <w:rFonts w:ascii="Times New Roman" w:eastAsia="Times New Roman" w:hAnsi="Times New Roman" w:cs="Times New Roman"/>
-          <w:sz w:val="24"/>
-          <w:szCs w:val="24"/>
-        </w:rPr>
-      </w:pPr>
-      <w:r>
-        <w:rPr>
-          <w:rFonts w:ascii="Times New Roman" w:eastAsia="Times New Roman" w:hAnsi="Times New Roman" w:cs="Times New Roman"/>
-          <w:b/>
-          <w:bCs/>
-          <w:sz w:val="24"/>
-          <w:szCs w:val="24"/>
-        </w:rPr>
-        <w:t>FR6:</w:t>
-      </w:r>
-      <w:r>
-        <w:rPr>
-          <w:rFonts w:ascii="Times New Roman" w:eastAsia="Times New Roman" w:hAnsi="Times New Roman" w:cs="Times New Roman"/>
-          <w:sz w:val="24"/>
-          <w:szCs w:val="24"/>
-        </w:rPr>
-        <w:t xml:space="preserve"> The system shall execute supported test actions using Playwright.</w:t>
+          <w:bCs/>
+          <w:sz w:val="24"/>
+          <w:szCs w:val="24"/>
+        </w:rPr>
+      </w:pPr>
+      <w:r>
+        <w:rPr>
+          <w:rFonts w:ascii="Times New Roman" w:eastAsia="Times New Roman" w:hAnsi="Times New Roman" w:cs="Times New Roman"/>
+          <w:b/>
+          <w:bCs/>
+          <w:sz w:val="24"/>
+          <w:szCs w:val="24"/>
+        </w:rPr>
+        <w:t xml:space="preserve">FR6: </w:t>
+      </w:r>
+      <w:r>
+        <w:rPr>
+          <w:rFonts w:ascii="Times New Roman" w:eastAsia="Times New Roman" w:hAnsi="Times New Roman" w:cs="Times New Roman"/>
+          <w:bCs/>
+          <w:sz w:val="24"/>
+          <w:szCs w:val="24"/>
+        </w:rPr>
+        <w:t>Use Playwright to carry out authorized tests.</w:t>
       </w:r>
     </w:p>
     <w:p>
@@ -2886,27 +3118,30 @@
         <w:spacing w:before="100" w:beforeAutospacing="1" w:after="100" w:afterAutospacing="1" w:line="240" w:lineRule="auto"/>
         <w:rPr>
           <w:rFonts w:ascii="Times New Roman" w:eastAsia="Times New Roman" w:hAnsi="Times New Roman" w:cs="Times New Roman"/>
-          <w:sz w:val="24"/>
-          <w:szCs w:val="24"/>
-        </w:rPr>
-      </w:pPr>
-      <w:r>
-        <w:rPr>
-          <w:rFonts w:ascii="Times New Roman" w:eastAsia="Times New Roman" w:hAnsi="Times New Roman" w:cs="Times New Roman"/>
-          <w:b/>
-          <w:bCs/>
-          <w:sz w:val="24"/>
-          <w:szCs w:val="24"/>
-        </w:rPr>
-        <w:t>FR7:</w:t>
-      </w:r>
-      <w:r>
-        <w:rPr>
-          <w:rFonts w:ascii="Times New Roman" w:eastAsia="Times New Roman" w:hAnsi="Times New Roman" w:cs="Times New Roman"/>
-          <w:sz w:val="24"/>
-          <w:szCs w:val="24"/>
-        </w:rPr>
-        <w:t xml:space="preserve"> The system shall compare actual results with expected outcomes.</w:t>
+          <w:b/>
+          <w:bCs/>
+          <w:sz w:val="24"/>
+          <w:szCs w:val="24"/>
+        </w:rPr>
+      </w:pPr>
+      <w:r>
+        <w:rPr>
+          <w:rFonts w:ascii="Times New Roman" w:eastAsia="Times New Roman" w:hAnsi="Times New Roman" w:cs="Times New Roman"/>
+          <w:b/>
+          <w:bCs/>
+          <w:sz w:val="24"/>
+          <w:szCs w:val="24"/>
+        </w:rPr>
+        <w:t xml:space="preserve">FR7: </w:t>
+      </w:r>
+      <w:r>
+        <w:rPr>
+          <w:rFonts w:ascii="Times New Roman" w:eastAsia="Times New Roman" w:hAnsi="Times New Roman" w:cs="Times New Roman"/>
+          <w:bCs/>
+          <w:sz w:val="24"/>
+          <w:szCs w:val="24"/>
+        </w:rPr>
+        <w:t>Examine the differences between expected and actual findings.</w:t>
       </w:r>
     </w:p>
     <w:p>
@@ -2918,27 +3153,29 @@
         <w:spacing w:before="100" w:beforeAutospacing="1" w:after="100" w:afterAutospacing="1" w:line="240" w:lineRule="auto"/>
         <w:rPr>
           <w:rFonts w:ascii="Times New Roman" w:eastAsia="Times New Roman" w:hAnsi="Times New Roman" w:cs="Times New Roman"/>
-          <w:sz w:val="24"/>
-          <w:szCs w:val="24"/>
-        </w:rPr>
-      </w:pPr>
-      <w:r>
-        <w:rPr>
-          <w:rFonts w:ascii="Times New Roman" w:eastAsia="Times New Roman" w:hAnsi="Times New Roman" w:cs="Times New Roman"/>
-          <w:b/>
-          <w:bCs/>
-          <w:sz w:val="24"/>
-          <w:szCs w:val="24"/>
-        </w:rPr>
-        <w:t>FR8:</w:t>
-      </w:r>
-      <w:r>
-        <w:rPr>
-          <w:rFonts w:ascii="Times New Roman" w:eastAsia="Times New Roman" w:hAnsi="Times New Roman" w:cs="Times New Roman"/>
-          <w:sz w:val="24"/>
-          <w:szCs w:val="24"/>
-        </w:rPr>
-        <w:t xml:space="preserve"> The system shall record each test as passed, failed, or incomplete.</w:t>
+          <w:bCs/>
+          <w:sz w:val="24"/>
+          <w:szCs w:val="24"/>
+        </w:rPr>
+      </w:pPr>
+      <w:r>
+        <w:rPr>
+          <w:rFonts w:ascii="Times New Roman" w:eastAsia="Times New Roman" w:hAnsi="Times New Roman" w:cs="Times New Roman"/>
+          <w:b/>
+          <w:bCs/>
+          <w:sz w:val="24"/>
+          <w:szCs w:val="24"/>
+        </w:rPr>
+        <w:t xml:space="preserve">FR8: </w:t>
+      </w:r>
+      <w:r>
+        <w:rPr>
+          <w:rFonts w:ascii="Times New Roman" w:eastAsia="Times New Roman" w:hAnsi="Times New Roman" w:cs="Times New Roman"/>
+          <w:bCs/>
+          <w:sz w:val="24"/>
+          <w:szCs w:val="24"/>
+        </w:rPr>
+        <w:t>Indicate whether a test was completed, failed, or passed.</w:t>
       </w:r>
     </w:p>
     <w:p>
@@ -2950,27 +3187,30 @@
         <w:spacing w:before="100" w:beforeAutospacing="1" w:after="100" w:afterAutospacing="1" w:line="240" w:lineRule="auto"/>
         <w:rPr>
           <w:rFonts w:ascii="Times New Roman" w:eastAsia="Times New Roman" w:hAnsi="Times New Roman" w:cs="Times New Roman"/>
-          <w:sz w:val="24"/>
-          <w:szCs w:val="24"/>
-        </w:rPr>
-      </w:pPr>
-      <w:r>
-        <w:rPr>
-          <w:rFonts w:ascii="Times New Roman" w:eastAsia="Times New Roman" w:hAnsi="Times New Roman" w:cs="Times New Roman"/>
-          <w:b/>
-          <w:bCs/>
-          <w:sz w:val="24"/>
-          <w:szCs w:val="24"/>
-        </w:rPr>
-        <w:t>FR9:</w:t>
-      </w:r>
-      <w:r>
-        <w:rPr>
-          <w:rFonts w:ascii="Times New Roman" w:eastAsia="Times New Roman" w:hAnsi="Times New Roman" w:cs="Times New Roman"/>
-          <w:sz w:val="24"/>
-          <w:szCs w:val="24"/>
-        </w:rPr>
-        <w:t xml:space="preserve"> The system shall save relevant screenshots and error logs.</w:t>
+          <w:b/>
+          <w:bCs/>
+          <w:sz w:val="24"/>
+          <w:szCs w:val="24"/>
+        </w:rPr>
+      </w:pPr>
+      <w:r>
+        <w:rPr>
+          <w:rFonts w:ascii="Times New Roman" w:eastAsia="Times New Roman" w:hAnsi="Times New Roman" w:cs="Times New Roman"/>
+          <w:b/>
+          <w:bCs/>
+          <w:sz w:val="24"/>
+          <w:szCs w:val="24"/>
+        </w:rPr>
+        <w:t xml:space="preserve">FR9: </w:t>
+      </w:r>
+      <w:r>
+        <w:rPr>
+          <w:rFonts w:ascii="Times New Roman" w:eastAsia="Times New Roman" w:hAnsi="Times New Roman" w:cs="Times New Roman"/>
+          <w:bCs/>
+          <w:sz w:val="24"/>
+          <w:szCs w:val="24"/>
+        </w:rPr>
+        <w:t>Save error logs and screenshots.</w:t>
       </w:r>
     </w:p>
     <w:p>
@@ -2982,27 +3222,40 @@
         <w:spacing w:before="100" w:beforeAutospacing="1" w:after="100" w:afterAutospacing="1" w:line="240" w:lineRule="auto"/>
         <w:rPr>
           <w:rFonts w:ascii="Times New Roman" w:eastAsia="Times New Roman" w:hAnsi="Times New Roman" w:cs="Times New Roman"/>
-          <w:sz w:val="24"/>
-          <w:szCs w:val="24"/>
-        </w:rPr>
-      </w:pPr>
-      <w:r>
-        <w:rPr>
-          <w:rFonts w:ascii="Times New Roman" w:eastAsia="Times New Roman" w:hAnsi="Times New Roman" w:cs="Times New Roman"/>
-          <w:b/>
-          <w:bCs/>
-          <w:sz w:val="24"/>
-          <w:szCs w:val="24"/>
-        </w:rPr>
-        <w:t>FR10:</w:t>
-      </w:r>
-      <w:r>
-        <w:rPr>
-          <w:rFonts w:ascii="Times New Roman" w:eastAsia="Times New Roman" w:hAnsi="Times New Roman" w:cs="Times New Roman"/>
-          <w:sz w:val="24"/>
-          <w:szCs w:val="24"/>
-        </w:rPr>
-        <w:t xml:space="preserve"> The system shall provide AI-assisted explanations of potential failures.</w:t>
+          <w:b/>
+          <w:bCs/>
+          <w:sz w:val="24"/>
+          <w:szCs w:val="24"/>
+        </w:rPr>
+      </w:pPr>
+      <w:r>
+        <w:rPr>
+          <w:rFonts w:ascii="Times New Roman" w:eastAsia="Times New Roman" w:hAnsi="Times New Roman" w:cs="Times New Roman"/>
+          <w:b/>
+          <w:bCs/>
+          <w:sz w:val="24"/>
+          <w:szCs w:val="24"/>
+        </w:rPr>
+        <w:t xml:space="preserve">FR10: </w:t>
+      </w:r>
+      <w:r>
+        <w:rPr>
+          <w:rFonts w:ascii="Times New Roman" w:eastAsia="Times New Roman" w:hAnsi="Times New Roman" w:cs="Times New Roman"/>
+          <w:bCs/>
+          <w:sz w:val="24"/>
+          <w:szCs w:val="24"/>
+        </w:rPr>
+        <w:t>Explain possible test failures using AI.</w:t>
+      </w:r>
+      <w:r>
+        <w:rPr>
+          <w:rFonts w:ascii="Times New Roman" w:eastAsia="Times New Roman" w:hAnsi="Times New Roman" w:cs="Times New Roman"/>
+          <w:b/>
+          <w:bCs/>
+          <w:sz w:val="24"/>
+          <w:szCs w:val="24"/>
+        </w:rPr>
+        <w:t xml:space="preserve"> </w:t>
       </w:r>
     </w:p>
     <w:p>
@@ -3014,6 +3267,8 @@
         <w:spacing w:before="100" w:beforeAutospacing="1" w:after="100" w:afterAutospacing="1" w:line="240" w:lineRule="auto"/>
         <w:rPr>
           <w:rFonts w:ascii="Times New Roman" w:eastAsia="Times New Roman" w:hAnsi="Times New Roman" w:cs="Times New Roman"/>
+          <w:b/>
+          <w:bCs/>
           <w:sz w:val="24"/>
           <w:szCs w:val="24"/>
         </w:rPr>
@@ -3034,7 +3289,15 @@
           <w:sz w:val="24"/>
           <w:szCs w:val="24"/>
         </w:rPr>
-        <w:t xml:space="preserve"> The system shall display results and generate testing reports.</w:t>
+        <w:t xml:space="preserve"> </w:t>
+      </w:r>
+      <w:r>
+        <w:rPr>
+          <w:rFonts w:ascii="Times New Roman" w:eastAsia="Times New Roman" w:hAnsi="Times New Roman" w:cs="Times New Roman"/>
+          <w:sz w:val="24"/>
+          <w:szCs w:val="24"/>
+        </w:rPr>
+        <w:t>Produce reports and show test findings.</w:t>
       </w:r>
     </w:p>
     <w:p>
@@ -3044,8 +3307,11 @@
           <w:numId w:val="5"/>
         </w:numPr>
         <w:spacing w:before="100" w:beforeAutospacing="1" w:after="100" w:afterAutospacing="1" w:line="240" w:lineRule="auto"/>
-        <w:rPr>
-          <w:rFonts w:ascii="Times New Roman" w:eastAsia="Times New Roman" w:hAnsi="Times New Roman" w:cs="Times New Roman"/>
+        <w:outlineLvl w:val="2"/>
+        <w:rPr>
+          <w:rFonts w:ascii="Times New Roman" w:eastAsia="Times New Roman" w:hAnsi="Times New Roman" w:cs="Times New Roman"/>
+          <w:b/>
+          <w:bCs/>
           <w:sz w:val="24"/>
           <w:szCs w:val="24"/>
         </w:rPr>
@@ -3066,7 +3332,15 @@
           <w:sz w:val="24"/>
           <w:szCs w:val="24"/>
         </w:rPr>
-        <w:t xml:space="preserve"> The system shall store test-run history for later review.</w:t>
+        <w:t xml:space="preserve"> </w:t>
+      </w:r>
+      <w:r>
+        <w:rPr>
+          <w:rFonts w:ascii="Times New Roman" w:eastAsia="Times New Roman" w:hAnsi="Times New Roman" w:cs="Times New Roman"/>
+          <w:sz w:val="24"/>
+          <w:szCs w:val="24"/>
+        </w:rPr>
+        <w:t xml:space="preserve">Save test results for later examination. </w:t>
       </w:r>
     </w:p>
     <w:p>
@@ -3107,6 +3381,7 @@
           <w:sz w:val="24"/>
           <w:szCs w:val="24"/>
         </w:rPr>
+        <w:lastRenderedPageBreak/>
         <w:t>Non-functional requirements describe how well the system should operate.</w:t>
       </w:r>
     </w:p>
@@ -3135,7 +3410,31 @@
           <w:sz w:val="24"/>
           <w:szCs w:val="24"/>
         </w:rPr>
-        <w:t xml:space="preserve"> The interface should be easy to understand and use, including for users with limited programming experience.</w:t>
+        <w:t xml:space="preserve"> </w:t>
+      </w:r>
+      <w:r>
+        <w:rPr>
+          <w:rFonts w:ascii="Times New Roman" w:eastAsia="Times New Roman" w:hAnsi="Times New Roman" w:cs="Times New Roman"/>
+          <w:sz w:val="24"/>
+          <w:szCs w:val="24"/>
+        </w:rPr>
+        <w:t>Even for users with no programming experience, the interface should be s</w:t>
+      </w:r>
+      <w:r>
+        <w:rPr>
+          <w:rFonts w:ascii="Times New Roman" w:eastAsia="Times New Roman" w:hAnsi="Times New Roman" w:cs="Times New Roman"/>
+          <w:sz w:val="24"/>
+          <w:szCs w:val="24"/>
+        </w:rPr>
+        <w:t>imple to understand and operate</w:t>
+      </w:r>
+      <w:r>
+        <w:rPr>
+          <w:rFonts w:ascii="Times New Roman" w:eastAsia="Times New Roman" w:hAnsi="Times New Roman" w:cs="Times New Roman"/>
+          <w:sz w:val="24"/>
+          <w:szCs w:val="24"/>
+        </w:rPr>
+        <w:t>.</w:t>
       </w:r>
     </w:p>
     <w:p>
@@ -3163,7 +3462,23 @@
           <w:sz w:val="24"/>
           <w:szCs w:val="24"/>
         </w:rPr>
-        <w:t xml:space="preserve"> The application should respond within a reasonable time. Actual test duration will depend on website complexity, network conditions, and AI response time.</w:t>
+        <w:t xml:space="preserve"> </w:t>
+      </w:r>
+      <w:r>
+        <w:rPr>
+          <w:rFonts w:ascii="Times New Roman" w:eastAsia="Times New Roman" w:hAnsi="Times New Roman" w:cs="Times New Roman"/>
+          <w:sz w:val="24"/>
+          <w:szCs w:val="24"/>
+        </w:rPr>
+        <w:t>The application should reply in a timely manner. The complexity of the website, network conditions, and AI reaction time will all</w:t>
+      </w:r>
+      <w:r>
+        <w:rPr>
+          <w:rFonts w:ascii="Times New Roman" w:eastAsia="Times New Roman" w:hAnsi="Times New Roman" w:cs="Times New Roman"/>
+          <w:sz w:val="24"/>
+          <w:szCs w:val="24"/>
+        </w:rPr>
+        <w:t xml:space="preserve"> affect how long the test takes.</w:t>
       </w:r>
     </w:p>
     <w:p>
@@ -3191,7 +3506,15 @@
           <w:sz w:val="24"/>
           <w:szCs w:val="24"/>
         </w:rPr>
-        <w:t xml:space="preserve"> The system should record execution errors and avoid reporting incomplete tests as successful.</w:t>
+        <w:t xml:space="preserve"> </w:t>
+      </w:r>
+      <w:r>
+        <w:rPr>
+          <w:rFonts w:ascii="Times New Roman" w:eastAsia="Times New Roman" w:hAnsi="Times New Roman" w:cs="Times New Roman"/>
+          <w:sz w:val="24"/>
+          <w:szCs w:val="24"/>
+        </w:rPr>
+        <w:t>Incomplete tests should not be reported as successful by the system; instead, execution errors should be noted.</w:t>
       </w:r>
     </w:p>
     <w:p>
@@ -3219,7 +3542,15 @@
           <w:sz w:val="24"/>
           <w:szCs w:val="24"/>
         </w:rPr>
-        <w:t xml:space="preserve"> The system should validate user input, restrict unsafe URLs, protect API credentials, and run browser tests in a controlled environment.</w:t>
+        <w:t xml:space="preserve"> </w:t>
+      </w:r>
+      <w:r>
+        <w:rPr>
+          <w:rFonts w:ascii="Times New Roman" w:eastAsia="Times New Roman" w:hAnsi="Times New Roman" w:cs="Times New Roman"/>
+          <w:sz w:val="24"/>
+          <w:szCs w:val="24"/>
+        </w:rPr>
+        <w:t>The system should verify user input, block dangerous URLs, protect API credentials, and run browser tests in a controlled setting.</w:t>
       </w:r>
     </w:p>
     <w:p>
@@ -3272,10 +3603,37 @@
       <w:r>
         <w:rPr>
           <w:rFonts w:ascii="Times New Roman" w:eastAsia="Times New Roman" w:hAnsi="Times New Roman" w:cs="Times New Roman"/>
-          <w:sz w:val="24"/>
-          <w:szCs w:val="24"/>
-        </w:rPr>
-        <w:t xml:space="preserve"> The application should work with modern web browsers, and the backend should use a compatible Playwright environment.</w:t>
+          <w:b/>
+          <w:bCs/>
+          <w:sz w:val="24"/>
+          <w:szCs w:val="24"/>
+        </w:rPr>
+        <w:t xml:space="preserve"> </w:t>
+      </w:r>
+      <w:r>
+        <w:rPr>
+          <w:rFonts w:ascii="Times New Roman" w:eastAsia="Times New Roman" w:hAnsi="Times New Roman" w:cs="Times New Roman"/>
+          <w:bCs/>
+          <w:sz w:val="24"/>
+          <w:szCs w:val="24"/>
+        </w:rPr>
+        <w:t>A</w:t>
+      </w:r>
+      <w:r>
+        <w:rPr>
+          <w:rFonts w:ascii="Times New Roman" w:eastAsia="Times New Roman" w:hAnsi="Times New Roman" w:cs="Times New Roman"/>
+          <w:sz w:val="24"/>
+          <w:szCs w:val="24"/>
+        </w:rPr>
+        <w:t xml:space="preserve"> </w:t>
+      </w:r>
+      <w:r>
+        <w:rPr>
+          <w:rFonts w:ascii="Times New Roman" w:eastAsia="Times New Roman" w:hAnsi="Times New Roman" w:cs="Times New Roman"/>
+          <w:sz w:val="24"/>
+          <w:szCs w:val="24"/>
+        </w:rPr>
+        <w:t>suitable Playwright environment should be used on the backend, and the application should function with recent web browsers.</w:t>
       </w:r>
     </w:p>
     <w:p>
@@ -3298,12 +3656,15 @@
         <w:t>Accuracy:</w:t>
       </w:r>
       <w:r>
-        <w:rPr>
-          <w:rFonts w:ascii="Times New Roman" w:eastAsia="Times New Roman" w:hAnsi="Times New Roman" w:cs="Times New Roman"/>
-          <w:sz w:val="24"/>
-          <w:szCs w:val="24"/>
-        </w:rPr>
-        <w:t xml:space="preserve"> Test results should be based on actual browser observations and defined checks rather than AI explanations alone.</w:t>
+        <w:t xml:space="preserve"> </w:t>
+      </w:r>
+      <w:r>
+        <w:rPr>
+          <w:rFonts w:ascii="Times New Roman" w:eastAsia="Times New Roman" w:hAnsi="Times New Roman" w:cs="Times New Roman"/>
+          <w:sz w:val="24"/>
+          <w:szCs w:val="24"/>
+        </w:rPr>
+        <w:t>Rather than relying solely on AI explanations, test findings should be based on real browser observations and defined tests.</w:t>
       </w:r>
     </w:p>
     <w:p>
@@ -3344,62 +3705,315 @@
           <w:sz w:val="24"/>
           <w:szCs w:val="24"/>
         </w:rPr>
-        <w:t>The expected outcome is a working web application that allows users to generate, review, and execute website test cases with the help of AI and browser automation.</w:t>
-      </w:r>
-    </w:p>
-    <w:p>
-      <w:pPr>
-        <w:spacing w:before="100" w:beforeAutospacing="1" w:after="100" w:afterAutospacing="1" w:line="240" w:lineRule="auto"/>
-        <w:rPr>
-          <w:rFonts w:ascii="Times New Roman" w:eastAsia="Times New Roman" w:hAnsi="Times New Roman" w:cs="Times New Roman"/>
-          <w:sz w:val="24"/>
-          <w:szCs w:val="24"/>
-        </w:rPr>
-      </w:pPr>
-      <w:r>
-        <w:rPr>
-          <w:rFonts w:ascii="Times New Roman" w:eastAsia="Times New Roman" w:hAnsi="Times New Roman" w:cs="Times New Roman"/>
+        <w:t>A working web application that generates, analyzes, and performs website test cases using AI and browser automation is the expected result. It will record mistakes, take screenshots, show test results, and provide testing reports. The system will be evaluated based on test correctness, execution reliability, result recording, and reduction in recurrent testing time</w:t>
+      </w:r>
+      <w:proofErr w:type="gramStart"/>
+      <w:r>
+        <w:rPr>
+          <w:rFonts w:ascii="Times New Roman" w:eastAsia="Times New Roman" w:hAnsi="Times New Roman" w:cs="Times New Roman"/>
+          <w:sz w:val="24"/>
+          <w:szCs w:val="24"/>
+        </w:rPr>
+        <w:t>.</w:t>
+      </w:r>
+      <w:r>
+        <w:rPr>
+          <w:rFonts w:ascii="Times New Roman" w:eastAsia="Times New Roman" w:hAnsi="Times New Roman" w:cs="Times New Roman"/>
+          <w:sz w:val="24"/>
+          <w:szCs w:val="24"/>
+        </w:rPr>
+        <w:t>.</w:t>
+      </w:r>
+      <w:proofErr w:type="gramEnd"/>
+    </w:p>
+    <w:p>
+      <w:pPr>
+        <w:spacing w:before="100" w:beforeAutospacing="1" w:after="100" w:afterAutospacing="1" w:line="240" w:lineRule="auto"/>
+        <w:outlineLvl w:val="2"/>
+        <w:rPr>
+          <w:rFonts w:ascii="Times New Roman" w:eastAsia="Times New Roman" w:hAnsi="Times New Roman" w:cs="Times New Roman"/>
+          <w:b/>
+          <w:bCs/>
+          <w:sz w:val="24"/>
+          <w:szCs w:val="24"/>
+        </w:rPr>
+      </w:pPr>
+      <w:r>
+        <w:rPr>
+          <w:rFonts w:ascii="Times New Roman" w:eastAsia="Times New Roman" w:hAnsi="Times New Roman" w:cs="Times New Roman"/>
+          <w:b/>
+          <w:bCs/>
+          <w:sz w:val="24"/>
+          <w:szCs w:val="24"/>
+        </w:rPr>
+        <w:t>13. Evaluation and Testing</w:t>
+      </w:r>
+    </w:p>
+    <w:p>
+      <w:pPr>
+        <w:spacing w:before="100" w:beforeAutospacing="1" w:after="100" w:afterAutospacing="1" w:line="240" w:lineRule="auto"/>
+        <w:rPr>
+          <w:rFonts w:ascii="Times New Roman" w:eastAsia="Times New Roman" w:hAnsi="Times New Roman" w:cs="Times New Roman"/>
+          <w:sz w:val="24"/>
+          <w:szCs w:val="24"/>
+        </w:rPr>
+      </w:pPr>
+      <w:r>
+        <w:rPr>
+          <w:rFonts w:ascii="Times New Roman" w:eastAsia="Times New Roman" w:hAnsi="Times New Roman" w:cs="Times New Roman"/>
+          <w:sz w:val="24"/>
+          <w:szCs w:val="24"/>
+        </w:rPr>
+        <w:t>Throughout development, the application will be tested to ensure that all of its features function as expected.</w:t>
+      </w:r>
+    </w:p>
+    <w:p>
+      <w:pPr>
+        <w:spacing w:before="100" w:beforeAutospacing="1" w:after="100" w:afterAutospacing="1" w:line="240" w:lineRule="auto"/>
+        <w:rPr>
+          <w:rFonts w:ascii="Times New Roman" w:eastAsia="Times New Roman" w:hAnsi="Times New Roman" w:cs="Times New Roman"/>
+          <w:sz w:val="24"/>
+          <w:szCs w:val="24"/>
+        </w:rPr>
+      </w:pPr>
+      <w:r>
+        <w:rPr>
+          <w:rFonts w:ascii="Times New Roman" w:eastAsia="Times New Roman" w:hAnsi="Times New Roman" w:cs="Times New Roman"/>
+          <w:b/>
+          <w:bCs/>
+          <w:sz w:val="24"/>
+          <w:szCs w:val="24"/>
+        </w:rPr>
+        <w:t>Functional Testing:</w:t>
+      </w:r>
+      <w:r>
+        <w:rPr>
+          <w:rFonts w:ascii="Times New Roman" w:eastAsia="Times New Roman" w:hAnsi="Times New Roman" w:cs="Times New Roman"/>
+          <w:sz w:val="24"/>
+          <w:szCs w:val="24"/>
+        </w:rPr>
+        <w:t xml:space="preserve"> </w:t>
+      </w:r>
+      <w:r>
+        <w:rPr>
+          <w:rFonts w:ascii="Times New Roman" w:eastAsia="Times New Roman" w:hAnsi="Times New Roman" w:cs="Times New Roman"/>
+          <w:sz w:val="24"/>
+          <w:szCs w:val="24"/>
+        </w:rPr>
+        <w:t>Every feature, including URL validation, test generation, test execution, result storage, and report preparati</w:t>
+      </w:r>
+      <w:r>
+        <w:rPr>
+          <w:rFonts w:ascii="Times New Roman" w:eastAsia="Times New Roman" w:hAnsi="Times New Roman" w:cs="Times New Roman"/>
+          <w:sz w:val="24"/>
+          <w:szCs w:val="24"/>
+        </w:rPr>
+        <w:t>on, will be examined separately</w:t>
+      </w:r>
+      <w:r>
+        <w:rPr>
+          <w:rFonts w:ascii="Times New Roman" w:eastAsia="Times New Roman" w:hAnsi="Times New Roman" w:cs="Times New Roman"/>
+          <w:sz w:val="24"/>
+          <w:szCs w:val="24"/>
+        </w:rPr>
+        <w:t>.</w:t>
+      </w:r>
+    </w:p>
+    <w:p>
+      <w:pPr>
+        <w:spacing w:before="100" w:beforeAutospacing="1" w:after="100" w:afterAutospacing="1" w:line="240" w:lineRule="auto"/>
+        <w:rPr>
+          <w:rFonts w:ascii="Times New Roman" w:eastAsia="Times New Roman" w:hAnsi="Times New Roman" w:cs="Times New Roman"/>
+          <w:sz w:val="24"/>
+          <w:szCs w:val="24"/>
+        </w:rPr>
+      </w:pPr>
+      <w:r>
+        <w:rPr>
+          <w:rFonts w:ascii="Times New Roman" w:eastAsia="Times New Roman" w:hAnsi="Times New Roman" w:cs="Times New Roman"/>
+          <w:b/>
+          <w:bCs/>
+          <w:sz w:val="24"/>
+          <w:szCs w:val="24"/>
+        </w:rPr>
+        <w:t>Integration Testing:</w:t>
+      </w:r>
+      <w:r>
+        <w:rPr>
+          <w:rFonts w:ascii="Times New Roman" w:eastAsia="Times New Roman" w:hAnsi="Times New Roman" w:cs="Times New Roman"/>
+          <w:sz w:val="24"/>
+          <w:szCs w:val="24"/>
+        </w:rPr>
+        <w:t xml:space="preserve"> </w:t>
+      </w:r>
+      <w:r>
+        <w:rPr>
+          <w:rFonts w:ascii="Times New Roman" w:eastAsia="Times New Roman" w:hAnsi="Times New Roman" w:cs="Times New Roman"/>
+          <w:sz w:val="24"/>
+          <w:szCs w:val="24"/>
+        </w:rPr>
+        <w:t>To find communication issues, the relationship between the frontend, backend, AI service, database, and Playwright will be examined.</w:t>
+      </w:r>
+    </w:p>
+    <w:p>
+      <w:pPr>
+        <w:spacing w:before="100" w:beforeAutospacing="1" w:after="100" w:afterAutospacing="1" w:line="240" w:lineRule="auto"/>
+        <w:rPr>
+          <w:rFonts w:ascii="Times New Roman" w:eastAsia="Times New Roman" w:hAnsi="Times New Roman" w:cs="Times New Roman"/>
+          <w:sz w:val="24"/>
+          <w:szCs w:val="24"/>
+        </w:rPr>
+      </w:pPr>
+      <w:r>
+        <w:rPr>
+          <w:rFonts w:ascii="Times New Roman" w:eastAsia="Times New Roman" w:hAnsi="Times New Roman" w:cs="Times New Roman"/>
+          <w:b/>
+          <w:bCs/>
+          <w:sz w:val="24"/>
+          <w:szCs w:val="24"/>
+        </w:rPr>
+        <w:t>Test Execution Testing:</w:t>
+      </w:r>
+      <w:r>
+        <w:rPr>
+          <w:rFonts w:ascii="Times New Roman" w:eastAsia="Times New Roman" w:hAnsi="Times New Roman" w:cs="Times New Roman"/>
+          <w:sz w:val="24"/>
+          <w:szCs w:val="24"/>
+        </w:rPr>
+        <w:t xml:space="preserve"> </w:t>
+      </w:r>
+      <w:r>
+        <w:rPr>
+          <w:rFonts w:ascii="Times New Roman" w:eastAsia="Times New Roman" w:hAnsi="Times New Roman" w:cs="Times New Roman"/>
+          <w:sz w:val="24"/>
+          <w:szCs w:val="24"/>
+        </w:rPr>
+        <w:t>To verify that the system reports findings correctly, a few scenarios with known expected outcomes will be condu</w:t>
+      </w:r>
+      <w:r>
+        <w:rPr>
+          <w:rFonts w:ascii="Times New Roman" w:eastAsia="Times New Roman" w:hAnsi="Times New Roman" w:cs="Times New Roman"/>
+          <w:sz w:val="24"/>
+          <w:szCs w:val="24"/>
+        </w:rPr>
+        <w:t>cted</w:t>
+      </w:r>
+      <w:r>
+        <w:rPr>
+          <w:rFonts w:ascii="Times New Roman" w:eastAsia="Times New Roman" w:hAnsi="Times New Roman" w:cs="Times New Roman"/>
+          <w:sz w:val="24"/>
+          <w:szCs w:val="24"/>
+        </w:rPr>
+        <w:t>.</w:t>
+      </w:r>
+    </w:p>
+    <w:p>
+      <w:pPr>
+        <w:spacing w:before="100" w:beforeAutospacing="1" w:after="100" w:afterAutospacing="1" w:line="240" w:lineRule="auto"/>
+        <w:rPr>
+          <w:rFonts w:ascii="Times New Roman" w:eastAsia="Times New Roman" w:hAnsi="Times New Roman" w:cs="Times New Roman"/>
+          <w:sz w:val="24"/>
+          <w:szCs w:val="24"/>
+        </w:rPr>
+      </w:pPr>
+      <w:r>
+        <w:rPr>
+          <w:rFonts w:ascii="Times New Roman" w:eastAsia="Times New Roman" w:hAnsi="Times New Roman" w:cs="Times New Roman"/>
+          <w:b/>
+          <w:bCs/>
           <w:sz w:val="24"/>
           <w:szCs w:val="24"/>
         </w:rPr>
         <w:lastRenderedPageBreak/>
-        <w:t>Users will be able to enter a website URL, receive suggested tests, approve them, and view the results after execution. The application will record test status, capture screenshots, save error logs, and provide a report summarizing the testing session.</w:t>
-      </w:r>
-    </w:p>
-    <w:p>
-      <w:pPr>
-        <w:spacing w:before="100" w:beforeAutospacing="1" w:after="100" w:afterAutospacing="1" w:line="240" w:lineRule="auto"/>
-        <w:rPr>
-          <w:rFonts w:ascii="Times New Roman" w:eastAsia="Times New Roman" w:hAnsi="Times New Roman" w:cs="Times New Roman"/>
-          <w:sz w:val="24"/>
-          <w:szCs w:val="24"/>
-        </w:rPr>
-      </w:pPr>
-      <w:r>
-        <w:rPr>
-          <w:rFonts w:ascii="Times New Roman" w:eastAsia="Times New Roman" w:hAnsi="Times New Roman" w:cs="Times New Roman"/>
-          <w:sz w:val="24"/>
-          <w:szCs w:val="24"/>
-        </w:rPr>
-        <w:t>The project will also demonstrate how frontend development, backend programming, AI integration, browser automation, and database management can be combined to solve a practical software testing problem.</w:t>
-      </w:r>
-    </w:p>
-    <w:p>
-      <w:pPr>
-        <w:spacing w:before="100" w:beforeAutospacing="1" w:after="100" w:afterAutospacing="1" w:line="240" w:lineRule="auto"/>
-        <w:rPr>
-          <w:rFonts w:ascii="Times New Roman" w:eastAsia="Times New Roman" w:hAnsi="Times New Roman" w:cs="Times New Roman"/>
-          <w:sz w:val="24"/>
-          <w:szCs w:val="24"/>
-        </w:rPr>
-      </w:pPr>
-      <w:r>
-        <w:rPr>
-          <w:rFonts w:ascii="Times New Roman" w:eastAsia="Times New Roman" w:hAnsi="Times New Roman" w:cs="Times New Roman"/>
-          <w:sz w:val="24"/>
-          <w:szCs w:val="24"/>
-        </w:rPr>
-        <w:t>The final system will be evaluated using selected website scenarios to measure how well it generates useful test cases, executes tests, records results, and reduces the time needed for repetitive testing tasks.</w:t>
+        <w:t>AI Test-Case Evaluation:</w:t>
+      </w:r>
+      <w:r>
+        <w:rPr>
+          <w:rFonts w:ascii="Times New Roman" w:eastAsia="Times New Roman" w:hAnsi="Times New Roman" w:cs="Times New Roman"/>
+          <w:sz w:val="24"/>
+          <w:szCs w:val="24"/>
+        </w:rPr>
+        <w:t xml:space="preserve"> </w:t>
+      </w:r>
+      <w:r>
+        <w:rPr>
+          <w:rFonts w:ascii="Times New Roman" w:eastAsia="Times New Roman" w:hAnsi="Times New Roman" w:cs="Times New Roman"/>
+          <w:sz w:val="24"/>
+          <w:szCs w:val="24"/>
+        </w:rPr>
+        <w:t>All generated tests will be examined for appropriate expected outcomes, legitimate actions, relevancy, and clarity. Additionally, they will be compared with a collection of test cases that were created by hands.</w:t>
+      </w:r>
+    </w:p>
+    <w:p>
+      <w:pPr>
+        <w:spacing w:before="100" w:beforeAutospacing="1" w:after="100" w:afterAutospacing="1" w:line="240" w:lineRule="auto"/>
+        <w:rPr>
+          <w:rFonts w:ascii="Times New Roman" w:eastAsia="Times New Roman" w:hAnsi="Times New Roman" w:cs="Times New Roman"/>
+          <w:sz w:val="24"/>
+          <w:szCs w:val="24"/>
+        </w:rPr>
+      </w:pPr>
+      <w:r>
+        <w:rPr>
+          <w:rFonts w:ascii="Times New Roman" w:eastAsia="Times New Roman" w:hAnsi="Times New Roman" w:cs="Times New Roman"/>
+          <w:b/>
+          <w:bCs/>
+          <w:sz w:val="24"/>
+          <w:szCs w:val="24"/>
+        </w:rPr>
+        <w:t>Usability Testing:</w:t>
+      </w:r>
+      <w:r>
+        <w:rPr>
+          <w:rFonts w:ascii="Times New Roman" w:eastAsia="Times New Roman" w:hAnsi="Times New Roman" w:cs="Times New Roman"/>
+          <w:sz w:val="24"/>
+          <w:szCs w:val="24"/>
+        </w:rPr>
+        <w:t xml:space="preserve"> </w:t>
+      </w:r>
+      <w:r>
+        <w:rPr>
+          <w:rFonts w:ascii="Times New Roman" w:eastAsia="Times New Roman" w:hAnsi="Times New Roman" w:cs="Times New Roman"/>
+          <w:sz w:val="24"/>
+          <w:szCs w:val="24"/>
+        </w:rPr>
+        <w:t>Users may be asked to test the application and report on its clarity and usability.</w:t>
+      </w:r>
+    </w:p>
+    <w:p>
+      <w:pPr>
+        <w:spacing w:before="100" w:beforeAutospacing="1" w:after="100" w:afterAutospacing="1" w:line="240" w:lineRule="auto"/>
+        <w:rPr>
+          <w:rFonts w:ascii="Times New Roman" w:eastAsia="Times New Roman" w:hAnsi="Times New Roman" w:cs="Times New Roman"/>
+          <w:sz w:val="24"/>
+          <w:szCs w:val="24"/>
+        </w:rPr>
+      </w:pPr>
+      <w:r>
+        <w:rPr>
+          <w:rFonts w:ascii="Times New Roman" w:eastAsia="Times New Roman" w:hAnsi="Times New Roman" w:cs="Times New Roman"/>
+          <w:b/>
+          <w:bCs/>
+          <w:sz w:val="24"/>
+          <w:szCs w:val="24"/>
+        </w:rPr>
+        <w:t>Time Comparison:</w:t>
+      </w:r>
+      <w:r>
+        <w:rPr>
+          <w:rFonts w:ascii="Times New Roman" w:eastAsia="Times New Roman" w:hAnsi="Times New Roman" w:cs="Times New Roman"/>
+          <w:sz w:val="24"/>
+          <w:szCs w:val="24"/>
+        </w:rPr>
+        <w:t xml:space="preserve"> </w:t>
+      </w:r>
+      <w:r>
+        <w:rPr>
+          <w:rFonts w:ascii="Times New Roman" w:eastAsia="Times New Roman" w:hAnsi="Times New Roman" w:cs="Times New Roman"/>
+          <w:sz w:val="24"/>
+          <w:szCs w:val="24"/>
+        </w:rPr>
+        <w:t>The amount of time needed to complete specific tests by hand will be contrasted with the amount of time needed by the automated system.</w:t>
       </w:r>
     </w:p>
     <w:p>
@@ -3408,225 +4022,17 @@
         <w:outlineLvl w:val="2"/>
         <w:rPr>
           <w:rFonts w:ascii="Times New Roman" w:eastAsia="Times New Roman" w:hAnsi="Times New Roman" w:cs="Times New Roman"/>
-          <w:b/>
-          <w:bCs/>
-          <w:sz w:val="24"/>
-          <w:szCs w:val="24"/>
-        </w:rPr>
-      </w:pPr>
-      <w:r>
-        <w:rPr>
-          <w:rFonts w:ascii="Times New Roman" w:eastAsia="Times New Roman" w:hAnsi="Times New Roman" w:cs="Times New Roman"/>
-          <w:b/>
-          <w:bCs/>
-          <w:sz w:val="24"/>
-          <w:szCs w:val="24"/>
-        </w:rPr>
-        <w:t>13. Evaluation and Testing</w:t>
-      </w:r>
-    </w:p>
-    <w:p>
-      <w:pPr>
-        <w:spacing w:before="100" w:beforeAutospacing="1" w:after="100" w:afterAutospacing="1" w:line="240" w:lineRule="auto"/>
-        <w:rPr>
-          <w:rFonts w:ascii="Times New Roman" w:eastAsia="Times New Roman" w:hAnsi="Times New Roman" w:cs="Times New Roman"/>
-          <w:sz w:val="24"/>
-          <w:szCs w:val="24"/>
-        </w:rPr>
-      </w:pPr>
-      <w:r>
-        <w:rPr>
-          <w:rFonts w:ascii="Times New Roman" w:eastAsia="Times New Roman" w:hAnsi="Times New Roman" w:cs="Times New Roman"/>
-          <w:sz w:val="24"/>
-          <w:szCs w:val="24"/>
-        </w:rPr>
-        <w:t>The application will be tested throughout development to make sure its features work correctly.</w:t>
-      </w:r>
-    </w:p>
-    <w:p>
-      <w:pPr>
-        <w:spacing w:before="100" w:beforeAutospacing="1" w:after="100" w:afterAutospacing="1" w:line="240" w:lineRule="auto"/>
-        <w:rPr>
-          <w:rFonts w:ascii="Times New Roman" w:eastAsia="Times New Roman" w:hAnsi="Times New Roman" w:cs="Times New Roman"/>
-          <w:sz w:val="24"/>
-          <w:szCs w:val="24"/>
-        </w:rPr>
-      </w:pPr>
-      <w:r>
-        <w:rPr>
-          <w:rFonts w:ascii="Times New Roman" w:eastAsia="Times New Roman" w:hAnsi="Times New Roman" w:cs="Times New Roman"/>
-          <w:b/>
-          <w:bCs/>
-          <w:sz w:val="24"/>
-          <w:szCs w:val="24"/>
-        </w:rPr>
-        <w:t>Functional Testing:</w:t>
-      </w:r>
-      <w:r>
-        <w:rPr>
-          <w:rFonts w:ascii="Times New Roman" w:eastAsia="Times New Roman" w:hAnsi="Times New Roman" w:cs="Times New Roman"/>
-          <w:sz w:val="24"/>
-          <w:szCs w:val="24"/>
-        </w:rPr>
-        <w:t xml:space="preserve"> Each feature will be checked individually, including URL validation, test generation, test execution, result storage, and report creation.</w:t>
-      </w:r>
-    </w:p>
-    <w:p>
-      <w:pPr>
-        <w:spacing w:before="100" w:beforeAutospacing="1" w:after="100" w:afterAutospacing="1" w:line="240" w:lineRule="auto"/>
-        <w:rPr>
-          <w:rFonts w:ascii="Times New Roman" w:eastAsia="Times New Roman" w:hAnsi="Times New Roman" w:cs="Times New Roman"/>
-          <w:sz w:val="24"/>
-          <w:szCs w:val="24"/>
-        </w:rPr>
-      </w:pPr>
-      <w:r>
-        <w:rPr>
-          <w:rFonts w:ascii="Times New Roman" w:eastAsia="Times New Roman" w:hAnsi="Times New Roman" w:cs="Times New Roman"/>
-          <w:b/>
-          <w:bCs/>
-          <w:sz w:val="24"/>
-          <w:szCs w:val="24"/>
-        </w:rPr>
-        <w:t>Integration Testing:</w:t>
-      </w:r>
-      <w:r>
-        <w:rPr>
-          <w:rFonts w:ascii="Times New Roman" w:eastAsia="Times New Roman" w:hAnsi="Times New Roman" w:cs="Times New Roman"/>
-          <w:sz w:val="24"/>
-          <w:szCs w:val="24"/>
-        </w:rPr>
-        <w:t xml:space="preserve"> The connection between the frontend, backend, AI service, database, and Playwright will be tested to identify communication problems.</w:t>
-      </w:r>
-    </w:p>
-    <w:p>
-      <w:pPr>
-        <w:spacing w:before="100" w:beforeAutospacing="1" w:after="100" w:afterAutospacing="1" w:line="240" w:lineRule="auto"/>
-        <w:rPr>
-          <w:rFonts w:ascii="Times New Roman" w:eastAsia="Times New Roman" w:hAnsi="Times New Roman" w:cs="Times New Roman"/>
-          <w:sz w:val="24"/>
-          <w:szCs w:val="24"/>
-        </w:rPr>
-      </w:pPr>
-      <w:r>
-        <w:rPr>
-          <w:rFonts w:ascii="Times New Roman" w:eastAsia="Times New Roman" w:hAnsi="Times New Roman" w:cs="Times New Roman"/>
-          <w:b/>
-          <w:bCs/>
-          <w:sz w:val="24"/>
-          <w:szCs w:val="24"/>
-        </w:rPr>
-        <w:t>Test Execution Testing:</w:t>
-      </w:r>
-      <w:r>
-        <w:rPr>
-          <w:rFonts w:ascii="Times New Roman" w:eastAsia="Times New Roman" w:hAnsi="Times New Roman" w:cs="Times New Roman"/>
-          <w:sz w:val="24"/>
-          <w:szCs w:val="24"/>
-        </w:rPr>
-        <w:t xml:space="preserve"> Selected scenarios with known expected results will be executed to check whether the system reports outcomes correctly.</w:t>
-      </w:r>
-    </w:p>
-    <w:p>
-      <w:pPr>
-        <w:spacing w:before="100" w:beforeAutospacing="1" w:after="100" w:afterAutospacing="1" w:line="240" w:lineRule="auto"/>
-        <w:rPr>
-          <w:rFonts w:ascii="Times New Roman" w:eastAsia="Times New Roman" w:hAnsi="Times New Roman" w:cs="Times New Roman"/>
-          <w:sz w:val="24"/>
-          <w:szCs w:val="24"/>
-        </w:rPr>
-      </w:pPr>
-      <w:r>
-        <w:rPr>
-          <w:rFonts w:ascii="Times New Roman" w:eastAsia="Times New Roman" w:hAnsi="Times New Roman" w:cs="Times New Roman"/>
-          <w:b/>
-          <w:bCs/>
-          <w:sz w:val="24"/>
-          <w:szCs w:val="24"/>
-        </w:rPr>
-        <w:t>AI Test-Case Evaluation:</w:t>
-      </w:r>
-      <w:r>
-        <w:rPr>
-          <w:rFonts w:ascii="Times New Roman" w:eastAsia="Times New Roman" w:hAnsi="Times New Roman" w:cs="Times New Roman"/>
-          <w:sz w:val="24"/>
-          <w:szCs w:val="24"/>
-        </w:rPr>
-        <w:t xml:space="preserve"> Generated tests will be reviewed for relevance, clarity, valid actions, and appropriate expected results. They will also be compared with a manually prepared set of test cases.</w:t>
-      </w:r>
-    </w:p>
-    <w:p>
-      <w:pPr>
-        <w:spacing w:before="100" w:beforeAutospacing="1" w:after="100" w:afterAutospacing="1" w:line="240" w:lineRule="auto"/>
-        <w:rPr>
-          <w:rFonts w:ascii="Times New Roman" w:eastAsia="Times New Roman" w:hAnsi="Times New Roman" w:cs="Times New Roman"/>
-          <w:sz w:val="24"/>
-          <w:szCs w:val="24"/>
-        </w:rPr>
-      </w:pPr>
-      <w:r>
-        <w:rPr>
-          <w:rFonts w:ascii="Times New Roman" w:eastAsia="Times New Roman" w:hAnsi="Times New Roman" w:cs="Times New Roman"/>
-          <w:b/>
-          <w:bCs/>
-          <w:sz w:val="24"/>
-          <w:szCs w:val="24"/>
-        </w:rPr>
-        <w:t>Usability Testing:</w:t>
-      </w:r>
-      <w:r>
-        <w:rPr>
-          <w:rFonts w:ascii="Times New Roman" w:eastAsia="Times New Roman" w:hAnsi="Times New Roman" w:cs="Times New Roman"/>
-          <w:sz w:val="24"/>
-          <w:szCs w:val="24"/>
-        </w:rPr>
-        <w:t xml:space="preserve"> Users may be asked to try the application and provide feedback on its ease of use and clarity.</w:t>
-      </w:r>
-    </w:p>
-    <w:p>
-      <w:pPr>
-        <w:spacing w:before="100" w:beforeAutospacing="1" w:after="100" w:afterAutospacing="1" w:line="240" w:lineRule="auto"/>
-        <w:rPr>
-          <w:rFonts w:ascii="Times New Roman" w:eastAsia="Times New Roman" w:hAnsi="Times New Roman" w:cs="Times New Roman"/>
-          <w:sz w:val="24"/>
-          <w:szCs w:val="24"/>
-        </w:rPr>
-      </w:pPr>
-      <w:r>
-        <w:rPr>
-          <w:rFonts w:ascii="Times New Roman" w:eastAsia="Times New Roman" w:hAnsi="Times New Roman" w:cs="Times New Roman"/>
-          <w:b/>
-          <w:bCs/>
-          <w:sz w:val="24"/>
-          <w:szCs w:val="24"/>
-        </w:rPr>
-        <w:t>Time Comparison:</w:t>
-      </w:r>
-      <w:r>
-        <w:rPr>
-          <w:rFonts w:ascii="Times New Roman" w:eastAsia="Times New Roman" w:hAnsi="Times New Roman" w:cs="Times New Roman"/>
-          <w:sz w:val="24"/>
-          <w:szCs w:val="24"/>
-        </w:rPr>
-        <w:t xml:space="preserve"> The time required to perform selected tests manually will be compared with the time required by the automated system.</w:t>
-      </w:r>
-    </w:p>
-    <w:p>
-      <w:pPr>
-        <w:spacing w:before="100" w:beforeAutospacing="1" w:after="100" w:afterAutospacing="1" w:line="240" w:lineRule="auto"/>
-        <w:rPr>
-          <w:rFonts w:ascii="Times New Roman" w:eastAsia="Times New Roman" w:hAnsi="Times New Roman" w:cs="Times New Roman"/>
-          <w:sz w:val="24"/>
-          <w:szCs w:val="24"/>
-        </w:rPr>
-      </w:pPr>
-      <w:r>
-        <w:rPr>
-          <w:rFonts w:ascii="Times New Roman" w:eastAsia="Times New Roman" w:hAnsi="Times New Roman" w:cs="Times New Roman"/>
-          <w:sz w:val="24"/>
-          <w:szCs w:val="24"/>
-        </w:rPr>
-        <w:t>The evaluation will consider measures such as the percentage of usable generated test cases, the correctness of reported outcomes, the number of successfully completed tests, and the time required to test selected scenarios.</w:t>
+          <w:sz w:val="24"/>
+          <w:szCs w:val="24"/>
+        </w:rPr>
+      </w:pPr>
+      <w:r>
+        <w:rPr>
+          <w:rFonts w:ascii="Times New Roman" w:eastAsia="Times New Roman" w:hAnsi="Times New Roman" w:cs="Times New Roman"/>
+          <w:sz w:val="24"/>
+          <w:szCs w:val="24"/>
+        </w:rPr>
+        <w:t>The usefulness of AI-generated test cases, accuracy of test results, successful test execution, and time saved in repetitive testing will all be taken into account when assessing the system.</w:t>
       </w:r>
     </w:p>
     <w:p>
@@ -3667,80 +4073,25 @@
           <w:sz w:val="24"/>
           <w:szCs w:val="24"/>
         </w:rPr>
-        <w:t>The system may generate test cases that are incomplete or unsuitable for certain websites. Some websites may require authentication, CAPTCHA, or interactions that the initial version cannot handle. Changes to website layouts can also affect test execution.</w:t>
-      </w:r>
-    </w:p>
-    <w:p>
-      <w:pPr>
-        <w:spacing w:before="100" w:beforeAutospacing="1" w:after="100" w:afterAutospacing="1" w:line="240" w:lineRule="auto"/>
-        <w:rPr>
-          <w:rFonts w:ascii="Times New Roman" w:eastAsia="Times New Roman" w:hAnsi="Times New Roman" w:cs="Times New Roman"/>
-          <w:sz w:val="24"/>
-          <w:szCs w:val="24"/>
-        </w:rPr>
-      </w:pPr>
-      <w:r>
-        <w:rPr>
-          <w:rFonts w:ascii="Times New Roman" w:eastAsia="Times New Roman" w:hAnsi="Times New Roman" w:cs="Times New Roman"/>
-          <w:sz w:val="24"/>
-          <w:szCs w:val="24"/>
-        </w:rPr>
-        <w:lastRenderedPageBreak/>
-        <w:t>AI-generated explanations may not always identify the exact cause of a failure. A test can fail because of a genuine website problem, an incorrect expected result, a network issue, or a problem with the test itself. The system will therefore rely on recorded evidence to support its reports.</w:t>
-      </w:r>
-    </w:p>
-    <w:p>
-      <w:pPr>
-        <w:spacing w:before="100" w:beforeAutospacing="1" w:after="100" w:afterAutospacing="1" w:line="240" w:lineRule="auto"/>
-        <w:rPr>
-          <w:rFonts w:ascii="Times New Roman" w:eastAsia="Times New Roman" w:hAnsi="Times New Roman" w:cs="Times New Roman"/>
-          <w:sz w:val="24"/>
-          <w:szCs w:val="24"/>
-        </w:rPr>
-      </w:pPr>
-      <w:r>
-        <w:rPr>
-          <w:rFonts w:ascii="Times New Roman" w:eastAsia="Times New Roman" w:hAnsi="Times New Roman" w:cs="Times New Roman"/>
-          <w:sz w:val="24"/>
-          <w:szCs w:val="24"/>
-        </w:rPr>
-        <w:t>Cloud deployment may also introduce limitations related to execution time, browser resources, and storage. The initial version will focus on basic website functionality rather than advanced performance or security testing.</w:t>
-      </w:r>
-    </w:p>
-    <w:p>
-      <w:pPr>
-        <w:spacing w:before="100" w:beforeAutospacing="1" w:after="100" w:afterAutospacing="1" w:line="240" w:lineRule="auto"/>
-        <w:rPr>
-          <w:rFonts w:ascii="Times New Roman" w:eastAsia="Times New Roman" w:hAnsi="Times New Roman" w:cs="Times New Roman"/>
-          <w:sz w:val="24"/>
-          <w:szCs w:val="24"/>
-        </w:rPr>
-      </w:pPr>
-      <w:r>
-        <w:rPr>
-          <w:rFonts w:ascii="Times New Roman" w:eastAsia="Times New Roman" w:hAnsi="Times New Roman" w:cs="Times New Roman"/>
-          <w:sz w:val="24"/>
-          <w:szCs w:val="24"/>
-        </w:rPr>
-        <w:t>Future enhancements may include self-healing element selectors, accessibility checks, visual comparison of screenshots, multi-browser testing, scheduled test runs, improved test coverage analysis, and notifications when tests fail.</w:t>
-      </w:r>
-    </w:p>
-    <w:p>
-      <w:pPr>
-        <w:spacing w:before="100" w:beforeAutospacing="1" w:after="100" w:afterAutospacing="1" w:line="240" w:lineRule="auto"/>
-        <w:rPr>
-          <w:rFonts w:ascii="Times New Roman" w:eastAsia="Times New Roman" w:hAnsi="Times New Roman" w:cs="Times New Roman"/>
-          <w:sz w:val="24"/>
-          <w:szCs w:val="24"/>
-        </w:rPr>
-      </w:pPr>
-      <w:r>
-        <w:rPr>
-          <w:rFonts w:ascii="Times New Roman" w:eastAsia="Times New Roman" w:hAnsi="Times New Roman" w:cs="Times New Roman"/>
-          <w:sz w:val="24"/>
-          <w:szCs w:val="24"/>
-        </w:rPr>
-        <w:t>These features can be added after the main application is working reliably.</w:t>
+        <w:t>Test cases that are unsuitable or improper for certain websites may be produced by the system. Some websites could need CAPTCHA, login, or other interactions that were not supported by the original version. Test execution could potentially be impacted by modifications to website layouts.</w:t>
+      </w:r>
+    </w:p>
+    <w:p>
+      <w:pPr>
+        <w:spacing w:before="100" w:beforeAutospacing="1" w:after="100" w:afterAutospacing="1" w:line="240" w:lineRule="auto"/>
+        <w:rPr>
+          <w:rFonts w:ascii="Times New Roman" w:eastAsia="Times New Roman" w:hAnsi="Times New Roman" w:cs="Times New Roman"/>
+          <w:sz w:val="24"/>
+          <w:szCs w:val="24"/>
+        </w:rPr>
+      </w:pPr>
+      <w:r>
+        <w:rPr>
+          <w:rFonts w:ascii="Times New Roman" w:eastAsia="Times New Roman" w:hAnsi="Times New Roman" w:cs="Times New Roman"/>
+          <w:sz w:val="24"/>
+          <w:szCs w:val="24"/>
+        </w:rPr>
+        <w:t>Explanations produced by AI might not always pinpoint the precise reason behind a failure. A real website issue, an inaccurate predicted result, a network difficulty, or an issue with the test itself can all cause a test to fail. As a result, the system's reports will be based on recorded evidence.</w:t>
       </w:r>
     </w:p>
     <w:p>
@@ -3749,6 +4100,63 @@
         <w:outlineLvl w:val="2"/>
         <w:rPr>
           <w:rFonts w:ascii="Times New Roman" w:eastAsia="Times New Roman" w:hAnsi="Times New Roman" w:cs="Times New Roman"/>
+          <w:sz w:val="24"/>
+          <w:szCs w:val="24"/>
+        </w:rPr>
+      </w:pPr>
+      <w:r>
+        <w:rPr>
+          <w:rFonts w:ascii="Times New Roman" w:eastAsia="Times New Roman" w:hAnsi="Times New Roman" w:cs="Times New Roman"/>
+          <w:sz w:val="24"/>
+          <w:szCs w:val="24"/>
+        </w:rPr>
+        <w:t>Limitations on execution time, browser resources, and storage may also be introduced by cloud deployment. Rather than advanced performance or security testing, the first version will focus on basic website functionality.</w:t>
+      </w:r>
+    </w:p>
+    <w:p>
+      <w:pPr>
+        <w:spacing w:before="100" w:beforeAutospacing="1" w:after="100" w:afterAutospacing="1" w:line="240" w:lineRule="auto"/>
+        <w:outlineLvl w:val="2"/>
+        <w:rPr>
+          <w:rFonts w:ascii="Times New Roman" w:eastAsia="Times New Roman" w:hAnsi="Times New Roman" w:cs="Times New Roman"/>
+          <w:sz w:val="24"/>
+          <w:szCs w:val="24"/>
+        </w:rPr>
+      </w:pPr>
+      <w:r>
+        <w:rPr>
+          <w:rFonts w:ascii="Times New Roman" w:eastAsia="Times New Roman" w:hAnsi="Times New Roman" w:cs="Times New Roman"/>
+          <w:sz w:val="24"/>
+          <w:szCs w:val="24"/>
+        </w:rPr>
+        <w:t>Self-healing element selectors, accessibility checks, visual comparison of screenshots, multi-browser testing, scheduled test runs, enhanced test coverage analysis, and failure warnings are some potential future improvements.</w:t>
+      </w:r>
+    </w:p>
+    <w:p>
+      <w:pPr>
+        <w:spacing w:before="100" w:beforeAutospacing="1" w:after="100" w:afterAutospacing="1" w:line="240" w:lineRule="auto"/>
+        <w:outlineLvl w:val="2"/>
+        <w:rPr>
+          <w:rFonts w:ascii="Times New Roman" w:eastAsia="Times New Roman" w:hAnsi="Times New Roman" w:cs="Times New Roman"/>
+          <w:sz w:val="24"/>
+          <w:szCs w:val="24"/>
+        </w:rPr>
+      </w:pPr>
+      <w:r>
+        <w:rPr>
+          <w:rFonts w:ascii="Times New Roman" w:eastAsia="Times New Roman" w:hAnsi="Times New Roman" w:cs="Times New Roman"/>
+          <w:sz w:val="24"/>
+          <w:szCs w:val="24"/>
+        </w:rPr>
+        <w:t>Once the primary program is operating continuously, such features can be added.</w:t>
+      </w:r>
+    </w:p>
+    <w:p>
+      <w:pPr>
+        <w:spacing w:before="100" w:beforeAutospacing="1" w:after="100" w:afterAutospacing="1" w:line="240" w:lineRule="auto"/>
+        <w:outlineLvl w:val="2"/>
+        <w:rPr>
+          <w:rFonts w:ascii="Times New Roman" w:eastAsia="Times New Roman" w:hAnsi="Times New Roman" w:cs="Times New Roman"/>
           <w:b/>
           <w:bCs/>
           <w:sz w:val="24"/>
@@ -3770,87 +4178,29 @@
       <w:pPr>
         <w:spacing w:before="100" w:beforeAutospacing="1" w:after="100" w:afterAutospacing="1" w:line="240" w:lineRule="auto"/>
         <w:rPr>
-          <w:rFonts w:ascii="Times New Roman" w:eastAsia="Times New Roman" w:hAnsi="Times New Roman" w:cs="Times New Roman"/>
-          <w:sz w:val="24"/>
-          <w:szCs w:val="24"/>
-        </w:rPr>
-      </w:pPr>
-      <w:r>
-        <w:rPr>
-          <w:rFonts w:ascii="Times New Roman" w:eastAsia="Times New Roman" w:hAnsi="Times New Roman" w:cs="Times New Roman"/>
-          <w:sz w:val="24"/>
-          <w:szCs w:val="24"/>
-        </w:rPr>
-        <w:t>The AI-Powered Automated Web Testing Assistant is intended to make basic website testing easier by combining AI-based test generation with automated browser execution. It will help users prepare test cases, run approved tests, verify results, collect screenshots and logs, and understand potential failures through readable reports.</w:t>
-      </w:r>
-    </w:p>
-    <w:p>
-      <w:pPr>
-        <w:spacing w:before="100" w:beforeAutospacing="1" w:after="100" w:afterAutospacing="1" w:line="240" w:lineRule="auto"/>
-        <w:rPr>
-          <w:rFonts w:ascii="Times New Roman" w:eastAsia="Times New Roman" w:hAnsi="Times New Roman" w:cs="Times New Roman"/>
-          <w:sz w:val="24"/>
-          <w:szCs w:val="24"/>
-        </w:rPr>
-      </w:pPr>
-      <w:r>
-        <w:rPr>
-          <w:rFonts w:ascii="Times New Roman" w:eastAsia="Times New Roman" w:hAnsi="Times New Roman" w:cs="Times New Roman"/>
-          <w:sz w:val="24"/>
-          <w:szCs w:val="24"/>
-        </w:rPr>
-        <w:t>The project addresses the time and effort involved in repetitive manual testing and the technical knowledge often required to create automated test scripts. By developing the application, practical experience will be gained in frontend development, backend programming, AI integration, browser automation, database management, and software testing.</w:t>
-      </w:r>
-    </w:p>
-    <w:p>
-      <w:pPr>
-        <w:spacing w:before="100" w:beforeAutospacing="1" w:after="100" w:afterAutospacing="1" w:line="240" w:lineRule="auto"/>
-        <w:rPr>
-          <w:rFonts w:ascii="Times New Roman" w:eastAsia="Times New Roman" w:hAnsi="Times New Roman" w:cs="Times New Roman"/>
-          <w:sz w:val="24"/>
-          <w:szCs w:val="24"/>
-        </w:rPr>
-      </w:pPr>
-      <w:r>
-        <w:rPr>
-          <w:rFonts w:ascii="Times New Roman" w:eastAsia="Times New Roman" w:hAnsi="Times New Roman" w:cs="Times New Roman"/>
-          <w:sz w:val="24"/>
-          <w:szCs w:val="24"/>
-        </w:rPr>
-        <w:t>The initial version will focus on common website interactions and reliable test reporting. Although the system will not replace all manual testing, it will provide a practical starting point for using AI to support software testing and can be extended with more advanced features in the future.</w:t>
-      </w:r>
-    </w:p>
-    <w:p>
-      <w:pPr>
-        <w:rPr>
           <w:rFonts w:ascii="Times New Roman" w:hAnsi="Times New Roman" w:cs="Times New Roman"/>
-          <w:b/>
-          <w:sz w:val="24"/>
-          <w:szCs w:val="24"/>
-        </w:rPr>
-      </w:pPr>
-    </w:p>
-    <w:p>
-      <w:pPr>
-        <w:rPr>
-          <w:rFonts w:ascii="Times New Roman" w:hAnsi="Times New Roman" w:cs="Times New Roman"/>
-          <w:sz w:val="24"/>
-          <w:szCs w:val="24"/>
-        </w:rPr>
-      </w:pPr>
-    </w:p>
-    <w:p>
-      <w:pPr>
-        <w:rPr>
-          <w:rFonts w:ascii="Times New Roman" w:hAnsi="Times New Roman" w:cs="Times New Roman"/>
-          <w:sz w:val="24"/>
-          <w:szCs w:val="24"/>
-        </w:rPr>
-      </w:pPr>
+          <w:sz w:val="24"/>
+          <w:szCs w:val="24"/>
+        </w:rPr>
+      </w:pPr>
+      <w:r>
+        <w:rPr>
+          <w:rFonts w:ascii="Times New Roman" w:eastAsia="Times New Roman" w:hAnsi="Times New Roman" w:cs="Times New Roman"/>
+          <w:sz w:val="24"/>
+          <w:szCs w:val="24"/>
+        </w:rPr>
+        <w:t>The AI-Powered Automated Web Testing Assistant improves website testing by combining browser automation and AI-based test generation. By creating test cases, running authorized tests, taking screenshots, recording problems, and producing reports, it lessens the time and effort needed for repetitive manual testing. The project will improve skills in web development, software testing, and AI integration while offering a workable, expandable solution for typical website testing tasks.</w:t>
+      </w:r>
     </w:p>
     <w:sectPr>
       <w:pgSz w:w="12240" w:h="15840"/>
       <w:pgMar w:top="1440" w:right="1440" w:bottom="1440" w:left="1440" w:header="720" w:footer="720" w:gutter="0"/>
+      <w:pgBorders w:display="firstPage" w:offsetFrom="page">
+        <w:top w:val="single" w:sz="4" w:space="24" w:color="5B9BD5" w:themeColor="accent1"/>
+        <w:left w:val="single" w:sz="4" w:space="24" w:color="5B9BD5" w:themeColor="accent1"/>
+        <w:bottom w:val="single" w:sz="4" w:space="24" w:color="5B9BD5" w:themeColor="accent1"/>
+        <w:right w:val="single" w:sz="4" w:space="24" w:color="5B9BD5" w:themeColor="accent1"/>
+      </w:pgBorders>
       <w:cols w:space="720"/>
       <w:docGrid w:linePitch="360"/>
     </w:sectPr>
@@ -4186,9 +4536,9 @@
       <w:lvlJc w:val="left"/>
       <w:pPr>
         <w:tabs>
-          <w:tab w:val="num" w:pos="720"/>
+          <w:tab w:val="num" w:pos="360"/>
         </w:tabs>
-        <w:ind w:left="720" w:hanging="360"/>
+        <w:ind w:left="360" w:hanging="360"/>
       </w:pPr>
       <w:rPr>
         <w:rFonts w:ascii="Symbol" w:hAnsi="Symbol" w:hint="default"/>
